--- a/curriculum/꿈_V1-1_1과.docx
+++ b/curriculum/꿈_V1-1_1과.docx
@@ -1,6 +1,6 @@
 
 <file path=word/document.xml><?xml version="1.0" encoding="utf-8"?>
-<w:document xmlns:wpc="http://schemas.microsoft.com/office/word/2010/wordprocessingCanvas" xmlns:mc="http://schemas.openxmlformats.org/markup-compatibility/2006" xmlns:o="urn:schemas-microsoft-com:office:office" xmlns:r="http://schemas.openxmlformats.org/officeDocument/2006/relationships" xmlns:m="http://schemas.openxmlformats.org/officeDocument/2006/math" xmlns:v="urn:schemas-microsoft-com:vml" xmlns:wp14="http://schemas.microsoft.com/office/word/2010/wordprocessingDrawing" xmlns:wp="http://schemas.openxmlformats.org/drawingml/2006/wordprocessingDrawing" xmlns:w10="urn:schemas-microsoft-com:office:word" xmlns:w="http://schemas.openxmlformats.org/wordprocessingml/2006/main" xmlns:w14="http://schemas.microsoft.com/office/word/2010/wordml" xmlns:w15="http://schemas.microsoft.com/office/word/2012/wordml" xmlns:wpg="http://schemas.microsoft.com/office/word/2010/wordprocessingGroup" xmlns:wpi="http://schemas.microsoft.com/office/word/2010/wordprocessingInk" xmlns:wne="http://schemas.microsoft.com/office/word/2006/wordml" xmlns:wps="http://schemas.microsoft.com/office/word/2010/wordprocessingShape" xmlns:cx="http://schemas.microsoft.com/office/drawing/2014/chartex" xmlns:cx1="http://schemas.microsoft.com/office/drawing/2015/9/8/chartex" xmlns:cx2="http://schemas.microsoft.com/office/drawing/2015/10/21/chartex" xmlns:cx3="http://schemas.microsoft.com/office/drawing/2016/5/9/chartex" xmlns:cx4="http://schemas.microsoft.com/office/drawing/2016/5/10/chartex" xmlns:cx5="http://schemas.microsoft.com/office/drawing/2016/5/11/chartex" xmlns:cx6="http://schemas.microsoft.com/office/drawing/2016/5/12/chartex" xmlns:cx7="http://schemas.microsoft.com/office/drawing/2016/5/13/chartex" xmlns:cx8="http://schemas.microsoft.com/office/drawing/2016/5/14/chartex" xmlns:aink="http://schemas.microsoft.com/office/drawing/2016/ink" xmlns:am3d="http://schemas.microsoft.com/office/drawing/2017/model3d" xmlns:w16cex="http://schemas.microsoft.com/office/word/2018/wordml/cex" xmlns:w16cid="http://schemas.microsoft.com/office/word/2016/wordml/cid" xmlns:w16="http://schemas.microsoft.com/office/word/2018/wordml" xmlns:w16sdtdh="http://schemas.microsoft.com/office/word/2020/wordml/sdtdatahash" xmlns:w16se="http://schemas.microsoft.com/office/word/2015/wordml/symex" mc:Ignorable="w14 w15 wp14">
+<w:document xmlns:wpc="http://schemas.microsoft.com/office/word/2010/wordprocessingCanvas" xmlns:cx="http://schemas.microsoft.com/office/drawing/2014/chartex" xmlns:cx1="http://schemas.microsoft.com/office/drawing/2015/9/8/chartex" xmlns:cx2="http://schemas.microsoft.com/office/drawing/2015/10/21/chartex" xmlns:cx3="http://schemas.microsoft.com/office/drawing/2016/5/9/chartex" xmlns:cx4="http://schemas.microsoft.com/office/drawing/2016/5/10/chartex" xmlns:cx5="http://schemas.microsoft.com/office/drawing/2016/5/11/chartex" xmlns:cx6="http://schemas.microsoft.com/office/drawing/2016/5/12/chartex" xmlns:cx7="http://schemas.microsoft.com/office/drawing/2016/5/13/chartex" xmlns:cx8="http://schemas.microsoft.com/office/drawing/2016/5/14/chartex" xmlns:mc="http://schemas.openxmlformats.org/markup-compatibility/2006" xmlns:aink="http://schemas.microsoft.com/office/drawing/2016/ink" xmlns:am3d="http://schemas.microsoft.com/office/drawing/2017/model3d" xmlns:o="urn:schemas-microsoft-com:office:office" xmlns:oel="http://schemas.microsoft.com/office/2019/extlst" xmlns:r="http://schemas.openxmlformats.org/officeDocument/2006/relationships" xmlns:m="http://schemas.openxmlformats.org/officeDocument/2006/math" xmlns:v="urn:schemas-microsoft-com:vml" xmlns:wp14="http://schemas.microsoft.com/office/word/2010/wordprocessingDrawing" xmlns:wp="http://schemas.openxmlformats.org/drawingml/2006/wordprocessingDrawing" xmlns:w10="urn:schemas-microsoft-com:office:word" xmlns:w="http://schemas.openxmlformats.org/wordprocessingml/2006/main" xmlns:w14="http://schemas.microsoft.com/office/word/2010/wordml" xmlns:w15="http://schemas.microsoft.com/office/word/2012/wordml" xmlns:w16cex="http://schemas.microsoft.com/office/word/2018/wordml/cex" xmlns:w16cid="http://schemas.microsoft.com/office/word/2016/wordml/cid" xmlns:w16="http://schemas.microsoft.com/office/word/2018/wordml" xmlns:w16du="http://schemas.microsoft.com/office/word/2023/wordml/word16du" xmlns:w16sdtdh="http://schemas.microsoft.com/office/word/2020/wordml/sdtdatahash" xmlns:w16sdtfl="http://schemas.microsoft.com/office/word/2024/wordml/sdtformatlock" xmlns:w16se="http://schemas.microsoft.com/office/word/2015/wordml/symex" xmlns:wpg="http://schemas.microsoft.com/office/word/2010/wordprocessingGroup" xmlns:wpi="http://schemas.microsoft.com/office/word/2010/wordprocessingInk" xmlns:wne="http://schemas.microsoft.com/office/word/2006/wordml" xmlns:wps="http://schemas.microsoft.com/office/word/2010/wordprocessingShape" mc:Ignorable="w14 w15 w16se w16cid w16 w16cex w16sdtdh w16sdtfl w16du wp14">
   <w:body>
     <w:p>
       <w:pPr>
@@ -14,12 +14,11 @@
       </w:pPr>
       <w:r>
         <w:rPr>
-          <w:rFonts w:ascii="Malgun Gothic" w:cs="Malgun Gothic" w:eastAsia="Malgun Gothic" w:hAnsi="Malgun Gothic"/>
           <w:color w:val="375623"/>
           <w:sz w:val="24"/>
           <w:szCs w:val="24"/>
         </w:rPr>
-        <w:t xml:space="preserve">꿈의 삶: 4차원의 영성 12주 성경공부</w:t>
+        <w:t>꿈의 삶: 4차원의 영성 12주 성경공부</w:t>
       </w:r>
     </w:p>
     <w:p>
@@ -27,16 +26,27 @@
         <w:spacing w:after="40"/>
         <w:jc w:val="center"/>
       </w:pPr>
-      <w:r>
-        <w:rPr>
-          <w:rFonts w:ascii="Malgun Gothic" w:cs="Malgun Gothic" w:eastAsia="Malgun Gothic" w:hAnsi="Malgun Gothic"/>
+      <w:proofErr w:type="gramStart"/>
+      <w:r>
+        <w:rPr>
           <w:b/>
           <w:bCs/>
           <w:color w:val="375623"/>
           <w:sz w:val="52"/>
           <w:szCs w:val="52"/>
         </w:rPr>
-        <w:t xml:space="preserve">제 1과</w:t>
+        <w:t>제 1</w:t>
+      </w:r>
+      <w:proofErr w:type="gramEnd"/>
+      <w:r>
+        <w:rPr>
+          <w:b/>
+          <w:bCs/>
+          <w:color w:val="375623"/>
+          <w:sz w:val="52"/>
+          <w:szCs w:val="52"/>
+        </w:rPr>
+        <w:t>과</w:t>
       </w:r>
     </w:p>
     <w:p>
@@ -46,29 +56,44 @@
       </w:pPr>
       <w:r>
         <w:rPr>
-          <w:rFonts w:ascii="Malgun Gothic" w:cs="Malgun Gothic" w:eastAsia="Malgun Gothic" w:hAnsi="Malgun Gothic"/>
           <w:b/>
           <w:bCs/>
           <w:color w:val="538135"/>
           <w:sz w:val="36"/>
           <w:szCs w:val="36"/>
         </w:rPr>
-        <w:t xml:space="preserve">비전이란 무엇인가 — 하나님이 주시는 꿈</w:t>
-      </w:r>
-    </w:p>
-    <w:p>
-      <w:pPr>
-        <w:spacing w:after="0"/>
+        <w:t>비전이란 무엇인가 — 하나님이 주시는 꿈</w:t>
+      </w:r>
+    </w:p>
+    <w:p>
+      <w:pPr>
         <w:jc w:val="center"/>
       </w:pPr>
       <w:r>
         <w:rPr>
-          <w:rFonts w:ascii="Malgun Gothic" w:cs="Malgun Gothic" w:eastAsia="Malgun Gothic" w:hAnsi="Malgun Gothic"/>
           <w:color w:val="888888"/>
           <w:sz w:val="18"/>
           <w:szCs w:val="18"/>
         </w:rPr>
-        <w:t xml:space="preserve">V1-1  |  1주차</w:t>
+        <w:t>V1-</w:t>
+      </w:r>
+      <w:proofErr w:type="gramStart"/>
+      <w:r>
+        <w:rPr>
+          <w:color w:val="888888"/>
+          <w:sz w:val="18"/>
+          <w:szCs w:val="18"/>
+        </w:rPr>
+        <w:t>1  |</w:t>
+      </w:r>
+      <w:proofErr w:type="gramEnd"/>
+      <w:r>
+        <w:rPr>
+          <w:color w:val="888888"/>
+          <w:sz w:val="18"/>
+          <w:szCs w:val="18"/>
+        </w:rPr>
+        <w:t xml:space="preserve">  1주차</w:t>
       </w:r>
     </w:p>
     <w:p>
@@ -78,51 +103,59 @@
     </w:p>
     <w:tbl>
       <w:tblPr>
-        <w:tblW w:type="dxa" w:w="9360"/>
+        <w:tblW w:w="9360" w:type="dxa"/>
         <w:tblBorders>
-          <w:top w:val="single" w:color="auto" w:sz="4"/>
-          <w:left w:val="single" w:color="auto" w:sz="4"/>
-          <w:bottom w:val="single" w:color="auto" w:sz="4"/>
-          <w:right w:val="single" w:color="auto" w:sz="4"/>
-          <w:insideH w:val="single" w:color="auto" w:sz="4"/>
-          <w:insideV w:val="single" w:color="auto" w:sz="4"/>
+          <w:top w:val="single" w:sz="4" w:space="0" w:color="auto"/>
+          <w:left w:val="single" w:sz="4" w:space="0" w:color="auto"/>
+          <w:bottom w:val="single" w:sz="4" w:space="0" w:color="auto"/>
+          <w:right w:val="single" w:sz="4" w:space="0" w:color="auto"/>
+          <w:insideH w:val="single" w:sz="4" w:space="0" w:color="auto"/>
+          <w:insideV w:val="single" w:sz="4" w:space="0" w:color="auto"/>
         </w:tblBorders>
+        <w:tblCellMar>
+          <w:left w:w="10" w:type="dxa"/>
+          <w:right w:w="10" w:type="dxa"/>
+        </w:tblCellMar>
+        <w:tblLook w:val="04A0" w:firstRow="1" w:lastRow="0" w:firstColumn="1" w:lastColumn="0" w:noHBand="0" w:noVBand="1"/>
       </w:tblPr>
       <w:tblGrid>
         <w:gridCol w:w="9360"/>
       </w:tblGrid>
       <w:tr>
+        <w:tblPrEx>
+          <w:tblCellMar>
+            <w:top w:w="0" w:type="dxa"/>
+            <w:bottom w:w="0" w:type="dxa"/>
+          </w:tblCellMar>
+        </w:tblPrEx>
         <w:tc>
           <w:tcPr>
-            <w:tcW w:type="dxa" w:w="9360"/>
+            <w:tcW w:w="9360" w:type="dxa"/>
             <w:tcBorders>
-              <w:top w:val="none" w:color="FFFFFF" w:sz="0"/>
-              <w:left w:val="none" w:color="FFFFFF" w:sz="0"/>
-              <w:bottom w:val="none" w:color="FFFFFF" w:sz="0"/>
-              <w:right w:val="none" w:color="FFFFFF" w:sz="0"/>
+              <w:top w:val="none" w:sz="0" w:space="0" w:color="FFFFFF"/>
+              <w:left w:val="none" w:sz="0" w:space="0" w:color="FFFFFF"/>
+              <w:bottom w:val="none" w:sz="0" w:space="0" w:color="FFFFFF"/>
+              <w:right w:val="none" w:sz="0" w:space="0" w:color="FFFFFF"/>
             </w:tcBorders>
-            <w:shd w:fill="375623" w:val="clear"/>
+            <w:shd w:val="clear" w:color="auto" w:fill="375623"/>
             <w:tcMar>
-              <w:top w:type="dxa" w:w="120"/>
-              <w:left w:type="dxa" w:w="200"/>
-              <w:bottom w:type="dxa" w:w="120"/>
-              <w:right w:type="dxa" w:w="200"/>
+              <w:top w:w="120" w:type="dxa"/>
+              <w:left w:w="200" w:type="dxa"/>
+              <w:bottom w:w="120" w:type="dxa"/>
+              <w:right w:w="200" w:type="dxa"/>
             </w:tcMar>
           </w:tcPr>
           <w:p>
-            <w:pPr>
-              <w:spacing w:after="0"/>
-            </w:pPr>
             <w:r>
               <w:rPr>
-                <w:rFonts w:ascii="Malgun Gothic" w:cs="Malgun Gothic" w:eastAsia="Malgun Gothic" w:hAnsi="Malgun Gothic"/>
                 <w:b/>
                 <w:bCs/>
                 <w:color w:val="FFFFFF"/>
                 <w:sz w:val="26"/>
                 <w:szCs w:val="26"/>
               </w:rPr>
-              <w:t xml:space="preserve">📖 이번 주 핵심 말씀</w:t>
+              <w:lastRenderedPageBreak/>
+              <w:t>📖 이번 주 핵심 말씀</w:t>
             </w:r>
           </w:p>
         </w:tc>
@@ -135,51 +168,58 @@
     </w:p>
     <w:tbl>
       <w:tblPr>
-        <w:tblW w:type="dxa" w:w="9360"/>
+        <w:tblW w:w="9360" w:type="dxa"/>
         <w:tblBorders>
-          <w:top w:val="single" w:color="auto" w:sz="4"/>
-          <w:left w:val="single" w:color="auto" w:sz="4"/>
-          <w:bottom w:val="single" w:color="auto" w:sz="4"/>
-          <w:right w:val="single" w:color="auto" w:sz="4"/>
-          <w:insideH w:val="single" w:color="auto" w:sz="4"/>
-          <w:insideV w:val="single" w:color="auto" w:sz="4"/>
+          <w:top w:val="single" w:sz="4" w:space="0" w:color="auto"/>
+          <w:left w:val="single" w:sz="4" w:space="0" w:color="auto"/>
+          <w:bottom w:val="single" w:sz="4" w:space="0" w:color="auto"/>
+          <w:right w:val="single" w:sz="4" w:space="0" w:color="auto"/>
+          <w:insideH w:val="single" w:sz="4" w:space="0" w:color="auto"/>
+          <w:insideV w:val="single" w:sz="4" w:space="0" w:color="auto"/>
         </w:tblBorders>
+        <w:tblCellMar>
+          <w:left w:w="10" w:type="dxa"/>
+          <w:right w:w="10" w:type="dxa"/>
+        </w:tblCellMar>
+        <w:tblLook w:val="04A0" w:firstRow="1" w:lastRow="0" w:firstColumn="1" w:lastColumn="0" w:noHBand="0" w:noVBand="1"/>
       </w:tblPr>
       <w:tblGrid>
         <w:gridCol w:w="9360"/>
       </w:tblGrid>
       <w:tr>
+        <w:tblPrEx>
+          <w:tblCellMar>
+            <w:top w:w="0" w:type="dxa"/>
+            <w:bottom w:w="0" w:type="dxa"/>
+          </w:tblCellMar>
+        </w:tblPrEx>
         <w:tc>
           <w:tcPr>
-            <w:tcW w:type="dxa" w:w="9360"/>
+            <w:tcW w:w="9360" w:type="dxa"/>
             <w:tcBorders>
-              <w:top w:val="none" w:color="FFFFFF" w:sz="0"/>
-              <w:left w:val="none" w:color="FFFFFF" w:sz="0"/>
-              <w:bottom w:val="none" w:color="FFFFFF" w:sz="0"/>
-              <w:right w:val="none" w:color="FFFFFF" w:sz="0"/>
+              <w:top w:val="none" w:sz="0" w:space="0" w:color="FFFFFF"/>
+              <w:left w:val="none" w:sz="0" w:space="0" w:color="FFFFFF"/>
+              <w:bottom w:val="none" w:sz="0" w:space="0" w:color="FFFFFF"/>
+              <w:right w:val="none" w:sz="0" w:space="0" w:color="FFFFFF"/>
             </w:tcBorders>
-            <w:shd w:fill="538135" w:val="clear"/>
+            <w:shd w:val="clear" w:color="auto" w:fill="538135"/>
             <w:tcMar>
-              <w:top w:type="dxa" w:w="120"/>
-              <w:left w:type="dxa" w:w="200"/>
-              <w:bottom w:type="dxa" w:w="120"/>
-              <w:right w:type="dxa" w:w="200"/>
+              <w:top w:w="120" w:type="dxa"/>
+              <w:left w:w="200" w:type="dxa"/>
+              <w:bottom w:w="120" w:type="dxa"/>
+              <w:right w:w="200" w:type="dxa"/>
             </w:tcMar>
           </w:tcPr>
           <w:p>
-            <w:pPr>
-              <w:spacing w:after="0"/>
-            </w:pPr>
             <w:r>
               <w:rPr>
-                <w:rFonts w:ascii="Malgun Gothic" w:cs="Malgun Gothic" w:eastAsia="Malgun Gothic" w:hAnsi="Malgun Gothic"/>
                 <w:b/>
                 <w:bCs/>
                 <w:color w:val="FFFFFF"/>
                 <w:sz w:val="26"/>
                 <w:szCs w:val="26"/>
               </w:rPr>
-              <w:t xml:space="preserve">💬 도입 질문 (마음 열기)</w:t>
+              <w:t>💬 도입 질문 (마음 열기)</w:t>
             </w:r>
           </w:p>
         </w:tc>
@@ -196,14 +236,11 @@
       </w:pPr>
       <w:r>
         <w:rPr>
-          <w:rFonts w:ascii="Malgun Gothic" w:cs="Malgun Gothic" w:eastAsia="Malgun Gothic" w:hAnsi="Malgun Gothic"/>
-          <w:b w:val="false"/>
-          <w:bCs w:val="false"/>
           <w:color w:val="666666"/>
           <w:sz w:val="20"/>
           <w:szCs w:val="20"/>
         </w:rPr>
-        <w:t xml:space="preserve">편안하게 이야기 나눠 봅시다. 정답이 없는 질문입니다. 솔직하게 나눠 주세요.</w:t>
+        <w:t>편안하게 이야기 나눠 봅시다. 정답이 없는 질문입니다. 솔직하게 나눠 주세요.</w:t>
       </w:r>
     </w:p>
     <w:p>
@@ -218,39 +255,24 @@
       </w:pPr>
       <w:r>
         <w:rPr>
-          <w:rFonts w:ascii="Malgun Gothic" w:cs="Malgun Gothic" w:eastAsia="Malgun Gothic" w:hAnsi="Malgun Gothic"/>
           <w:b/>
           <w:bCs/>
           <w:color w:val="538135"/>
-          <w:sz w:val="22"/>
-          <w:szCs w:val="22"/>
         </w:rPr>
         <w:t xml:space="preserve">1.  </w:t>
       </w:r>
       <w:r>
-        <w:rPr>
-          <w:rFonts w:ascii="Malgun Gothic" w:cs="Malgun Gothic" w:eastAsia="Malgun Gothic" w:hAnsi="Malgun Gothic"/>
-          <w:sz w:val="22"/>
-          <w:szCs w:val="22"/>
-        </w:rPr>
-        <w:t xml:space="preserve">어린 시절, 혹은 지금까지 살아오면서 마음속에 품었던 꿈이나 소원이 있었다면 무엇이었나요? 그 꿈은 지금 어떻게 되었나요?</w:t>
+        <w:t>어린 시절, 혹은 지금까지 살아오면서 마음속에 품었던 꿈이나 소원이 있었다면 무엇이었나요? 그 꿈은 지금 어떻게 되었나요?</w:t>
       </w:r>
     </w:p>
     <w:p>
       <w:pPr>
         <w:pBdr>
-          <w:bottom w:val="single" w:color="CCCCCC" w:sz="4" w:space="1"/>
+          <w:bottom w:val="single" w:sz="4" w:space="1" w:color="CCCCCC"/>
         </w:pBdr>
         <w:spacing w:after="60"/>
         <w:ind w:left="560"/>
       </w:pPr>
-      <w:r>
-        <w:rPr>
-          <w:sz w:val="18"/>
-          <w:szCs w:val="18"/>
-        </w:rPr>
-        <w:t xml:space="preserve"/>
-      </w:r>
     </w:p>
     <w:p>
       <w:pPr>
@@ -264,39 +286,24 @@
       </w:pPr>
       <w:r>
         <w:rPr>
-          <w:rFonts w:ascii="Malgun Gothic" w:cs="Malgun Gothic" w:eastAsia="Malgun Gothic" w:hAnsi="Malgun Gothic"/>
           <w:b/>
           <w:bCs/>
           <w:color w:val="538135"/>
-          <w:sz w:val="22"/>
-          <w:szCs w:val="22"/>
         </w:rPr>
         <w:t xml:space="preserve">2.  </w:t>
       </w:r>
       <w:r>
-        <w:rPr>
-          <w:rFonts w:ascii="Malgun Gothic" w:cs="Malgun Gothic" w:eastAsia="Malgun Gothic" w:hAnsi="Malgun Gothic"/>
-          <w:sz w:val="22"/>
-          <w:szCs w:val="22"/>
-        </w:rPr>
-        <w:t xml:space="preserve">"꿈"이라는 단어를 들었을 때 가장 먼저 떠오르는 사람이나 장면이 있다면 무엇인가요?</w:t>
+        <w:t>"꿈"이라는 단어를 들었을 때 가장 먼저 떠오르는 사람이나 장면이 있다면 무엇인가요?</w:t>
       </w:r>
     </w:p>
     <w:p>
       <w:pPr>
         <w:pBdr>
-          <w:bottom w:val="single" w:color="CCCCCC" w:sz="4" w:space="1"/>
+          <w:bottom w:val="single" w:sz="4" w:space="1" w:color="CCCCCC"/>
         </w:pBdr>
         <w:spacing w:after="60"/>
         <w:ind w:left="560"/>
       </w:pPr>
-      <w:r>
-        <w:rPr>
-          <w:sz w:val="18"/>
-          <w:szCs w:val="18"/>
-        </w:rPr>
-        <w:t xml:space="preserve"/>
-      </w:r>
     </w:p>
     <w:p>
       <w:pPr>
@@ -310,39 +317,24 @@
       </w:pPr>
       <w:r>
         <w:rPr>
-          <w:rFonts w:ascii="Malgun Gothic" w:cs="Malgun Gothic" w:eastAsia="Malgun Gothic" w:hAnsi="Malgun Gothic"/>
           <w:b/>
           <w:bCs/>
           <w:color w:val="538135"/>
-          <w:sz w:val="22"/>
-          <w:szCs w:val="22"/>
         </w:rPr>
         <w:t xml:space="preserve">3.  </w:t>
       </w:r>
       <w:r>
-        <w:rPr>
-          <w:rFonts w:ascii="Malgun Gothic" w:cs="Malgun Gothic" w:eastAsia="Malgun Gothic" w:hAnsi="Malgun Gothic"/>
-          <w:sz w:val="22"/>
-          <w:szCs w:val="22"/>
-        </w:rPr>
-        <w:t xml:space="preserve">요즘 나의 일상에서 '기대하는 것', '설레는 것'이 있다면 무엇인지 한 가지만 나눠봅시다.</w:t>
+        <w:t>요즘 나의 일상에서 '기대하는 것', '설레는 것'이 있다면 무엇인지 한 가지만 나눠봅시다.</w:t>
       </w:r>
     </w:p>
     <w:p>
       <w:pPr>
         <w:pBdr>
-          <w:bottom w:val="single" w:color="CCCCCC" w:sz="4" w:space="1"/>
+          <w:bottom w:val="single" w:sz="4" w:space="1" w:color="CCCCCC"/>
         </w:pBdr>
         <w:spacing w:after="60"/>
         <w:ind w:left="560"/>
       </w:pPr>
-      <w:r>
-        <w:rPr>
-          <w:sz w:val="18"/>
-          <w:szCs w:val="18"/>
-        </w:rPr>
-        <w:t xml:space="preserve"/>
-      </w:r>
     </w:p>
     <w:p>
       <w:pPr>
@@ -351,51 +343,58 @@
     </w:p>
     <w:tbl>
       <w:tblPr>
-        <w:tblW w:type="dxa" w:w="9360"/>
+        <w:tblW w:w="9360" w:type="dxa"/>
         <w:tblBorders>
-          <w:top w:val="single" w:color="auto" w:sz="4"/>
-          <w:left w:val="single" w:color="auto" w:sz="4"/>
-          <w:bottom w:val="single" w:color="auto" w:sz="4"/>
-          <w:right w:val="single" w:color="auto" w:sz="4"/>
-          <w:insideH w:val="single" w:color="auto" w:sz="4"/>
-          <w:insideV w:val="single" w:color="auto" w:sz="4"/>
+          <w:top w:val="single" w:sz="4" w:space="0" w:color="auto"/>
+          <w:left w:val="single" w:sz="4" w:space="0" w:color="auto"/>
+          <w:bottom w:val="single" w:sz="4" w:space="0" w:color="auto"/>
+          <w:right w:val="single" w:sz="4" w:space="0" w:color="auto"/>
+          <w:insideH w:val="single" w:sz="4" w:space="0" w:color="auto"/>
+          <w:insideV w:val="single" w:sz="4" w:space="0" w:color="auto"/>
         </w:tblBorders>
+        <w:tblCellMar>
+          <w:left w:w="10" w:type="dxa"/>
+          <w:right w:w="10" w:type="dxa"/>
+        </w:tblCellMar>
+        <w:tblLook w:val="04A0" w:firstRow="1" w:lastRow="0" w:firstColumn="1" w:lastColumn="0" w:noHBand="0" w:noVBand="1"/>
       </w:tblPr>
       <w:tblGrid>
         <w:gridCol w:w="9360"/>
       </w:tblGrid>
       <w:tr>
+        <w:tblPrEx>
+          <w:tblCellMar>
+            <w:top w:w="0" w:type="dxa"/>
+            <w:bottom w:w="0" w:type="dxa"/>
+          </w:tblCellMar>
+        </w:tblPrEx>
         <w:tc>
           <w:tcPr>
-            <w:tcW w:type="dxa" w:w="9360"/>
+            <w:tcW w:w="9360" w:type="dxa"/>
             <w:tcBorders>
-              <w:top w:val="none" w:color="FFFFFF" w:sz="0"/>
-              <w:left w:val="none" w:color="FFFFFF" w:sz="0"/>
-              <w:bottom w:val="none" w:color="FFFFFF" w:sz="0"/>
-              <w:right w:val="none" w:color="FFFFFF" w:sz="0"/>
+              <w:top w:val="none" w:sz="0" w:space="0" w:color="FFFFFF"/>
+              <w:left w:val="none" w:sz="0" w:space="0" w:color="FFFFFF"/>
+              <w:bottom w:val="none" w:sz="0" w:space="0" w:color="FFFFFF"/>
+              <w:right w:val="none" w:sz="0" w:space="0" w:color="FFFFFF"/>
             </w:tcBorders>
-            <w:shd w:fill="375623" w:val="clear"/>
+            <w:shd w:val="clear" w:color="auto" w:fill="375623"/>
             <w:tcMar>
-              <w:top w:type="dxa" w:w="120"/>
-              <w:left w:type="dxa" w:w="200"/>
-              <w:bottom w:type="dxa" w:w="120"/>
-              <w:right w:type="dxa" w:w="200"/>
+              <w:top w:w="120" w:type="dxa"/>
+              <w:left w:w="200" w:type="dxa"/>
+              <w:bottom w:w="120" w:type="dxa"/>
+              <w:right w:w="200" w:type="dxa"/>
             </w:tcMar>
           </w:tcPr>
           <w:p>
-            <w:pPr>
-              <w:spacing w:after="0"/>
-            </w:pPr>
             <w:r>
               <w:rPr>
-                <w:rFonts w:ascii="Malgun Gothic" w:cs="Malgun Gothic" w:eastAsia="Malgun Gothic" w:hAnsi="Malgun Gothic"/>
                 <w:b/>
                 <w:bCs/>
                 <w:color w:val="FFFFFF"/>
                 <w:sz w:val="26"/>
                 <w:szCs w:val="26"/>
               </w:rPr>
-              <w:t xml:space="preserve">📚 본문 강의</w:t>
+              <w:t>📚 본문 강의</w:t>
             </w:r>
           </w:p>
         </w:tc>
@@ -408,18 +407,17 @@
     </w:p>
     <w:p>
       <w:pPr>
-        <w:spacing w:after="80" w:before="120"/>
-      </w:pPr>
-      <w:r>
-        <w:rPr>
-          <w:rFonts w:ascii="Malgun Gothic" w:cs="Malgun Gothic" w:eastAsia="Malgun Gothic" w:hAnsi="Malgun Gothic"/>
+        <w:spacing w:before="120" w:after="80"/>
+      </w:pPr>
+      <w:r>
+        <w:rPr>
           <w:b/>
           <w:bCs/>
           <w:color w:val="375623"/>
           <w:sz w:val="24"/>
           <w:szCs w:val="24"/>
         </w:rPr>
-        <w:t xml:space="preserve">꿈꾸는 사람이 살아남는다</w:t>
+        <w:t>꿈꾸는 사람이 살아남는다</w:t>
       </w:r>
     </w:p>
     <w:p>
@@ -427,129 +425,111 @@
         <w:spacing w:after="100"/>
       </w:pPr>
       <w:r>
-        <w:rPr>
-          <w:rFonts w:ascii="Malgun Gothic" w:cs="Malgun Gothic" w:eastAsia="Malgun Gothic" w:hAnsi="Malgun Gothic"/>
-          <w:sz w:val="22"/>
-          <w:szCs w:val="22"/>
-        </w:rPr>
-        <w:t xml:space="preserve">### 꿈꾸는 사람이 살아남는다
- 조용기 목사님은 평생 이 한 가지 진리를 붙들고 사셨습니다. </w:t>
-      </w:r>
-      <w:r>
-        <w:rPr>
-          <w:rFonts w:ascii="Malgun Gothic" w:cs="Malgun Gothic" w:eastAsia="Malgun Gothic" w:hAnsi="Malgun Gothic"/>
+        <w:t xml:space="preserve">### 꿈꾸는 사람이 살아남는다    조용기 목사님은 평생 이 한 가지 진리를 붙들고 사셨습니다. </w:t>
+      </w:r>
+      <w:r>
+        <w:rPr>
           <w:b/>
           <w:bCs/>
-          <w:sz w:val="22"/>
-          <w:szCs w:val="22"/>
-        </w:rPr>
-        <w:t xml:space="preserve">"꿈꾸는 자가 하나님의 역사를 경험한다."</w:t>
-      </w:r>
-      <w:r>
-        <w:rPr>
-          <w:rFonts w:ascii="Malgun Gothic" w:cs="Malgun Gothic" w:eastAsia="Malgun Gothic" w:hAnsi="Malgun Gothic"/>
-          <w:sz w:val="22"/>
-          <w:szCs w:val="22"/>
-        </w:rPr>
+        </w:rPr>
+        <w:t>"꿈꾸는 자가 하나님의 역사를 경험한다."</w:t>
+      </w:r>
+      <w:r>
         <w:t xml:space="preserve"> 전쟁 후 폐허가 된 서울의 천막 교회에서 시작하여 세계 최대의 교회를 이루기까지, 그 모든 여정의 출발점은 거창한 전략이나 탁월한 능력이 아니었습니다. 그것은 하나님 앞에 무릎 꿇고 품었던 </w:t>
       </w:r>
       <w:r>
         <w:rPr>
-          <w:rFonts w:ascii="Malgun Gothic" w:cs="Malgun Gothic" w:eastAsia="Malgun Gothic" w:hAnsi="Malgun Gothic"/>
           <w:b/>
           <w:bCs/>
-          <w:sz w:val="22"/>
-          <w:szCs w:val="22"/>
-        </w:rPr>
-        <w:t xml:space="preserve">한 편의 꿈</w:t>
-      </w:r>
-      <w:r>
-        <w:rPr>
-          <w:rFonts w:ascii="Malgun Gothic" w:cs="Malgun Gothic" w:eastAsia="Malgun Gothic" w:hAnsi="Malgun Gothic"/>
-          <w:sz w:val="22"/>
-          <w:szCs w:val="22"/>
-        </w:rPr>
-        <w:t xml:space="preserve">이었습니다.
- 성경은 분명히 말합니다. *"묵시(비전)가 없으면 백성이 방자히 행하거니와"*(잠 29:18). 꿈이 없는 사람은 방향을 잃고 떠내려가듯 살아가게 됩니다. 반대로 꿈을 품은 사람은 어떤 환경에서도 전진할 힘을 얻습니다. 조용기 목사님은 이것을 "꿈은 인생을 이끄는 원동력"이라고 표현하셨습니다.
- 그렇다면 여기서 중요한 질문이 생깁니다. </w:t>
-      </w:r>
-      <w:r>
-        <w:rPr>
-          <w:rFonts w:ascii="Malgun Gothic" w:cs="Malgun Gothic" w:eastAsia="Malgun Gothic" w:hAnsi="Malgun Gothic"/>
+        </w:rPr>
+        <w:t>한 편의 꿈</w:t>
+      </w:r>
+      <w:r>
+        <w:t xml:space="preserve">이었습니다.    성경은 분명히 말합니다. *"묵시(비전)가 없으면 백성이 방자히 </w:t>
+      </w:r>
+      <w:proofErr w:type="spellStart"/>
+      <w:r>
+        <w:t>행하거니와</w:t>
+      </w:r>
+      <w:proofErr w:type="spellEnd"/>
+      <w:r>
+        <w:t xml:space="preserve">"*(잠 29:18). 꿈이 없는 사람은 방향을 잃고 떠내려가듯 살아가게 됩니다. 반대로 꿈을 품은 사람은 어떤 환경에서도 전진할 힘을 얻습니다. 조용기 목사님은 이것을 "꿈은 인생을 이끄는 원동력"이라고 표현하셨습니다.    그렇다면 여기서 중요한 질문이 생깁니다. </w:t>
+      </w:r>
+      <w:r>
+        <w:rPr>
           <w:b/>
           <w:bCs/>
-          <w:sz w:val="22"/>
-          <w:szCs w:val="22"/>
-        </w:rPr>
-        <w:t xml:space="preserve">우리가 말하는 '꿈'은 단순한 인간적 소망과 무엇이 다른가요?</w:t>
-      </w:r>
-      <w:r>
-        <w:rPr>
-          <w:rFonts w:ascii="Malgun Gothic" w:cs="Malgun Gothic" w:eastAsia="Malgun Gothic" w:hAnsi="Malgun Gothic"/>
-          <w:sz w:val="22"/>
-          <w:szCs w:val="22"/>
-        </w:rPr>
-        <w:t xml:space="preserve">
- 그 차이는 꿈의 </w:t>
-      </w:r>
-      <w:r>
-        <w:rPr>
-          <w:rFonts w:ascii="Malgun Gothic" w:cs="Malgun Gothic" w:eastAsia="Malgun Gothic" w:hAnsi="Malgun Gothic"/>
+        </w:rPr>
+        <w:t xml:space="preserve">우리가 말하는 '꿈'은 단순한 인간적 소망과 무엇이 </w:t>
+      </w:r>
+      <w:proofErr w:type="spellStart"/>
+      <w:r>
+        <w:rPr>
           <w:b/>
           <w:bCs/>
-          <w:sz w:val="22"/>
-          <w:szCs w:val="22"/>
-        </w:rPr>
-        <w:t xml:space="preserve">출처</w:t>
-      </w:r>
-      <w:r>
-        <w:rPr>
-          <w:rFonts w:ascii="Malgun Gothic" w:cs="Malgun Gothic" w:eastAsia="Malgun Gothic" w:hAnsi="Malgun Gothic"/>
-          <w:sz w:val="22"/>
-          <w:szCs w:val="22"/>
-        </w:rPr>
-        <w:t xml:space="preserve">에 있습니다. 세상이 말하는 꿈은 나의 욕망에서 출발하지만, 성경이 말하는 꿈은 하나님의 마음에서 흘러내려 옵니다. 빌립보서 2장 13절은 놀라운 사실을 알려줍니다. 우리 안에 소원을 두시는 분이 바로 하나님이시라는 것입니다. 다시 말해, 내 마음속에 선하고 아름다운 소원이 싹튼다면, 그것은 이미 하나님께서 심어 주신 씨앗일 수 있습니다.
- 아브라함을 생각해 보십시오. 그는 고향과 친척과 아버지의 집을 떠나 갈 바를 알지 못하는 길을 나섰습니다(창 12:1-4). 인간적으로 보면 무모한 결정이었습니다. 그러나 그의 마음에는 하나님이 주신 꿈이 있었습니다. 하나님은 밤하늘의 별을 보여주시며 말씀하셨습니다. *"네 자손이 이와 같으리라"*(창 15:5). 아브라함은 그 말씀을 마음에 품고, 보이지 않는 것을 보이는 것처럼 믿었습니다. 그것이 믿음이었고, 그것이 꿈이었습니다.
- 요엘서의 예언이 오순절에 성취되었을 때(행 2:17), 성령님은 가장 먼저 </w:t>
-      </w:r>
-      <w:r>
-        <w:rPr>
-          <w:rFonts w:ascii="Malgun Gothic" w:cs="Malgun Gothic" w:eastAsia="Malgun Gothic" w:hAnsi="Malgun Gothic"/>
+        </w:rPr>
+        <w:t>다른가요</w:t>
+      </w:r>
+      <w:proofErr w:type="spellEnd"/>
+      <w:r>
+        <w:rPr>
           <w:b/>
           <w:bCs/>
-          <w:sz w:val="22"/>
-          <w:szCs w:val="22"/>
-        </w:rPr>
-        <w:t xml:space="preserve">꿈과 환상</w:t>
-      </w:r>
-      <w:r>
-        <w:rPr>
-          <w:rFonts w:ascii="Malgun Gothic" w:cs="Malgun Gothic" w:eastAsia="Malgun Gothic" w:hAnsi="Malgun Gothic"/>
-          <w:sz w:val="22"/>
-          <w:szCs w:val="22"/>
-        </w:rPr>
-        <w:t xml:space="preserve">을 주셨습니다. 이것은 우연이 아닙니다. 성령 충만의 가장 첫 번째 열매는 방언이나 기적 이전에, 하나님 나라를 향한 꿈을 회복하는 것입니다. 성령님은 지금도 우리 마음에 찾아오셔서 말씀하십니다. *"네게는 아직 꿈이 있느냐?"*
- 조용기 목사님은 이렇게 말씀하셨습니다. "하나님의 약속의 말씀 7,000여 가지가 모두 우리의 꿈이 될 수 있습니다. 성경을 펼칠 때마다 하나님은 우리에게 꿈을 주십니다." 비전은 특별한 사람에게만 주어지는 특권이 아닙니다. 예수 그리스도의 십자가를 통해 구원받은 모든 사람에게, 하나님은 구원의 꿈, 치유의 꿈, 축복의 꿈, 그리고 영원한 생명의 꿈을 주셨습니다(갈 3:13-14).
- 오늘 이 시간, 우리는 스스로에게 물어야 합니다. </w:t>
-      </w:r>
-      <w:r>
-        <w:rPr>
-          <w:rFonts w:ascii="Malgun Gothic" w:cs="Malgun Gothic" w:eastAsia="Malgun Gothic" w:hAnsi="Malgun Gothic"/>
+        </w:rPr>
+        <w:t>?</w:t>
+      </w:r>
+      <w:r>
+        <w:t xml:space="preserve">    그 차이는 꿈의 </w:t>
+      </w:r>
+      <w:r>
+        <w:rPr>
           <w:b/>
           <w:bCs/>
-          <w:sz w:val="22"/>
-          <w:szCs w:val="22"/>
-        </w:rPr>
-        <w:t xml:space="preserve">"나는 지금 꿈꾸는 사람인가?"</w:t>
-      </w:r>
-      <w:r>
-        <w:rPr>
-          <w:rFonts w:ascii="Malgun Gothic" w:cs="Malgun Gothic" w:eastAsia="Malgun Gothic" w:hAnsi="Malgun Gothic"/>
-          <w:sz w:val="22"/>
-          <w:szCs w:val="22"/>
-        </w:rPr>
-        <w:t xml:space="preserve">
- ---</w:t>
+        </w:rPr>
+        <w:t>출처</w:t>
+      </w:r>
+      <w:r>
+        <w:t>에 있습니다. 세상이 말하는 꿈은 나의 욕망에서 출발하지만, 성경이 말하는 꿈은 하나님의 마음에서 흘러내려 옵니다. 빌립보서 2장 13절은 놀라운 사실을 알려줍니다. 우리 안에 소원을 두시는 분이 바로 하나님이시라는 것입니다. 다시 말해, 내 마음속에 선하고 아름다운 소원이 싹튼다면, 그것은 이미 하나님께서 심</w:t>
+      </w:r>
+      <w:r>
+        <w:lastRenderedPageBreak/>
+        <w:t xml:space="preserve">어 주신 씨앗일 수 있습니다.    아브라함을 생각해 보십시오. 그는 고향과 친척과 아버지의 집을 떠나 갈 바를 알지 못하는 길을 나섰습니다(창 12:1-4). 인간적으로 보면 무모한 결정이었습니다. 그러나 그의 마음에는 하나님이 주신 꿈이 있었습니다. 하나님은 밤하늘의 별을 보여주시며 말씀하셨습니다. *"네 자손이 이와 같으리라"*(창 15:5). 아브라함은 그 말씀을 마음에 품고, 보이지 않는 것을 보이는 것처럼 믿었습니다. 그것이 믿음이었고, 그것이 꿈이었습니다.    </w:t>
+      </w:r>
+      <w:proofErr w:type="spellStart"/>
+      <w:r>
+        <w:t>요엘서의</w:t>
+      </w:r>
+      <w:proofErr w:type="spellEnd"/>
+      <w:r>
+        <w:t xml:space="preserve"> 예언이 오순절에 성취되었을 때(행 2:17), 성령님은 가장 먼저 </w:t>
+      </w:r>
+      <w:r>
+        <w:rPr>
+          <w:b/>
+          <w:bCs/>
+        </w:rPr>
+        <w:t>꿈과 환상</w:t>
+      </w:r>
+      <w:r>
+        <w:t>을 주셨습니다. 이것은 우연이 아닙니다. 성령 충만의 가장 첫 번째 열매는 방언이나 기적 이전에, 하나님 나라를 향한 꿈을 회복하는 것입니다. 성령님은 지금도 우리 마음에 찾아오셔서 말씀하십니다. *"</w:t>
+      </w:r>
+      <w:proofErr w:type="spellStart"/>
+      <w:r>
+        <w:t>네게는</w:t>
+      </w:r>
+      <w:proofErr w:type="spellEnd"/>
+      <w:r>
+        <w:t xml:space="preserve"> 아직 꿈이 있느냐?"*    조용기 목사님은 이렇게 말씀하셨습니다. "하나님의 약속의 말씀 7,000여 가지가 모두 우리의 꿈이 될 수 있습니다. 성경을 펼칠 때마다 하나님은 우리에게 꿈을 주십니다." 비전은 특별한 사람에게만 주어지는 특권이 아닙니다. 예수 그리스도의 십자가를 통해 구원받은 모든 사람에게, 하나님은 구원의 꿈, 치유의 꿈, 축복의 꿈, 그리고 영원한 생명의 꿈을 주셨습니다(갈 3:13-14).    오늘 이 시간, 우리는 스스로에게 물어야 합니다. </w:t>
+      </w:r>
+      <w:r>
+        <w:rPr>
+          <w:b/>
+          <w:bCs/>
+        </w:rPr>
+        <w:t>"나는 지금 꿈꾸는 사람인가?"</w:t>
+      </w:r>
+      <w:r>
+        <w:t xml:space="preserve">    ---</w:t>
       </w:r>
     </w:p>
     <w:p>
@@ -559,51 +539,58 @@
     </w:p>
     <w:tbl>
       <w:tblPr>
-        <w:tblW w:type="dxa" w:w="9360"/>
+        <w:tblW w:w="9360" w:type="dxa"/>
         <w:tblBorders>
-          <w:top w:val="single" w:color="auto" w:sz="4"/>
-          <w:left w:val="single" w:color="auto" w:sz="4"/>
-          <w:bottom w:val="single" w:color="auto" w:sz="4"/>
-          <w:right w:val="single" w:color="auto" w:sz="4"/>
-          <w:insideH w:val="single" w:color="auto" w:sz="4"/>
-          <w:insideV w:val="single" w:color="auto" w:sz="4"/>
+          <w:top w:val="single" w:sz="4" w:space="0" w:color="auto"/>
+          <w:left w:val="single" w:sz="4" w:space="0" w:color="auto"/>
+          <w:bottom w:val="single" w:sz="4" w:space="0" w:color="auto"/>
+          <w:right w:val="single" w:sz="4" w:space="0" w:color="auto"/>
+          <w:insideH w:val="single" w:sz="4" w:space="0" w:color="auto"/>
+          <w:insideV w:val="single" w:sz="4" w:space="0" w:color="auto"/>
         </w:tblBorders>
+        <w:tblCellMar>
+          <w:left w:w="10" w:type="dxa"/>
+          <w:right w:w="10" w:type="dxa"/>
+        </w:tblCellMar>
+        <w:tblLook w:val="04A0" w:firstRow="1" w:lastRow="0" w:firstColumn="1" w:lastColumn="0" w:noHBand="0" w:noVBand="1"/>
       </w:tblPr>
       <w:tblGrid>
         <w:gridCol w:w="9360"/>
       </w:tblGrid>
       <w:tr>
+        <w:tblPrEx>
+          <w:tblCellMar>
+            <w:top w:w="0" w:type="dxa"/>
+            <w:bottom w:w="0" w:type="dxa"/>
+          </w:tblCellMar>
+        </w:tblPrEx>
         <w:tc>
           <w:tcPr>
-            <w:tcW w:type="dxa" w:w="9360"/>
+            <w:tcW w:w="9360" w:type="dxa"/>
             <w:tcBorders>
-              <w:top w:val="none" w:color="FFFFFF" w:sz="0"/>
-              <w:left w:val="none" w:color="FFFFFF" w:sz="0"/>
-              <w:bottom w:val="none" w:color="FFFFFF" w:sz="0"/>
-              <w:right w:val="none" w:color="FFFFFF" w:sz="0"/>
+              <w:top w:val="none" w:sz="0" w:space="0" w:color="FFFFFF"/>
+              <w:left w:val="none" w:sz="0" w:space="0" w:color="FFFFFF"/>
+              <w:bottom w:val="none" w:sz="0" w:space="0" w:color="FFFFFF"/>
+              <w:right w:val="none" w:sz="0" w:space="0" w:color="FFFFFF"/>
             </w:tcBorders>
-            <w:shd w:fill="538135" w:val="clear"/>
+            <w:shd w:val="clear" w:color="auto" w:fill="538135"/>
             <w:tcMar>
-              <w:top w:type="dxa" w:w="120"/>
-              <w:left w:type="dxa" w:w="200"/>
-              <w:bottom w:type="dxa" w:w="120"/>
-              <w:right w:type="dxa" w:w="200"/>
+              <w:top w:w="120" w:type="dxa"/>
+              <w:left w:w="200" w:type="dxa"/>
+              <w:bottom w:w="120" w:type="dxa"/>
+              <w:right w:w="200" w:type="dxa"/>
             </w:tcMar>
           </w:tcPr>
           <w:p>
-            <w:pPr>
-              <w:spacing w:after="0"/>
-            </w:pPr>
             <w:r>
               <w:rPr>
-                <w:rFonts w:ascii="Malgun Gothic" w:cs="Malgun Gothic" w:eastAsia="Malgun Gothic" w:hAnsi="Malgun Gothic"/>
                 <w:b/>
                 <w:bCs/>
                 <w:color w:val="FFFFFF"/>
                 <w:sz w:val="26"/>
                 <w:szCs w:val="26"/>
               </w:rPr>
-              <w:t xml:space="preserve">🔍 말씀 연구</w:t>
+              <w:t>🔍 말씀 연구</w:t>
             </w:r>
           </w:p>
         </w:tc>
@@ -620,14 +607,11 @@
       </w:pPr>
       <w:r>
         <w:rPr>
-          <w:rFonts w:ascii="Malgun Gothic" w:cs="Malgun Gothic" w:eastAsia="Malgun Gothic" w:hAnsi="Malgun Gothic"/>
-          <w:b w:val="false"/>
-          <w:bCs w:val="false"/>
           <w:color w:val="555555"/>
           <w:sz w:val="20"/>
           <w:szCs w:val="20"/>
         </w:rPr>
-        <w:t xml:space="preserve">아래 구절들을 함께 찾아 읽고, 각 구절이 오늘의 주제와 어떻게 연결되는지 생각해 봅시다.</w:t>
+        <w:t>아래 구절들을 함께 찾아 읽고, 각 구절이 오늘의 주제와 어떻게 연결되는지 생각해 봅시다.</w:t>
       </w:r>
     </w:p>
     <w:p>
@@ -637,15 +621,20 @@
     </w:p>
     <w:tbl>
       <w:tblPr>
-        <w:tblW w:type="dxa" w:w="9360"/>
+        <w:tblW w:w="9360" w:type="dxa"/>
         <w:tblBorders>
-          <w:top w:val="single" w:color="auto" w:sz="4"/>
-          <w:left w:val="single" w:color="auto" w:sz="4"/>
-          <w:bottom w:val="single" w:color="auto" w:sz="4"/>
-          <w:right w:val="single" w:color="auto" w:sz="4"/>
-          <w:insideH w:val="single" w:color="auto" w:sz="4"/>
-          <w:insideV w:val="single" w:color="auto" w:sz="4"/>
+          <w:top w:val="single" w:sz="4" w:space="0" w:color="auto"/>
+          <w:left w:val="single" w:sz="4" w:space="0" w:color="auto"/>
+          <w:bottom w:val="single" w:sz="4" w:space="0" w:color="auto"/>
+          <w:right w:val="single" w:sz="4" w:space="0" w:color="auto"/>
+          <w:insideH w:val="single" w:sz="4" w:space="0" w:color="auto"/>
+          <w:insideV w:val="single" w:sz="4" w:space="0" w:color="auto"/>
         </w:tblBorders>
+        <w:tblCellMar>
+          <w:left w:w="10" w:type="dxa"/>
+          <w:right w:w="10" w:type="dxa"/>
+        </w:tblCellMar>
+        <w:tblLook w:val="04A0" w:firstRow="1" w:lastRow="0" w:firstColumn="1" w:lastColumn="0" w:noHBand="0" w:noVBand="1"/>
       </w:tblPr>
       <w:tblGrid>
         <w:gridCol w:w="1400"/>
@@ -653,598 +642,625 @@
         <w:gridCol w:w="5000"/>
       </w:tblGrid>
       <w:tr>
+        <w:tblPrEx>
+          <w:tblCellMar>
+            <w:top w:w="0" w:type="dxa"/>
+            <w:bottom w:w="0" w:type="dxa"/>
+          </w:tblCellMar>
+        </w:tblPrEx>
         <w:trPr>
           <w:tblHeader/>
         </w:trPr>
         <w:tc>
           <w:tcPr>
-            <w:tcW w:type="dxa" w:w="1400"/>
+            <w:tcW w:w="1400" w:type="dxa"/>
             <w:tcBorders>
-              <w:top w:val="single" w:color="538135" w:sz="1"/>
-              <w:left w:val="single" w:color="538135" w:sz="1"/>
-              <w:bottom w:val="single" w:color="538135" w:sz="1"/>
-              <w:right w:val="single" w:color="538135" w:sz="1"/>
+              <w:top w:val="single" w:sz="1" w:space="0" w:color="538135"/>
+              <w:left w:val="single" w:sz="1" w:space="0" w:color="538135"/>
+              <w:bottom w:val="single" w:sz="1" w:space="0" w:color="538135"/>
+              <w:right w:val="single" w:sz="1" w:space="0" w:color="538135"/>
             </w:tcBorders>
-            <w:shd w:fill="375623" w:val="clear"/>
+            <w:shd w:val="clear" w:color="auto" w:fill="375623"/>
             <w:tcMar>
-              <w:top w:type="dxa" w:w="80"/>
-              <w:left w:type="dxa" w:w="120"/>
-              <w:bottom w:type="dxa" w:w="80"/>
-              <w:right w:type="dxa" w:w="120"/>
+              <w:top w:w="80" w:type="dxa"/>
+              <w:left w:w="120" w:type="dxa"/>
+              <w:bottom w:w="80" w:type="dxa"/>
+              <w:right w:w="120" w:type="dxa"/>
             </w:tcMar>
           </w:tcPr>
           <w:p>
-            <w:pPr>
-              <w:spacing w:after="0"/>
-            </w:pPr>
             <w:r>
               <w:rPr>
-                <w:rFonts w:ascii="Malgun Gothic" w:cs="Malgun Gothic" w:eastAsia="Malgun Gothic" w:hAnsi="Malgun Gothic"/>
                 <w:b/>
                 <w:bCs/>
                 <w:color w:val="FFFFFF"/>
                 <w:sz w:val="20"/>
                 <w:szCs w:val="20"/>
               </w:rPr>
-              <w:t xml:space="preserve">구절</w:t>
+              <w:t>구절</w:t>
             </w:r>
           </w:p>
         </w:tc>
         <w:tc>
           <w:tcPr>
-            <w:tcW w:type="dxa" w:w="2960"/>
+            <w:tcW w:w="2960" w:type="dxa"/>
             <w:tcBorders>
-              <w:top w:val="single" w:color="538135" w:sz="1"/>
-              <w:left w:val="single" w:color="538135" w:sz="1"/>
-              <w:bottom w:val="single" w:color="538135" w:sz="1"/>
-              <w:right w:val="single" w:color="538135" w:sz="1"/>
+              <w:top w:val="single" w:sz="1" w:space="0" w:color="538135"/>
+              <w:left w:val="single" w:sz="1" w:space="0" w:color="538135"/>
+              <w:bottom w:val="single" w:sz="1" w:space="0" w:color="538135"/>
+              <w:right w:val="single" w:sz="1" w:space="0" w:color="538135"/>
             </w:tcBorders>
-            <w:shd w:fill="375623" w:val="clear"/>
+            <w:shd w:val="clear" w:color="auto" w:fill="375623"/>
             <w:tcMar>
-              <w:top w:type="dxa" w:w="80"/>
-              <w:left w:type="dxa" w:w="120"/>
-              <w:bottom w:type="dxa" w:w="80"/>
-              <w:right w:type="dxa" w:w="120"/>
+              <w:top w:w="80" w:type="dxa"/>
+              <w:left w:w="120" w:type="dxa"/>
+              <w:bottom w:w="80" w:type="dxa"/>
+              <w:right w:w="120" w:type="dxa"/>
             </w:tcMar>
           </w:tcPr>
           <w:p>
-            <w:pPr>
-              <w:spacing w:after="0"/>
-            </w:pPr>
             <w:r>
               <w:rPr>
-                <w:rFonts w:ascii="Malgun Gothic" w:cs="Malgun Gothic" w:eastAsia="Malgun Gothic" w:hAnsi="Malgun Gothic"/>
                 <w:b/>
                 <w:bCs/>
                 <w:color w:val="FFFFFF"/>
                 <w:sz w:val="20"/>
                 <w:szCs w:val="20"/>
               </w:rPr>
-              <w:t xml:space="preserve">내용</w:t>
+              <w:t>내용</w:t>
             </w:r>
           </w:p>
         </w:tc>
         <w:tc>
           <w:tcPr>
-            <w:tcW w:type="dxa" w:w="5000"/>
+            <w:tcW w:w="5000" w:type="dxa"/>
             <w:tcBorders>
-              <w:top w:val="single" w:color="538135" w:sz="1"/>
-              <w:left w:val="single" w:color="538135" w:sz="1"/>
-              <w:bottom w:val="single" w:color="538135" w:sz="1"/>
-              <w:right w:val="single" w:color="538135" w:sz="1"/>
+              <w:top w:val="single" w:sz="1" w:space="0" w:color="538135"/>
+              <w:left w:val="single" w:sz="1" w:space="0" w:color="538135"/>
+              <w:bottom w:val="single" w:sz="1" w:space="0" w:color="538135"/>
+              <w:right w:val="single" w:sz="1" w:space="0" w:color="538135"/>
             </w:tcBorders>
-            <w:shd w:fill="375623" w:val="clear"/>
+            <w:shd w:val="clear" w:color="auto" w:fill="375623"/>
             <w:tcMar>
-              <w:top w:type="dxa" w:w="80"/>
-              <w:left w:type="dxa" w:w="120"/>
-              <w:bottom w:type="dxa" w:w="80"/>
-              <w:right w:type="dxa" w:w="120"/>
+              <w:top w:w="80" w:type="dxa"/>
+              <w:left w:w="120" w:type="dxa"/>
+              <w:bottom w:w="80" w:type="dxa"/>
+              <w:right w:w="120" w:type="dxa"/>
             </w:tcMar>
           </w:tcPr>
           <w:p>
-            <w:pPr>
-              <w:spacing w:after="0"/>
-            </w:pPr>
+            <w:proofErr w:type="gramStart"/>
             <w:r>
               <w:rPr>
-                <w:rFonts w:ascii="Malgun Gothic" w:cs="Malgun Gothic" w:eastAsia="Malgun Gothic" w:hAnsi="Malgun Gothic"/>
                 <w:b/>
                 <w:bCs/>
                 <w:color w:val="FFFFFF"/>
                 <w:sz w:val="20"/>
                 <w:szCs w:val="20"/>
               </w:rPr>
-              <w:t xml:space="preserve">주석 / 적용</w:t>
+              <w:t>주석 /</w:t>
+            </w:r>
+            <w:proofErr w:type="gramEnd"/>
+            <w:r>
+              <w:rPr>
+                <w:b/>
+                <w:bCs/>
+                <w:color w:val="FFFFFF"/>
+                <w:sz w:val="20"/>
+                <w:szCs w:val="20"/>
+              </w:rPr>
+              <w:t xml:space="preserve"> 적용</w:t>
             </w:r>
           </w:p>
         </w:tc>
       </w:tr>
       <w:tr>
+        <w:tblPrEx>
+          <w:tblCellMar>
+            <w:top w:w="0" w:type="dxa"/>
+            <w:bottom w:w="0" w:type="dxa"/>
+          </w:tblCellMar>
+        </w:tblPrEx>
         <w:tc>
           <w:tcPr>
-            <w:tcW w:type="dxa" w:w="1400"/>
+            <w:tcW w:w="1400" w:type="dxa"/>
             <w:tcBorders>
-              <w:top w:val="single" w:color="CCCCCC" w:sz="1"/>
-              <w:left w:val="single" w:color="CCCCCC" w:sz="1"/>
-              <w:bottom w:val="single" w:color="CCCCCC" w:sz="1"/>
-              <w:right w:val="single" w:color="CCCCCC" w:sz="1"/>
+              <w:top w:val="single" w:sz="1" w:space="0" w:color="CCCCCC"/>
+              <w:left w:val="single" w:sz="1" w:space="0" w:color="CCCCCC"/>
+              <w:bottom w:val="single" w:sz="1" w:space="0" w:color="CCCCCC"/>
+              <w:right w:val="single" w:sz="1" w:space="0" w:color="CCCCCC"/>
             </w:tcBorders>
-            <w:shd w:fill="E2EFDA" w:val="clear"/>
+            <w:shd w:val="clear" w:color="auto" w:fill="E2EFDA"/>
             <w:tcMar>
-              <w:top w:type="dxa" w:w="80"/>
-              <w:left w:type="dxa" w:w="120"/>
-              <w:bottom w:type="dxa" w:w="80"/>
-              <w:right w:type="dxa" w:w="120"/>
+              <w:top w:w="80" w:type="dxa"/>
+              <w:left w:w="120" w:type="dxa"/>
+              <w:bottom w:w="80" w:type="dxa"/>
+              <w:right w:w="120" w:type="dxa"/>
             </w:tcMar>
           </w:tcPr>
           <w:p>
-            <w:pPr>
-              <w:spacing w:after="0"/>
-            </w:pPr>
             <w:r>
               <w:rPr>
-                <w:rFonts w:ascii="Malgun Gothic" w:cs="Malgun Gothic" w:eastAsia="Malgun Gothic" w:hAnsi="Malgun Gothic"/>
                 <w:b/>
                 <w:bCs/>
                 <w:color w:val="538135"/>
                 <w:sz w:val="20"/>
                 <w:szCs w:val="20"/>
               </w:rPr>
-              <w:t xml:space="preserve">창세기 15:5</w:t>
+              <w:t>창세기 15:5</w:t>
             </w:r>
           </w:p>
         </w:tc>
         <w:tc>
           <w:tcPr>
-            <w:tcW w:type="dxa" w:w="2960"/>
+            <w:tcW w:w="2960" w:type="dxa"/>
             <w:tcBorders>
-              <w:top w:val="single" w:color="CCCCCC" w:sz="1"/>
-              <w:left w:val="single" w:color="CCCCCC" w:sz="1"/>
-              <w:bottom w:val="single" w:color="CCCCCC" w:sz="1"/>
-              <w:right w:val="single" w:color="CCCCCC" w:sz="1"/>
+              <w:top w:val="single" w:sz="1" w:space="0" w:color="CCCCCC"/>
+              <w:left w:val="single" w:sz="1" w:space="0" w:color="CCCCCC"/>
+              <w:bottom w:val="single" w:sz="1" w:space="0" w:color="CCCCCC"/>
+              <w:right w:val="single" w:sz="1" w:space="0" w:color="CCCCCC"/>
             </w:tcBorders>
-            <w:shd w:fill="E2EFDA" w:val="clear"/>
+            <w:shd w:val="clear" w:color="auto" w:fill="E2EFDA"/>
             <w:tcMar>
-              <w:top w:type="dxa" w:w="80"/>
-              <w:left w:type="dxa" w:w="120"/>
-              <w:bottom w:type="dxa" w:w="80"/>
-              <w:right w:type="dxa" w:w="120"/>
+              <w:top w:w="80" w:type="dxa"/>
+              <w:left w:w="120" w:type="dxa"/>
+              <w:bottom w:w="80" w:type="dxa"/>
+              <w:right w:w="120" w:type="dxa"/>
             </w:tcMar>
           </w:tcPr>
           <w:p>
-            <w:pPr>
-              <w:spacing w:after="0"/>
-            </w:pPr>
-            <w:r>
-              <w:rPr>
-                <w:rFonts w:ascii="Malgun Gothic" w:cs="Malgun Gothic" w:eastAsia="Malgun Gothic" w:hAnsi="Malgun Gothic"/>
-                <w:sz w:val="22"/>
-                <w:szCs w:val="22"/>
-              </w:rPr>
-              <w:t xml:space="preserve">"그를 이끌고 밖으로 나가 이르시되 하늘을 우러러 뭇별을 셀 수 있나 보라 또 그에게 이르시되 네 자손이 이와 같으리라"</w:t>
+            <w:r>
+              <w:t xml:space="preserve">"그를 이끌고 밖으로 나가 </w:t>
+            </w:r>
+            <w:proofErr w:type="spellStart"/>
+            <w:r>
+              <w:t>이르시되</w:t>
+            </w:r>
+            <w:proofErr w:type="spellEnd"/>
+            <w:r>
+              <w:t xml:space="preserve"> 하늘을 우러러 뭇별을 셀 수 있나 보라 또 그에게 </w:t>
+            </w:r>
+            <w:proofErr w:type="spellStart"/>
+            <w:r>
+              <w:t>이르시되</w:t>
+            </w:r>
+            <w:proofErr w:type="spellEnd"/>
+            <w:r>
+              <w:t xml:space="preserve"> 네 자손이 이와 같으리라"</w:t>
             </w:r>
           </w:p>
         </w:tc>
         <w:tc>
           <w:tcPr>
-            <w:tcW w:type="dxa" w:w="5000"/>
+            <w:tcW w:w="5000" w:type="dxa"/>
             <w:tcBorders>
-              <w:top w:val="single" w:color="CCCCCC" w:sz="1"/>
-              <w:left w:val="single" w:color="CCCCCC" w:sz="1"/>
-              <w:bottom w:val="single" w:color="CCCCCC" w:sz="1"/>
-              <w:right w:val="single" w:color="CCCCCC" w:sz="1"/>
+              <w:top w:val="single" w:sz="1" w:space="0" w:color="CCCCCC"/>
+              <w:left w:val="single" w:sz="1" w:space="0" w:color="CCCCCC"/>
+              <w:bottom w:val="single" w:sz="1" w:space="0" w:color="CCCCCC"/>
+              <w:right w:val="single" w:sz="1" w:space="0" w:color="CCCCCC"/>
             </w:tcBorders>
-            <w:shd w:fill="E2EFDA" w:val="clear"/>
+            <w:shd w:val="clear" w:color="auto" w:fill="E2EFDA"/>
             <w:tcMar>
-              <w:top w:type="dxa" w:w="80"/>
-              <w:left w:type="dxa" w:w="120"/>
-              <w:bottom w:type="dxa" w:w="80"/>
-              <w:right w:type="dxa" w:w="120"/>
+              <w:top w:w="80" w:type="dxa"/>
+              <w:left w:w="120" w:type="dxa"/>
+              <w:bottom w:w="80" w:type="dxa"/>
+              <w:right w:w="120" w:type="dxa"/>
             </w:tcMar>
           </w:tcPr>
           <w:p>
-            <w:pPr>
-              <w:spacing w:after="0"/>
-            </w:pPr>
-            <w:r>
-              <w:rPr>
-                <w:rFonts w:ascii="Malgun Gothic" w:cs="Malgun Gothic" w:eastAsia="Malgun Gothic" w:hAnsi="Malgun Gothic"/>
-                <w:sz w:val="22"/>
-                <w:szCs w:val="22"/>
-              </w:rPr>
-              <w:t xml:space="preserve">하나님은 아브라함에게 눈에 보이는 상징(별)을 통해 꿈을 심어 주셨다. 꿈은 종종 하나님의 말씀이 그림으로 마음에 새겨질 때 시작된다.</w:t>
+            <w:r>
+              <w:t>하나님은 아브라함에게 눈에 보이는 상징(별)을 통해 꿈을 심어 주셨다. 꿈은 종종 하나님의 말씀이 그림으로 마음에 새겨질 때 시작된다.</w:t>
             </w:r>
           </w:p>
         </w:tc>
       </w:tr>
       <w:tr>
+        <w:tblPrEx>
+          <w:tblCellMar>
+            <w:top w:w="0" w:type="dxa"/>
+            <w:bottom w:w="0" w:type="dxa"/>
+          </w:tblCellMar>
+        </w:tblPrEx>
         <w:tc>
           <w:tcPr>
-            <w:tcW w:type="dxa" w:w="1400"/>
+            <w:tcW w:w="1400" w:type="dxa"/>
             <w:tcBorders>
-              <w:top w:val="single" w:color="CCCCCC" w:sz="1"/>
-              <w:left w:val="single" w:color="CCCCCC" w:sz="1"/>
-              <w:bottom w:val="single" w:color="CCCCCC" w:sz="1"/>
-              <w:right w:val="single" w:color="CCCCCC" w:sz="1"/>
+              <w:top w:val="single" w:sz="1" w:space="0" w:color="CCCCCC"/>
+              <w:left w:val="single" w:sz="1" w:space="0" w:color="CCCCCC"/>
+              <w:bottom w:val="single" w:sz="1" w:space="0" w:color="CCCCCC"/>
+              <w:right w:val="single" w:sz="1" w:space="0" w:color="CCCCCC"/>
             </w:tcBorders>
-            <w:shd w:fill="FFFFFF" w:val="clear"/>
+            <w:shd w:val="clear" w:color="auto" w:fill="FFFFFF"/>
             <w:tcMar>
-              <w:top w:type="dxa" w:w="80"/>
-              <w:left w:type="dxa" w:w="120"/>
-              <w:bottom w:type="dxa" w:w="80"/>
-              <w:right w:type="dxa" w:w="120"/>
+              <w:top w:w="80" w:type="dxa"/>
+              <w:left w:w="120" w:type="dxa"/>
+              <w:bottom w:w="80" w:type="dxa"/>
+              <w:right w:w="120" w:type="dxa"/>
             </w:tcMar>
           </w:tcPr>
           <w:p>
-            <w:pPr>
-              <w:spacing w:after="0"/>
-            </w:pPr>
             <w:r>
               <w:rPr>
-                <w:rFonts w:ascii="Malgun Gothic" w:cs="Malgun Gothic" w:eastAsia="Malgun Gothic" w:hAnsi="Malgun Gothic"/>
                 <w:b/>
                 <w:bCs/>
                 <w:color w:val="538135"/>
                 <w:sz w:val="20"/>
                 <w:szCs w:val="20"/>
               </w:rPr>
-              <w:t xml:space="preserve">잠언 29:18</w:t>
+              <w:t>잠언 29:18</w:t>
             </w:r>
           </w:p>
         </w:tc>
         <w:tc>
           <w:tcPr>
-            <w:tcW w:type="dxa" w:w="2960"/>
+            <w:tcW w:w="2960" w:type="dxa"/>
             <w:tcBorders>
-              <w:top w:val="single" w:color="CCCCCC" w:sz="1"/>
-              <w:left w:val="single" w:color="CCCCCC" w:sz="1"/>
-              <w:bottom w:val="single" w:color="CCCCCC" w:sz="1"/>
-              <w:right w:val="single" w:color="CCCCCC" w:sz="1"/>
+              <w:top w:val="single" w:sz="1" w:space="0" w:color="CCCCCC"/>
+              <w:left w:val="single" w:sz="1" w:space="0" w:color="CCCCCC"/>
+              <w:bottom w:val="single" w:sz="1" w:space="0" w:color="CCCCCC"/>
+              <w:right w:val="single" w:sz="1" w:space="0" w:color="CCCCCC"/>
             </w:tcBorders>
-            <w:shd w:fill="FFFFFF" w:val="clear"/>
+            <w:shd w:val="clear" w:color="auto" w:fill="FFFFFF"/>
             <w:tcMar>
-              <w:top w:type="dxa" w:w="80"/>
-              <w:left w:type="dxa" w:w="120"/>
-              <w:bottom w:type="dxa" w:w="80"/>
-              <w:right w:type="dxa" w:w="120"/>
+              <w:top w:w="80" w:type="dxa"/>
+              <w:left w:w="120" w:type="dxa"/>
+              <w:bottom w:w="80" w:type="dxa"/>
+              <w:right w:w="120" w:type="dxa"/>
             </w:tcMar>
           </w:tcPr>
           <w:p>
-            <w:pPr>
-              <w:spacing w:after="0"/>
-            </w:pPr>
-            <w:r>
-              <w:rPr>
-                <w:rFonts w:ascii="Malgun Gothic" w:cs="Malgun Gothic" w:eastAsia="Malgun Gothic" w:hAnsi="Malgun Gothic"/>
-                <w:sz w:val="22"/>
-                <w:szCs w:val="22"/>
-              </w:rPr>
-              <w:t xml:space="preserve">"묵시가 없으면 백성이 방자히 행하거니와 율법을 지키는 자는 복이 있느니라"</w:t>
+            <w:r>
+              <w:t xml:space="preserve">"묵시가 없으면 백성이 방자히 </w:t>
+            </w:r>
+            <w:proofErr w:type="spellStart"/>
+            <w:r>
+              <w:t>행하거니와</w:t>
+            </w:r>
+            <w:proofErr w:type="spellEnd"/>
+            <w:r>
+              <w:t xml:space="preserve"> 율법을 지키는 자는 복이 있느니라"</w:t>
             </w:r>
           </w:p>
         </w:tc>
         <w:tc>
           <w:tcPr>
-            <w:tcW w:type="dxa" w:w="5000"/>
+            <w:tcW w:w="5000" w:type="dxa"/>
             <w:tcBorders>
-              <w:top w:val="single" w:color="CCCCCC" w:sz="1"/>
-              <w:left w:val="single" w:color="CCCCCC" w:sz="1"/>
-              <w:bottom w:val="single" w:color="CCCCCC" w:sz="1"/>
-              <w:right w:val="single" w:color="CCCCCC" w:sz="1"/>
+              <w:top w:val="single" w:sz="1" w:space="0" w:color="CCCCCC"/>
+              <w:left w:val="single" w:sz="1" w:space="0" w:color="CCCCCC"/>
+              <w:bottom w:val="single" w:sz="1" w:space="0" w:color="CCCCCC"/>
+              <w:right w:val="single" w:sz="1" w:space="0" w:color="CCCCCC"/>
             </w:tcBorders>
-            <w:shd w:fill="FFFFFF" w:val="clear"/>
+            <w:shd w:val="clear" w:color="auto" w:fill="FFFFFF"/>
             <w:tcMar>
-              <w:top w:type="dxa" w:w="80"/>
-              <w:left w:type="dxa" w:w="120"/>
-              <w:bottom w:type="dxa" w:w="80"/>
-              <w:right w:type="dxa" w:w="120"/>
+              <w:top w:w="80" w:type="dxa"/>
+              <w:left w:w="120" w:type="dxa"/>
+              <w:bottom w:w="80" w:type="dxa"/>
+              <w:right w:w="120" w:type="dxa"/>
             </w:tcMar>
           </w:tcPr>
           <w:p>
-            <w:pPr>
-              <w:spacing w:after="0"/>
-            </w:pPr>
-            <w:r>
-              <w:rPr>
-                <w:rFonts w:ascii="Malgun Gothic" w:cs="Malgun Gothic" w:eastAsia="Malgun Gothic" w:hAnsi="Malgun Gothic"/>
-                <w:sz w:val="22"/>
-                <w:szCs w:val="22"/>
-              </w:rPr>
-              <w:t xml:space="preserve">'묵시'는 히브리어로 '하존(חָזוֹן)', 곧 하나님께서 주시는 환상과 비전을 의미한다. 비전의 부재는 개인과 공동체 모두를 무너뜨린다.</w:t>
+            <w:r>
+              <w:t>'묵시'는 히브리어로 '</w:t>
+            </w:r>
+            <w:proofErr w:type="spellStart"/>
+            <w:r>
+              <w:t>하존</w:t>
+            </w:r>
+            <w:proofErr w:type="spellEnd"/>
+            <w:r>
+              <w:t>(</w:t>
+            </w:r>
+            <w:proofErr w:type="spellStart"/>
+            <w:r>
+              <w:t>חָזוֹן</w:t>
+            </w:r>
+            <w:proofErr w:type="spellEnd"/>
+            <w:r>
+              <w:t>)', 곧 하나님께서 주시는 환상과 비전을 의미한다. 비전의 부재는 개인과 공동체 모두를 무너뜨린다.</w:t>
             </w:r>
           </w:p>
         </w:tc>
       </w:tr>
       <w:tr>
+        <w:tblPrEx>
+          <w:tblCellMar>
+            <w:top w:w="0" w:type="dxa"/>
+            <w:bottom w:w="0" w:type="dxa"/>
+          </w:tblCellMar>
+        </w:tblPrEx>
         <w:tc>
           <w:tcPr>
-            <w:tcW w:type="dxa" w:w="1400"/>
+            <w:tcW w:w="1400" w:type="dxa"/>
             <w:tcBorders>
-              <w:top w:val="single" w:color="CCCCCC" w:sz="1"/>
-              <w:left w:val="single" w:color="CCCCCC" w:sz="1"/>
-              <w:bottom w:val="single" w:color="CCCCCC" w:sz="1"/>
-              <w:right w:val="single" w:color="CCCCCC" w:sz="1"/>
+              <w:top w:val="single" w:sz="1" w:space="0" w:color="CCCCCC"/>
+              <w:left w:val="single" w:sz="1" w:space="0" w:color="CCCCCC"/>
+              <w:bottom w:val="single" w:sz="1" w:space="0" w:color="CCCCCC"/>
+              <w:right w:val="single" w:sz="1" w:space="0" w:color="CCCCCC"/>
             </w:tcBorders>
-            <w:shd w:fill="E2EFDA" w:val="clear"/>
+            <w:shd w:val="clear" w:color="auto" w:fill="E2EFDA"/>
             <w:tcMar>
-              <w:top w:type="dxa" w:w="80"/>
-              <w:left w:type="dxa" w:w="120"/>
-              <w:bottom w:type="dxa" w:w="80"/>
-              <w:right w:type="dxa" w:w="120"/>
+              <w:top w:w="80" w:type="dxa"/>
+              <w:left w:w="120" w:type="dxa"/>
+              <w:bottom w:w="80" w:type="dxa"/>
+              <w:right w:w="120" w:type="dxa"/>
             </w:tcMar>
           </w:tcPr>
           <w:p>
-            <w:pPr>
-              <w:spacing w:after="0"/>
-            </w:pPr>
             <w:r>
               <w:rPr>
-                <w:rFonts w:ascii="Malgun Gothic" w:cs="Malgun Gothic" w:eastAsia="Malgun Gothic" w:hAnsi="Malgun Gothic"/>
                 <w:b/>
                 <w:bCs/>
                 <w:color w:val="538135"/>
                 <w:sz w:val="20"/>
                 <w:szCs w:val="20"/>
               </w:rPr>
-              <w:t xml:space="preserve">빌립보서 2:13</w:t>
+              <w:t>빌립보서 2:13</w:t>
             </w:r>
           </w:p>
         </w:tc>
         <w:tc>
           <w:tcPr>
-            <w:tcW w:type="dxa" w:w="2960"/>
+            <w:tcW w:w="2960" w:type="dxa"/>
             <w:tcBorders>
-              <w:top w:val="single" w:color="CCCCCC" w:sz="1"/>
-              <w:left w:val="single" w:color="CCCCCC" w:sz="1"/>
-              <w:bottom w:val="single" w:color="CCCCCC" w:sz="1"/>
-              <w:right w:val="single" w:color="CCCCCC" w:sz="1"/>
+              <w:top w:val="single" w:sz="1" w:space="0" w:color="CCCCCC"/>
+              <w:left w:val="single" w:sz="1" w:space="0" w:color="CCCCCC"/>
+              <w:bottom w:val="single" w:sz="1" w:space="0" w:color="CCCCCC"/>
+              <w:right w:val="single" w:sz="1" w:space="0" w:color="CCCCCC"/>
             </w:tcBorders>
-            <w:shd w:fill="E2EFDA" w:val="clear"/>
+            <w:shd w:val="clear" w:color="auto" w:fill="E2EFDA"/>
             <w:tcMar>
-              <w:top w:type="dxa" w:w="80"/>
-              <w:left w:type="dxa" w:w="120"/>
-              <w:bottom w:type="dxa" w:w="80"/>
-              <w:right w:type="dxa" w:w="120"/>
+              <w:top w:w="80" w:type="dxa"/>
+              <w:left w:w="120" w:type="dxa"/>
+              <w:bottom w:w="80" w:type="dxa"/>
+              <w:right w:w="120" w:type="dxa"/>
             </w:tcMar>
           </w:tcPr>
           <w:p>
-            <w:pPr>
-              <w:spacing w:after="0"/>
-            </w:pPr>
-            <w:r>
-              <w:rPr>
-                <w:rFonts w:ascii="Malgun Gothic" w:cs="Malgun Gothic" w:eastAsia="Malgun Gothic" w:hAnsi="Malgun Gothic"/>
-                <w:sz w:val="22"/>
-                <w:szCs w:val="22"/>
-              </w:rPr>
-              <w:t xml:space="preserve">"너희 안에서 행하시는 이는 하나님이시니 자기의 기쁘신 뜻을 위하여 너희에게 소원을 두고 행하게 하시느니라"</w:t>
+            <w:r>
+              <w:t xml:space="preserve">"너희 안에서 행하시는 이는 하나님이시니 자기의 기쁘신 뜻을 위하여 너희에게 소원을 두고 행하게 </w:t>
+            </w:r>
+            <w:proofErr w:type="spellStart"/>
+            <w:r>
+              <w:t>하시느니라</w:t>
+            </w:r>
+            <w:proofErr w:type="spellEnd"/>
+            <w:r>
+              <w:t>"</w:t>
             </w:r>
           </w:p>
         </w:tc>
         <w:tc>
           <w:tcPr>
-            <w:tcW w:type="dxa" w:w="5000"/>
+            <w:tcW w:w="5000" w:type="dxa"/>
             <w:tcBorders>
-              <w:top w:val="single" w:color="CCCCCC" w:sz="1"/>
-              <w:left w:val="single" w:color="CCCCCC" w:sz="1"/>
-              <w:bottom w:val="single" w:color="CCCCCC" w:sz="1"/>
-              <w:right w:val="single" w:color="CCCCCC" w:sz="1"/>
+              <w:top w:val="single" w:sz="1" w:space="0" w:color="CCCCCC"/>
+              <w:left w:val="single" w:sz="1" w:space="0" w:color="CCCCCC"/>
+              <w:bottom w:val="single" w:sz="1" w:space="0" w:color="CCCCCC"/>
+              <w:right w:val="single" w:sz="1" w:space="0" w:color="CCCCCC"/>
             </w:tcBorders>
-            <w:shd w:fill="E2EFDA" w:val="clear"/>
+            <w:shd w:val="clear" w:color="auto" w:fill="E2EFDA"/>
             <w:tcMar>
-              <w:top w:type="dxa" w:w="80"/>
-              <w:left w:type="dxa" w:w="120"/>
-              <w:bottom w:type="dxa" w:w="80"/>
-              <w:right w:type="dxa" w:w="120"/>
+              <w:top w:w="80" w:type="dxa"/>
+              <w:left w:w="120" w:type="dxa"/>
+              <w:bottom w:w="80" w:type="dxa"/>
+              <w:right w:w="120" w:type="dxa"/>
             </w:tcMar>
           </w:tcPr>
           <w:p>
-            <w:pPr>
-              <w:spacing w:after="0"/>
-            </w:pPr>
-            <w:r>
-              <w:rPr>
-                <w:rFonts w:ascii="Malgun Gothic" w:cs="Malgun Gothic" w:eastAsia="Malgun Gothic" w:hAnsi="Malgun Gothic"/>
-                <w:sz w:val="22"/>
-                <w:szCs w:val="22"/>
-              </w:rPr>
-              <w:t xml:space="preserve">꿈과 소원의 근원은 내 욕망이 아니라 하나님의 기쁘신 뜻이다. 하나님은 우리를 통해 일하시기 위해 먼저 우리 안에 꿈을 심으신다.</w:t>
+            <w:r>
+              <w:t>꿈과 소원의 근원은 내 욕망이 아니라 하나님의 기쁘신 뜻이다. 하나님은 우리를 통해 일하시기 위해 먼저 우리 안에 꿈을 심으신다.</w:t>
             </w:r>
           </w:p>
         </w:tc>
       </w:tr>
       <w:tr>
+        <w:tblPrEx>
+          <w:tblCellMar>
+            <w:top w:w="0" w:type="dxa"/>
+            <w:bottom w:w="0" w:type="dxa"/>
+          </w:tblCellMar>
+        </w:tblPrEx>
         <w:tc>
           <w:tcPr>
-            <w:tcW w:type="dxa" w:w="1400"/>
+            <w:tcW w:w="1400" w:type="dxa"/>
             <w:tcBorders>
-              <w:top w:val="single" w:color="CCCCCC" w:sz="1"/>
-              <w:left w:val="single" w:color="CCCCCC" w:sz="1"/>
-              <w:bottom w:val="single" w:color="CCCCCC" w:sz="1"/>
-              <w:right w:val="single" w:color="CCCCCC" w:sz="1"/>
+              <w:top w:val="single" w:sz="1" w:space="0" w:color="CCCCCC"/>
+              <w:left w:val="single" w:sz="1" w:space="0" w:color="CCCCCC"/>
+              <w:bottom w:val="single" w:sz="1" w:space="0" w:color="CCCCCC"/>
+              <w:right w:val="single" w:sz="1" w:space="0" w:color="CCCCCC"/>
             </w:tcBorders>
-            <w:shd w:fill="FFFFFF" w:val="clear"/>
+            <w:shd w:val="clear" w:color="auto" w:fill="FFFFFF"/>
             <w:tcMar>
-              <w:top w:type="dxa" w:w="80"/>
-              <w:left w:type="dxa" w:w="120"/>
-              <w:bottom w:type="dxa" w:w="80"/>
-              <w:right w:type="dxa" w:w="120"/>
+              <w:top w:w="80" w:type="dxa"/>
+              <w:left w:w="120" w:type="dxa"/>
+              <w:bottom w:w="80" w:type="dxa"/>
+              <w:right w:w="120" w:type="dxa"/>
             </w:tcMar>
           </w:tcPr>
           <w:p>
-            <w:pPr>
-              <w:spacing w:after="0"/>
-            </w:pPr>
+            <w:proofErr w:type="spellStart"/>
             <w:r>
               <w:rPr>
-                <w:rFonts w:ascii="Malgun Gothic" w:cs="Malgun Gothic" w:eastAsia="Malgun Gothic" w:hAnsi="Malgun Gothic"/>
                 <w:b/>
                 <w:bCs/>
                 <w:color w:val="538135"/>
                 <w:sz w:val="20"/>
                 <w:szCs w:val="20"/>
               </w:rPr>
-              <w:t xml:space="preserve">요엘 2:28 / 사도행전 2:17</w:t>
-            </w:r>
-          </w:p>
-        </w:tc>
-        <w:tc>
-          <w:tcPr>
-            <w:tcW w:type="dxa" w:w="2960"/>
-            <w:tcBorders>
-              <w:top w:val="single" w:color="CCCCCC" w:sz="1"/>
-              <w:left w:val="single" w:color="CCCCCC" w:sz="1"/>
-              <w:bottom w:val="single" w:color="CCCCCC" w:sz="1"/>
-              <w:right w:val="single" w:color="CCCCCC" w:sz="1"/>
-            </w:tcBorders>
-            <w:shd w:fill="FFFFFF" w:val="clear"/>
-            <w:tcMar>
-              <w:top w:type="dxa" w:w="80"/>
-              <w:left w:type="dxa" w:w="120"/>
-              <w:bottom w:type="dxa" w:w="80"/>
-              <w:right w:type="dxa" w:w="120"/>
-            </w:tcMar>
-          </w:tcPr>
-          <w:p>
-            <w:pPr>
-              <w:spacing w:after="0"/>
-            </w:pPr>
+              <w:lastRenderedPageBreak/>
+              <w:t>요엘</w:t>
+            </w:r>
+            <w:proofErr w:type="spellEnd"/>
             <w:r>
               <w:rPr>
-                <w:rFonts w:ascii="Malgun Gothic" w:cs="Malgun Gothic" w:eastAsia="Malgun Gothic" w:hAnsi="Malgun Gothic"/>
-                <w:sz w:val="22"/>
-                <w:szCs w:val="22"/>
-              </w:rPr>
-              <w:t xml:space="preserve">"그 후에 내가 내 영을 만민에게 부어 주리니 너희 자녀들이 장래 일을 말할 것이며 너희 늙은이는 꿈을 꾸며 너희 젊은이는 이상을 볼 것이며"</w:t>
-            </w:r>
-          </w:p>
-        </w:tc>
-        <w:tc>
-          <w:tcPr>
-            <w:tcW w:type="dxa" w:w="5000"/>
-            <w:tcBorders>
-              <w:top w:val="single" w:color="CCCCCC" w:sz="1"/>
-              <w:left w:val="single" w:color="CCCCCC" w:sz="1"/>
-              <w:bottom w:val="single" w:color="CCCCCC" w:sz="1"/>
-              <w:right w:val="single" w:color="CCCCCC" w:sz="1"/>
-            </w:tcBorders>
-            <w:shd w:fill="FFFFFF" w:val="clear"/>
-            <w:tcMar>
-              <w:top w:type="dxa" w:w="80"/>
-              <w:left w:type="dxa" w:w="120"/>
-              <w:bottom w:type="dxa" w:w="80"/>
-              <w:right w:type="dxa" w:w="120"/>
-            </w:tcMar>
-          </w:tcPr>
-          <w:p>
-            <w:pPr>
-              <w:spacing w:after="0"/>
-            </w:pPr>
-            <w:r>
-              <w:rPr>
-                <w:rFonts w:ascii="Malgun Gothic" w:cs="Malgun Gothic" w:eastAsia="Malgun Gothic" w:hAnsi="Malgun Gothic"/>
-                <w:sz w:val="22"/>
-                <w:szCs w:val="22"/>
-              </w:rPr>
-              <w:t xml:space="preserve">성령 강림의 핵심 역사 중 하나는 꿈과 환상을 주시는 것이다. 나이와 성별에 관계없이 모든 믿는 자에게 하나님의 비전이 주어진다.</w:t>
-            </w:r>
-          </w:p>
-        </w:tc>
-      </w:tr>
-      <w:tr>
-        <w:tc>
-          <w:tcPr>
-            <w:tcW w:type="dxa" w:w="1400"/>
-            <w:tcBorders>
-              <w:top w:val="single" w:color="CCCCCC" w:sz="1"/>
-              <w:left w:val="single" w:color="CCCCCC" w:sz="1"/>
-              <w:bottom w:val="single" w:color="CCCCCC" w:sz="1"/>
-              <w:right w:val="single" w:color="CCCCCC" w:sz="1"/>
-            </w:tcBorders>
-            <w:shd w:fill="E2EFDA" w:val="clear"/>
-            <w:tcMar>
-              <w:top w:type="dxa" w:w="80"/>
-              <w:left w:type="dxa" w:w="120"/>
-              <w:bottom w:type="dxa" w:w="80"/>
-              <w:right w:type="dxa" w:w="120"/>
-            </w:tcMar>
-          </w:tcPr>
-          <w:p>
-            <w:pPr>
-              <w:spacing w:after="0"/>
-            </w:pPr>
-            <w:r>
-              <w:rPr>
-                <w:rFonts w:ascii="Malgun Gothic" w:cs="Malgun Gothic" w:eastAsia="Malgun Gothic" w:hAnsi="Malgun Gothic"/>
                 <w:b/>
                 <w:bCs/>
                 <w:color w:val="538135"/>
                 <w:sz w:val="20"/>
                 <w:szCs w:val="20"/>
               </w:rPr>
-              <w:t xml:space="preserve">갈라디아서 3:13-14</w:t>
+              <w:t xml:space="preserve"> </w:t>
+            </w:r>
+            <w:proofErr w:type="gramStart"/>
+            <w:r>
+              <w:rPr>
+                <w:b/>
+                <w:bCs/>
+                <w:color w:val="538135"/>
+                <w:sz w:val="20"/>
+                <w:szCs w:val="20"/>
+              </w:rPr>
+              <w:t>2:28 /</w:t>
+            </w:r>
+            <w:proofErr w:type="gramEnd"/>
+            <w:r>
+              <w:rPr>
+                <w:b/>
+                <w:bCs/>
+                <w:color w:val="538135"/>
+                <w:sz w:val="20"/>
+                <w:szCs w:val="20"/>
+              </w:rPr>
+              <w:t xml:space="preserve"> 사도행전 2:17</w:t>
             </w:r>
           </w:p>
         </w:tc>
         <w:tc>
           <w:tcPr>
-            <w:tcW w:type="dxa" w:w="2960"/>
+            <w:tcW w:w="2960" w:type="dxa"/>
             <w:tcBorders>
-              <w:top w:val="single" w:color="CCCCCC" w:sz="1"/>
-              <w:left w:val="single" w:color="CCCCCC" w:sz="1"/>
-              <w:bottom w:val="single" w:color="CCCCCC" w:sz="1"/>
-              <w:right w:val="single" w:color="CCCCCC" w:sz="1"/>
+              <w:top w:val="single" w:sz="1" w:space="0" w:color="CCCCCC"/>
+              <w:left w:val="single" w:sz="1" w:space="0" w:color="CCCCCC"/>
+              <w:bottom w:val="single" w:sz="1" w:space="0" w:color="CCCCCC"/>
+              <w:right w:val="single" w:sz="1" w:space="0" w:color="CCCCCC"/>
             </w:tcBorders>
-            <w:shd w:fill="E2EFDA" w:val="clear"/>
+            <w:shd w:val="clear" w:color="auto" w:fill="FFFFFF"/>
             <w:tcMar>
-              <w:top w:type="dxa" w:w="80"/>
-              <w:left w:type="dxa" w:w="120"/>
-              <w:bottom w:type="dxa" w:w="80"/>
-              <w:right w:type="dxa" w:w="120"/>
+              <w:top w:w="80" w:type="dxa"/>
+              <w:left w:w="120" w:type="dxa"/>
+              <w:bottom w:w="80" w:type="dxa"/>
+              <w:right w:w="120" w:type="dxa"/>
             </w:tcMar>
           </w:tcPr>
           <w:p>
-            <w:pPr>
-              <w:spacing w:after="0"/>
-            </w:pPr>
-            <w:r>
-              <w:rPr>
-                <w:rFonts w:ascii="Malgun Gothic" w:cs="Malgun Gothic" w:eastAsia="Malgun Gothic" w:hAnsi="Malgun Gothic"/>
-                <w:sz w:val="22"/>
-                <w:szCs w:val="22"/>
-              </w:rPr>
-              <w:t xml:space="preserve">"그리스도께서 우리를 위하여 저주를 받은 바 되사 율법의 저주에서 우리를 속량하셨으니 … 이는 그리스도 예수 안에서 아브라함의 복이 이방인에게 미치게 하고 또 우리로 하여금 믿음으로 말미암아 성령의 약속을 받게 하려 함이라"</w:t>
+            <w:r>
+              <w:t>"그 후에 내가 내 영을 만민에게 부어 주리니 너희 자녀들이 장래 일을 말할 것이며 너희 늙은이는 꿈을 꾸며 너희 젊은이는 이상을 볼 것이며"</w:t>
             </w:r>
           </w:p>
         </w:tc>
         <w:tc>
           <w:tcPr>
-            <w:tcW w:type="dxa" w:w="5000"/>
+            <w:tcW w:w="5000" w:type="dxa"/>
             <w:tcBorders>
-              <w:top w:val="single" w:color="CCCCCC" w:sz="1"/>
-              <w:left w:val="single" w:color="CCCCCC" w:sz="1"/>
-              <w:bottom w:val="single" w:color="CCCCCC" w:sz="1"/>
-              <w:right w:val="single" w:color="CCCCCC" w:sz="1"/>
+              <w:top w:val="single" w:sz="1" w:space="0" w:color="CCCCCC"/>
+              <w:left w:val="single" w:sz="1" w:space="0" w:color="CCCCCC"/>
+              <w:bottom w:val="single" w:sz="1" w:space="0" w:color="CCCCCC"/>
+              <w:right w:val="single" w:sz="1" w:space="0" w:color="CCCCCC"/>
             </w:tcBorders>
-            <w:shd w:fill="E2EFDA" w:val="clear"/>
+            <w:shd w:val="clear" w:color="auto" w:fill="FFFFFF"/>
             <w:tcMar>
-              <w:top w:type="dxa" w:w="80"/>
-              <w:left w:type="dxa" w:w="120"/>
-              <w:bottom w:type="dxa" w:w="80"/>
-              <w:right w:type="dxa" w:w="120"/>
+              <w:top w:w="80" w:type="dxa"/>
+              <w:left w:w="120" w:type="dxa"/>
+              <w:bottom w:w="80" w:type="dxa"/>
+              <w:right w:w="120" w:type="dxa"/>
             </w:tcMar>
           </w:tcPr>
           <w:p>
-            <w:pPr>
-              <w:spacing w:after="0"/>
-            </w:pPr>
+            <w:r>
+              <w:t>성령 강림의 핵심 역사 중 하나는 꿈과 환상을 주시는 것이다. 나이와 성별에 관계없이 모든 믿는 자에게 하나님의 비전이 주어진다.</w:t>
+            </w:r>
+          </w:p>
+        </w:tc>
+      </w:tr>
+      <w:tr>
+        <w:tblPrEx>
+          <w:tblCellMar>
+            <w:top w:w="0" w:type="dxa"/>
+            <w:bottom w:w="0" w:type="dxa"/>
+          </w:tblCellMar>
+        </w:tblPrEx>
+        <w:tc>
+          <w:tcPr>
+            <w:tcW w:w="1400" w:type="dxa"/>
+            <w:tcBorders>
+              <w:top w:val="single" w:sz="1" w:space="0" w:color="CCCCCC"/>
+              <w:left w:val="single" w:sz="1" w:space="0" w:color="CCCCCC"/>
+              <w:bottom w:val="single" w:sz="1" w:space="0" w:color="CCCCCC"/>
+              <w:right w:val="single" w:sz="1" w:space="0" w:color="CCCCCC"/>
+            </w:tcBorders>
+            <w:shd w:val="clear" w:color="auto" w:fill="E2EFDA"/>
+            <w:tcMar>
+              <w:top w:w="80" w:type="dxa"/>
+              <w:left w:w="120" w:type="dxa"/>
+              <w:bottom w:w="80" w:type="dxa"/>
+              <w:right w:w="120" w:type="dxa"/>
+            </w:tcMar>
+          </w:tcPr>
+          <w:p>
             <w:r>
               <w:rPr>
-                <w:rFonts w:ascii="Malgun Gothic" w:cs="Malgun Gothic" w:eastAsia="Malgun Gothic" w:hAnsi="Malgun Gothic"/>
-                <w:sz w:val="22"/>
-                <w:szCs w:val="22"/>
+                <w:b/>
+                <w:bCs/>
+                <w:color w:val="538135"/>
+                <w:sz w:val="20"/>
+                <w:szCs w:val="20"/>
               </w:rPr>
-              <w:t xml:space="preserve">십자가는 단순히 죄 사함만이 아니라, 아브라함에게 주셨던 꿈의 약속이 우리에게도 흘러오는 통로다. 구원은 꿈을 회복하는 사건이기도 하다.</w:t>
+              <w:t>갈라디아서 3:13-14</w:t>
+            </w:r>
+          </w:p>
+        </w:tc>
+        <w:tc>
+          <w:tcPr>
+            <w:tcW w:w="2960" w:type="dxa"/>
+            <w:tcBorders>
+              <w:top w:val="single" w:sz="1" w:space="0" w:color="CCCCCC"/>
+              <w:left w:val="single" w:sz="1" w:space="0" w:color="CCCCCC"/>
+              <w:bottom w:val="single" w:sz="1" w:space="0" w:color="CCCCCC"/>
+              <w:right w:val="single" w:sz="1" w:space="0" w:color="CCCCCC"/>
+            </w:tcBorders>
+            <w:shd w:val="clear" w:color="auto" w:fill="E2EFDA"/>
+            <w:tcMar>
+              <w:top w:w="80" w:type="dxa"/>
+              <w:left w:w="120" w:type="dxa"/>
+              <w:bottom w:w="80" w:type="dxa"/>
+              <w:right w:w="120" w:type="dxa"/>
+            </w:tcMar>
+          </w:tcPr>
+          <w:p>
+            <w:r>
+              <w:t>"그리스도께서 우리를 위하여 저주를 받은 바 되사 율법의 저주에서 우리를 속량하셨으니 … 이는 그리스도 예수 안에서 아브라함의 복이 이방인에게 미치게 하고 또 우리로 하여금 믿음으로 말미암아 성령의 약속을 받게 하려 함이라"</w:t>
+            </w:r>
+          </w:p>
+        </w:tc>
+        <w:tc>
+          <w:tcPr>
+            <w:tcW w:w="5000" w:type="dxa"/>
+            <w:tcBorders>
+              <w:top w:val="single" w:sz="1" w:space="0" w:color="CCCCCC"/>
+              <w:left w:val="single" w:sz="1" w:space="0" w:color="CCCCCC"/>
+              <w:bottom w:val="single" w:sz="1" w:space="0" w:color="CCCCCC"/>
+              <w:right w:val="single" w:sz="1" w:space="0" w:color="CCCCCC"/>
+            </w:tcBorders>
+            <w:shd w:val="clear" w:color="auto" w:fill="E2EFDA"/>
+            <w:tcMar>
+              <w:top w:w="80" w:type="dxa"/>
+              <w:left w:w="120" w:type="dxa"/>
+              <w:bottom w:w="80" w:type="dxa"/>
+              <w:right w:w="120" w:type="dxa"/>
+            </w:tcMar>
+          </w:tcPr>
+          <w:p>
+            <w:r>
+              <w:t xml:space="preserve">십자가는 단순히 죄 사함만이 아니라, 아브라함에게 주셨던 꿈의 약속이 </w:t>
+            </w:r>
+            <w:proofErr w:type="spellStart"/>
+            <w:r>
+              <w:t>우리에게도</w:t>
+            </w:r>
+            <w:proofErr w:type="spellEnd"/>
+            <w:r>
+              <w:t xml:space="preserve"> 흘러오는 통로다. 구원은 꿈을 회복하는 사건이기도 하다.</w:t>
             </w:r>
           </w:p>
         </w:tc>
@@ -1257,51 +1273,58 @@
     </w:p>
     <w:tbl>
       <w:tblPr>
-        <w:tblW w:type="dxa" w:w="9360"/>
+        <w:tblW w:w="9360" w:type="dxa"/>
         <w:tblBorders>
-          <w:top w:val="single" w:color="auto" w:sz="4"/>
-          <w:left w:val="single" w:color="auto" w:sz="4"/>
-          <w:bottom w:val="single" w:color="auto" w:sz="4"/>
-          <w:right w:val="single" w:color="auto" w:sz="4"/>
-          <w:insideH w:val="single" w:color="auto" w:sz="4"/>
-          <w:insideV w:val="single" w:color="auto" w:sz="4"/>
+          <w:top w:val="single" w:sz="4" w:space="0" w:color="auto"/>
+          <w:left w:val="single" w:sz="4" w:space="0" w:color="auto"/>
+          <w:bottom w:val="single" w:sz="4" w:space="0" w:color="auto"/>
+          <w:right w:val="single" w:sz="4" w:space="0" w:color="auto"/>
+          <w:insideH w:val="single" w:sz="4" w:space="0" w:color="auto"/>
+          <w:insideV w:val="single" w:sz="4" w:space="0" w:color="auto"/>
         </w:tblBorders>
+        <w:tblCellMar>
+          <w:left w:w="10" w:type="dxa"/>
+          <w:right w:w="10" w:type="dxa"/>
+        </w:tblCellMar>
+        <w:tblLook w:val="04A0" w:firstRow="1" w:lastRow="0" w:firstColumn="1" w:lastColumn="0" w:noHBand="0" w:noVBand="1"/>
       </w:tblPr>
       <w:tblGrid>
         <w:gridCol w:w="9360"/>
       </w:tblGrid>
       <w:tr>
+        <w:tblPrEx>
+          <w:tblCellMar>
+            <w:top w:w="0" w:type="dxa"/>
+            <w:bottom w:w="0" w:type="dxa"/>
+          </w:tblCellMar>
+        </w:tblPrEx>
         <w:tc>
           <w:tcPr>
-            <w:tcW w:type="dxa" w:w="9360"/>
+            <w:tcW w:w="9360" w:type="dxa"/>
             <w:tcBorders>
-              <w:top w:val="none" w:color="FFFFFF" w:sz="0"/>
-              <w:left w:val="none" w:color="FFFFFF" w:sz="0"/>
-              <w:bottom w:val="none" w:color="FFFFFF" w:sz="0"/>
-              <w:right w:val="none" w:color="FFFFFF" w:sz="0"/>
+              <w:top w:val="none" w:sz="0" w:space="0" w:color="FFFFFF"/>
+              <w:left w:val="none" w:sz="0" w:space="0" w:color="FFFFFF"/>
+              <w:bottom w:val="none" w:sz="0" w:space="0" w:color="FFFFFF"/>
+              <w:right w:val="none" w:sz="0" w:space="0" w:color="FFFFFF"/>
             </w:tcBorders>
-            <w:shd w:fill="375623" w:val="clear"/>
+            <w:shd w:val="clear" w:color="auto" w:fill="375623"/>
             <w:tcMar>
-              <w:top w:type="dxa" w:w="120"/>
-              <w:left w:type="dxa" w:w="200"/>
-              <w:bottom w:type="dxa" w:w="120"/>
-              <w:right w:type="dxa" w:w="200"/>
+              <w:top w:w="120" w:type="dxa"/>
+              <w:left w:w="200" w:type="dxa"/>
+              <w:bottom w:w="120" w:type="dxa"/>
+              <w:right w:w="200" w:type="dxa"/>
             </w:tcMar>
           </w:tcPr>
           <w:p>
-            <w:pPr>
-              <w:spacing w:after="0"/>
-            </w:pPr>
             <w:r>
               <w:rPr>
-                <w:rFonts w:ascii="Malgun Gothic" w:cs="Malgun Gothic" w:eastAsia="Malgun Gothic" w:hAnsi="Malgun Gothic"/>
                 <w:b/>
                 <w:bCs/>
                 <w:color w:val="FFFFFF"/>
                 <w:sz w:val="26"/>
                 <w:szCs w:val="26"/>
               </w:rPr>
-              <w:t xml:space="preserve">🗣️ 토론 질문 (소그룹 나눔)</w:t>
+              <w:t>🗣️ 토론 질문 (소그룹 나눔)</w:t>
             </w:r>
           </w:p>
         </w:tc>
@@ -1318,14 +1341,11 @@
       </w:pPr>
       <w:r>
         <w:rPr>
-          <w:rFonts w:ascii="Malgun Gothic" w:cs="Malgun Gothic" w:eastAsia="Malgun Gothic" w:hAnsi="Malgun Gothic"/>
-          <w:b w:val="false"/>
-          <w:bCs w:val="false"/>
           <w:color w:val="555555"/>
           <w:sz w:val="20"/>
           <w:szCs w:val="20"/>
         </w:rPr>
-        <w:t xml:space="preserve">아래 질문들을 순서대로 나눠 보세요. 모든 질문을 다 다루지 않아도 됩니다.</w:t>
+        <w:t>아래 질문들을 순서대로 나눠 보세요. 모든 질문을 다 다루지 않아도 됩니다.</w:t>
       </w:r>
     </w:p>
     <w:p>
@@ -1335,18 +1355,15 @@
     </w:p>
     <w:p>
       <w:pPr>
-        <w:spacing w:after="60" w:before="120"/>
-      </w:pPr>
-      <w:r>
-        <w:rPr>
-          <w:rFonts w:ascii="Malgun Gothic" w:cs="Malgun Gothic" w:eastAsia="Malgun Gothic" w:hAnsi="Malgun Gothic"/>
+        <w:spacing w:before="120" w:after="60"/>
+      </w:pPr>
+      <w:r>
+        <w:rPr>
           <w:b/>
           <w:bCs/>
           <w:color w:val="538135"/>
-          <w:sz w:val="22"/>
-          <w:szCs w:val="22"/>
-        </w:rPr>
-        <w:t xml:space="preserve">[관찰] 본문에서 발견하기</w:t>
+        </w:rPr>
+        <w:t>[관찰] 본문에서 발견하기</w:t>
       </w:r>
     </w:p>
     <w:p>
@@ -1356,28 +1373,20 @@
       </w:pPr>
       <w:r>
         <w:rPr>
-          <w:rFonts w:ascii="Malgun Gothic" w:cs="Malgun Gothic" w:eastAsia="Malgun Gothic" w:hAnsi="Malgun Gothic"/>
           <w:b/>
           <w:bCs/>
           <w:color w:val="375623"/>
-          <w:sz w:val="22"/>
-          <w:szCs w:val="22"/>
         </w:rPr>
         <w:t xml:space="preserve">Q1.  </w:t>
       </w:r>
       <w:r>
-        <w:rPr>
-          <w:rFonts w:ascii="Malgun Gothic" w:cs="Malgun Gothic" w:eastAsia="Malgun Gothic" w:hAnsi="Malgun Gothic"/>
-          <w:sz w:val="22"/>
-          <w:szCs w:val="22"/>
-        </w:rPr>
-        <w:t xml:space="preserve">사도행전 2:17에서 성령이 임하실 때 주어지는 것 중 하나가 '꿈과 환상'입니다. 이것이 성령의 첫 번째 역사 중 하나로 기록된 이유가 무엇이라고 생각하시나요?</w:t>
+        <w:t>사도행전 2:17에서 성령이 임하실 때 주어지는 것 중 하나가 '꿈과 환상'입니다. 이것이 성령의 첫 번째 역사 중 하나로 기록된 이유가 무엇이라고 생각하시나요?</w:t>
       </w:r>
     </w:p>
     <w:p>
       <w:pPr>
         <w:pBdr>
-          <w:bottom w:val="single" w:color="DDDDDD" w:sz="4" w:space="1"/>
+          <w:bottom w:val="single" w:sz="4" w:space="1" w:color="DDDDDD"/>
         </w:pBdr>
         <w:spacing w:after="40"/>
         <w:ind w:left="560"/>
@@ -1393,7 +1402,7 @@
     <w:p>
       <w:pPr>
         <w:pBdr>
-          <w:bottom w:val="single" w:color="DDDDDD" w:sz="4" w:space="1"/>
+          <w:bottom w:val="single" w:sz="4" w:space="1" w:color="DDDDDD"/>
         </w:pBdr>
         <w:spacing w:after="40"/>
         <w:ind w:left="560"/>
@@ -1413,18 +1422,15 @@
     </w:p>
     <w:p>
       <w:pPr>
-        <w:spacing w:after="60" w:before="120"/>
-      </w:pPr>
-      <w:r>
-        <w:rPr>
-          <w:rFonts w:ascii="Malgun Gothic" w:cs="Malgun Gothic" w:eastAsia="Malgun Gothic" w:hAnsi="Malgun Gothic"/>
+        <w:spacing w:before="120" w:after="60"/>
+      </w:pPr>
+      <w:r>
+        <w:rPr>
           <w:b/>
           <w:bCs/>
           <w:color w:val="538135"/>
-          <w:sz w:val="22"/>
-          <w:szCs w:val="22"/>
-        </w:rPr>
-        <w:t xml:space="preserve">[해석] 의미 파악하기</w:t>
+        </w:rPr>
+        <w:t>[해석] 의미 파악하기</w:t>
       </w:r>
     </w:p>
     <w:p>
@@ -1434,28 +1440,20 @@
       </w:pPr>
       <w:r>
         <w:rPr>
-          <w:rFonts w:ascii="Malgun Gothic" w:cs="Malgun Gothic" w:eastAsia="Malgun Gothic" w:hAnsi="Malgun Gothic"/>
           <w:b/>
           <w:bCs/>
           <w:color w:val="375623"/>
-          <w:sz w:val="22"/>
-          <w:szCs w:val="22"/>
         </w:rPr>
         <w:t xml:space="preserve">Q2.  </w:t>
       </w:r>
       <w:r>
-        <w:rPr>
-          <w:rFonts w:ascii="Malgun Gothic" w:cs="Malgun Gothic" w:eastAsia="Malgun Gothic" w:hAnsi="Malgun Gothic"/>
-          <w:sz w:val="22"/>
-          <w:szCs w:val="22"/>
-        </w:rPr>
-        <w:t xml:space="preserve">빌립보서 2:13은 "하나님이 우리 안에 소원을 두신다"고 말합니다. 하나님이 주신 꿈과 내가 스스로 만들어 낸 욕망을 어떻게 구별할 수 있을까요? 어떤 기준이나 경험이 도움이 될 것 같나요?</w:t>
+        <w:t>빌립보서 2:13은 "하나님이 우리 안에 소원을 두신다"고 말합니다. 하나님이 주신 꿈과 내가 스스로 만들어 낸 욕망을 어떻게 구별할 수 있을까요? 어떤 기준이나 경험이 도움이 될 것 같나요?</w:t>
       </w:r>
     </w:p>
     <w:p>
       <w:pPr>
         <w:pBdr>
-          <w:bottom w:val="single" w:color="DDDDDD" w:sz="4" w:space="1"/>
+          <w:bottom w:val="single" w:sz="4" w:space="1" w:color="DDDDDD"/>
         </w:pBdr>
         <w:spacing w:after="40"/>
         <w:ind w:left="560"/>
@@ -1465,13 +1463,14 @@
           <w:sz w:val="20"/>
           <w:szCs w:val="20"/>
         </w:rPr>
+        <w:lastRenderedPageBreak/>
         <w:t xml:space="preserve">                                              </w:t>
       </w:r>
     </w:p>
     <w:p>
       <w:pPr>
         <w:pBdr>
-          <w:bottom w:val="single" w:color="DDDDDD" w:sz="4" w:space="1"/>
+          <w:bottom w:val="single" w:sz="4" w:space="1" w:color="DDDDDD"/>
         </w:pBdr>
         <w:spacing w:after="40"/>
         <w:ind w:left="560"/>
@@ -1496,28 +1495,20 @@
       </w:pPr>
       <w:r>
         <w:rPr>
-          <w:rFonts w:ascii="Malgun Gothic" w:cs="Malgun Gothic" w:eastAsia="Malgun Gothic" w:hAnsi="Malgun Gothic"/>
           <w:b/>
           <w:bCs/>
           <w:color w:val="375623"/>
-          <w:sz w:val="22"/>
-          <w:szCs w:val="22"/>
         </w:rPr>
         <w:t xml:space="preserve">Q3.  </w:t>
       </w:r>
       <w:r>
-        <w:rPr>
-          <w:rFonts w:ascii="Malgun Gothic" w:cs="Malgun Gothic" w:eastAsia="Malgun Gothic" w:hAnsi="Malgun Gothic"/>
-          <w:sz w:val="22"/>
-          <w:szCs w:val="22"/>
-        </w:rPr>
-        <w:t xml:space="preserve">잠언 29:18은 "묵시(비전)가 없으면 백성이 방자히 행한다"고 합니다. 개인의 삶에서도 이 원리가 적용된다면, 꿈을 잃었을 때 어떤 모습이 나타날 수 있을까요?</w:t>
+        <w:t>잠언 29:18은 "묵시(비전)가 없으면 백성이 방자히 행한다"고 합니다. 개인의 삶에서도 이 원리가 적용된다면, 꿈을 잃었을 때 어떤 모습이 나타날 수 있을까요?</w:t>
       </w:r>
     </w:p>
     <w:p>
       <w:pPr>
         <w:pBdr>
-          <w:bottom w:val="single" w:color="DDDDDD" w:sz="4" w:space="1"/>
+          <w:bottom w:val="single" w:sz="4" w:space="1" w:color="DDDDDD"/>
         </w:pBdr>
         <w:spacing w:after="40"/>
         <w:ind w:left="560"/>
@@ -1533,7 +1524,7 @@
     <w:p>
       <w:pPr>
         <w:pBdr>
-          <w:bottom w:val="single" w:color="DDDDDD" w:sz="4" w:space="1"/>
+          <w:bottom w:val="single" w:sz="4" w:space="1" w:color="DDDDDD"/>
         </w:pBdr>
         <w:spacing w:after="40"/>
         <w:ind w:left="560"/>
@@ -1553,18 +1544,15 @@
     </w:p>
     <w:p>
       <w:pPr>
-        <w:spacing w:after="60" w:before="120"/>
-      </w:pPr>
-      <w:r>
-        <w:rPr>
-          <w:rFonts w:ascii="Malgun Gothic" w:cs="Malgun Gothic" w:eastAsia="Malgun Gothic" w:hAnsi="Malgun Gothic"/>
+        <w:spacing w:before="120" w:after="60"/>
+      </w:pPr>
+      <w:r>
+        <w:rPr>
           <w:b/>
           <w:bCs/>
           <w:color w:val="538135"/>
-          <w:sz w:val="22"/>
-          <w:szCs w:val="22"/>
-        </w:rPr>
-        <w:t xml:space="preserve">[적용] 삶에 연결하기</w:t>
+        </w:rPr>
+        <w:t>[적용] 삶에 연결하기</w:t>
       </w:r>
     </w:p>
     <w:p>
@@ -1574,28 +1562,20 @@
       </w:pPr>
       <w:r>
         <w:rPr>
-          <w:rFonts w:ascii="Malgun Gothic" w:cs="Malgun Gothic" w:eastAsia="Malgun Gothic" w:hAnsi="Malgun Gothic"/>
           <w:b/>
           <w:bCs/>
           <w:color w:val="375623"/>
-          <w:sz w:val="22"/>
-          <w:szCs w:val="22"/>
         </w:rPr>
         <w:t xml:space="preserve">Q4.  </w:t>
       </w:r>
       <w:r>
-        <w:rPr>
-          <w:rFonts w:ascii="Malgun Gothic" w:cs="Malgun Gothic" w:eastAsia="Malgun Gothic" w:hAnsi="Malgun Gothic"/>
-          <w:sz w:val="22"/>
-          <w:szCs w:val="22"/>
-        </w:rPr>
-        <w:t xml:space="preserve">지금 이 순간, 당신의 마음 안에 하나님께서 심어 두신 꿈이나 소원이 있다면 무엇인지 나눌 수 있나요? 혹시 예전에 품었다가 잊어버린 꿈이 있다면 그것은 무엇이었나요?</w:t>
+        <w:t>지금 이 순간, 당신의 마음 안에 하나님께서 심어 두신 꿈이나 소원이 있다면 무엇인지 나눌 수 있나요? 혹시 예전에 품었다가 잊어버린 꿈이 있다면 그것은 무엇이었나요?</w:t>
       </w:r>
     </w:p>
     <w:p>
       <w:pPr>
         <w:pBdr>
-          <w:bottom w:val="single" w:color="DDDDDD" w:sz="4" w:space="1"/>
+          <w:bottom w:val="single" w:sz="4" w:space="1" w:color="DDDDDD"/>
         </w:pBdr>
         <w:spacing w:after="40"/>
         <w:ind w:left="560"/>
@@ -1611,7 +1591,7 @@
     <w:p>
       <w:pPr>
         <w:pBdr>
-          <w:bottom w:val="single" w:color="DDDDDD" w:sz="4" w:space="1"/>
+          <w:bottom w:val="single" w:sz="4" w:space="1" w:color="DDDDDD"/>
         </w:pBdr>
         <w:spacing w:after="40"/>
         <w:ind w:left="560"/>
@@ -1636,28 +1616,20 @@
       </w:pPr>
       <w:r>
         <w:rPr>
-          <w:rFonts w:ascii="Malgun Gothic" w:cs="Malgun Gothic" w:eastAsia="Malgun Gothic" w:hAnsi="Malgun Gothic"/>
           <w:b/>
           <w:bCs/>
           <w:color w:val="375623"/>
-          <w:sz w:val="22"/>
-          <w:szCs w:val="22"/>
         </w:rPr>
         <w:t xml:space="preserve">Q5.  </w:t>
       </w:r>
       <w:r>
-        <w:rPr>
-          <w:rFonts w:ascii="Malgun Gothic" w:cs="Malgun Gothic" w:eastAsia="Malgun Gothic" w:hAnsi="Malgun Gothic"/>
-          <w:sz w:val="22"/>
-          <w:szCs w:val="22"/>
-        </w:rPr>
-        <w:t xml:space="preserve">하나님이 주신 꿈을 붙들고 살아가기 위해, 내가 지금 당장 바꾸거나 새롭게 시작할 수 있는 한 가지 습관이나 태도가 있다면 무엇일까요?</w:t>
+        <w:t>하나님이 주신 꿈을 붙들고 살아가기 위해, 내가 지금 당장 바꾸거나 새롭게 시작할 수 있는 한 가지 습관이나 태도가 있다면 무엇일까요?</w:t>
       </w:r>
     </w:p>
     <w:p>
       <w:pPr>
         <w:pBdr>
-          <w:bottom w:val="single" w:color="DDDDDD" w:sz="4" w:space="1"/>
+          <w:bottom w:val="single" w:sz="4" w:space="1" w:color="DDDDDD"/>
         </w:pBdr>
         <w:spacing w:after="40"/>
         <w:ind w:left="560"/>
@@ -1673,7 +1645,7 @@
     <w:p>
       <w:pPr>
         <w:pBdr>
-          <w:bottom w:val="single" w:color="DDDDDD" w:sz="4" w:space="1"/>
+          <w:bottom w:val="single" w:sz="4" w:space="1" w:color="DDDDDD"/>
         </w:pBdr>
         <w:spacing w:after="40"/>
         <w:ind w:left="560"/>
@@ -1698,51 +1670,58 @@
     </w:p>
     <w:tbl>
       <w:tblPr>
-        <w:tblW w:type="dxa" w:w="9360"/>
+        <w:tblW w:w="9360" w:type="dxa"/>
         <w:tblBorders>
-          <w:top w:val="single" w:color="auto" w:sz="4"/>
-          <w:left w:val="single" w:color="auto" w:sz="4"/>
-          <w:bottom w:val="single" w:color="auto" w:sz="4"/>
-          <w:right w:val="single" w:color="auto" w:sz="4"/>
-          <w:insideH w:val="single" w:color="auto" w:sz="4"/>
-          <w:insideV w:val="single" w:color="auto" w:sz="4"/>
+          <w:top w:val="single" w:sz="4" w:space="0" w:color="auto"/>
+          <w:left w:val="single" w:sz="4" w:space="0" w:color="auto"/>
+          <w:bottom w:val="single" w:sz="4" w:space="0" w:color="auto"/>
+          <w:right w:val="single" w:sz="4" w:space="0" w:color="auto"/>
+          <w:insideH w:val="single" w:sz="4" w:space="0" w:color="auto"/>
+          <w:insideV w:val="single" w:sz="4" w:space="0" w:color="auto"/>
         </w:tblBorders>
+        <w:tblCellMar>
+          <w:left w:w="10" w:type="dxa"/>
+          <w:right w:w="10" w:type="dxa"/>
+        </w:tblCellMar>
+        <w:tblLook w:val="04A0" w:firstRow="1" w:lastRow="0" w:firstColumn="1" w:lastColumn="0" w:noHBand="0" w:noVBand="1"/>
       </w:tblPr>
       <w:tblGrid>
         <w:gridCol w:w="9360"/>
       </w:tblGrid>
       <w:tr>
+        <w:tblPrEx>
+          <w:tblCellMar>
+            <w:top w:w="0" w:type="dxa"/>
+            <w:bottom w:w="0" w:type="dxa"/>
+          </w:tblCellMar>
+        </w:tblPrEx>
         <w:tc>
           <w:tcPr>
-            <w:tcW w:type="dxa" w:w="9360"/>
+            <w:tcW w:w="9360" w:type="dxa"/>
             <w:tcBorders>
-              <w:top w:val="none" w:color="FFFFFF" w:sz="0"/>
-              <w:left w:val="none" w:color="FFFFFF" w:sz="0"/>
-              <w:bottom w:val="none" w:color="FFFFFF" w:sz="0"/>
-              <w:right w:val="none" w:color="FFFFFF" w:sz="0"/>
+              <w:top w:val="none" w:sz="0" w:space="0" w:color="FFFFFF"/>
+              <w:left w:val="none" w:sz="0" w:space="0" w:color="FFFFFF"/>
+              <w:bottom w:val="none" w:sz="0" w:space="0" w:color="FFFFFF"/>
+              <w:right w:val="none" w:sz="0" w:space="0" w:color="FFFFFF"/>
             </w:tcBorders>
-            <w:shd w:fill="538135" w:val="clear"/>
+            <w:shd w:val="clear" w:color="auto" w:fill="538135"/>
             <w:tcMar>
-              <w:top w:type="dxa" w:w="120"/>
-              <w:left w:type="dxa" w:w="200"/>
-              <w:bottom w:type="dxa" w:w="120"/>
-              <w:right w:type="dxa" w:w="200"/>
+              <w:top w:w="120" w:type="dxa"/>
+              <w:left w:w="200" w:type="dxa"/>
+              <w:bottom w:w="120" w:type="dxa"/>
+              <w:right w:w="200" w:type="dxa"/>
             </w:tcMar>
           </w:tcPr>
           <w:p>
-            <w:pPr>
-              <w:spacing w:after="0"/>
-            </w:pPr>
             <w:r>
               <w:rPr>
-                <w:rFonts w:ascii="Malgun Gothic" w:cs="Malgun Gothic" w:eastAsia="Malgun Gothic" w:hAnsi="Malgun Gothic"/>
                 <w:b/>
                 <w:bCs/>
                 <w:color w:val="FFFFFF"/>
                 <w:sz w:val="26"/>
                 <w:szCs w:val="26"/>
               </w:rPr>
-              <w:t xml:space="preserve">✅ 이번 주 실천 과제</w:t>
+              <w:t>✅ 이번 주 실천 과제</w:t>
             </w:r>
           </w:p>
         </w:tc>
@@ -1755,51 +1734,58 @@
     </w:p>
     <w:tbl>
       <w:tblPr>
-        <w:tblW w:type="dxa" w:w="9360"/>
+        <w:tblW w:w="9360" w:type="dxa"/>
         <w:tblBorders>
-          <w:top w:val="single" w:color="auto" w:sz="4"/>
-          <w:left w:val="single" w:color="auto" w:sz="4"/>
-          <w:bottom w:val="single" w:color="auto" w:sz="4"/>
-          <w:right w:val="single" w:color="auto" w:sz="4"/>
-          <w:insideH w:val="single" w:color="auto" w:sz="4"/>
-          <w:insideV w:val="single" w:color="auto" w:sz="4"/>
+          <w:top w:val="single" w:sz="4" w:space="0" w:color="auto"/>
+          <w:left w:val="single" w:sz="4" w:space="0" w:color="auto"/>
+          <w:bottom w:val="single" w:sz="4" w:space="0" w:color="auto"/>
+          <w:right w:val="single" w:sz="4" w:space="0" w:color="auto"/>
+          <w:insideH w:val="single" w:sz="4" w:space="0" w:color="auto"/>
+          <w:insideV w:val="single" w:sz="4" w:space="0" w:color="auto"/>
         </w:tblBorders>
+        <w:tblCellMar>
+          <w:left w:w="10" w:type="dxa"/>
+          <w:right w:w="10" w:type="dxa"/>
+        </w:tblCellMar>
+        <w:tblLook w:val="04A0" w:firstRow="1" w:lastRow="0" w:firstColumn="1" w:lastColumn="0" w:noHBand="0" w:noVBand="1"/>
       </w:tblPr>
       <w:tblGrid>
         <w:gridCol w:w="9360"/>
       </w:tblGrid>
       <w:tr>
+        <w:tblPrEx>
+          <w:tblCellMar>
+            <w:top w:w="0" w:type="dxa"/>
+            <w:bottom w:w="0" w:type="dxa"/>
+          </w:tblCellMar>
+        </w:tblPrEx>
         <w:tc>
           <w:tcPr>
-            <w:tcW w:type="dxa" w:w="9360"/>
+            <w:tcW w:w="9360" w:type="dxa"/>
             <w:tcBorders>
-              <w:top w:val="none" w:color="FFFFFF" w:sz="0"/>
-              <w:left w:val="none" w:color="FFFFFF" w:sz="0"/>
-              <w:bottom w:val="none" w:color="FFFFFF" w:sz="0"/>
-              <w:right w:val="none" w:color="FFFFFF" w:sz="0"/>
+              <w:top w:val="none" w:sz="0" w:space="0" w:color="FFFFFF"/>
+              <w:left w:val="none" w:sz="0" w:space="0" w:color="FFFFFF"/>
+              <w:bottom w:val="none" w:sz="0" w:space="0" w:color="FFFFFF"/>
+              <w:right w:val="none" w:sz="0" w:space="0" w:color="FFFFFF"/>
             </w:tcBorders>
-            <w:shd w:fill="375623" w:val="clear"/>
+            <w:shd w:val="clear" w:color="auto" w:fill="375623"/>
             <w:tcMar>
-              <w:top w:type="dxa" w:w="120"/>
-              <w:left w:type="dxa" w:w="200"/>
-              <w:bottom w:type="dxa" w:w="120"/>
-              <w:right w:type="dxa" w:w="200"/>
+              <w:top w:w="120" w:type="dxa"/>
+              <w:left w:w="200" w:type="dxa"/>
+              <w:bottom w:w="120" w:type="dxa"/>
+              <w:right w:w="200" w:type="dxa"/>
             </w:tcMar>
           </w:tcPr>
           <w:p>
-            <w:pPr>
-              <w:spacing w:after="0"/>
-            </w:pPr>
             <w:r>
               <w:rPr>
-                <w:rFonts w:ascii="Malgun Gothic" w:cs="Malgun Gothic" w:eastAsia="Malgun Gothic" w:hAnsi="Malgun Gothic"/>
                 <w:b/>
                 <w:bCs/>
                 <w:color w:val="FFFFFF"/>
                 <w:sz w:val="26"/>
                 <w:szCs w:val="26"/>
               </w:rPr>
-              <w:t xml:space="preserve">🙏 마무리 기도</w:t>
+              <w:t>🙏 마무리 기도</w:t>
             </w:r>
           </w:p>
         </w:tc>
@@ -1816,14 +1802,11 @@
       </w:pPr>
       <w:r>
         <w:rPr>
-          <w:rFonts w:ascii="Malgun Gothic" w:cs="Malgun Gothic" w:eastAsia="Malgun Gothic" w:hAnsi="Malgun Gothic"/>
-          <w:b w:val="false"/>
-          <w:bCs w:val="false"/>
           <w:color w:val="666666"/>
           <w:sz w:val="20"/>
           <w:szCs w:val="20"/>
         </w:rPr>
-        <w:t xml:space="preserve">인도자가 읽거나, 함께 소리 내어 읽어도 좋습니다.</w:t>
+        <w:t>인도자가 읽거나, 함께 소리 내어 읽어도 좋습니다.</w:t>
       </w:r>
     </w:p>
     <w:p>
@@ -1833,35 +1816,46 @@
     </w:p>
     <w:tbl>
       <w:tblPr>
-        <w:tblW w:type="dxa" w:w="9360"/>
+        <w:tblW w:w="9360" w:type="dxa"/>
         <w:tblBorders>
-          <w:top w:val="single" w:color="auto" w:sz="4"/>
-          <w:left w:val="single" w:color="auto" w:sz="4"/>
-          <w:bottom w:val="single" w:color="auto" w:sz="4"/>
-          <w:right w:val="single" w:color="auto" w:sz="4"/>
-          <w:insideH w:val="single" w:color="auto" w:sz="4"/>
-          <w:insideV w:val="single" w:color="auto" w:sz="4"/>
+          <w:top w:val="single" w:sz="4" w:space="0" w:color="auto"/>
+          <w:left w:val="single" w:sz="4" w:space="0" w:color="auto"/>
+          <w:bottom w:val="single" w:sz="4" w:space="0" w:color="auto"/>
+          <w:right w:val="single" w:sz="4" w:space="0" w:color="auto"/>
+          <w:insideH w:val="single" w:sz="4" w:space="0" w:color="auto"/>
+          <w:insideV w:val="single" w:sz="4" w:space="0" w:color="auto"/>
         </w:tblBorders>
+        <w:tblCellMar>
+          <w:left w:w="10" w:type="dxa"/>
+          <w:right w:w="10" w:type="dxa"/>
+        </w:tblCellMar>
+        <w:tblLook w:val="04A0" w:firstRow="1" w:lastRow="0" w:firstColumn="1" w:lastColumn="0" w:noHBand="0" w:noVBand="1"/>
       </w:tblPr>
       <w:tblGrid>
         <w:gridCol w:w="9360"/>
       </w:tblGrid>
       <w:tr>
+        <w:tblPrEx>
+          <w:tblCellMar>
+            <w:top w:w="0" w:type="dxa"/>
+            <w:bottom w:w="0" w:type="dxa"/>
+          </w:tblCellMar>
+        </w:tblPrEx>
         <w:tc>
           <w:tcPr>
-            <w:tcW w:type="dxa" w:w="9360"/>
+            <w:tcW w:w="9360" w:type="dxa"/>
             <w:tcBorders>
-              <w:top w:val="single" w:color="538135" w:sz="1"/>
-              <w:left w:val="single" w:color="538135" w:sz="1"/>
-              <w:bottom w:val="single" w:color="538135" w:sz="1"/>
-              <w:right w:val="single" w:color="538135" w:sz="1"/>
+              <w:top w:val="single" w:sz="1" w:space="0" w:color="538135"/>
+              <w:left w:val="single" w:sz="1" w:space="0" w:color="538135"/>
+              <w:bottom w:val="single" w:sz="1" w:space="0" w:color="538135"/>
+              <w:right w:val="single" w:sz="1" w:space="0" w:color="538135"/>
             </w:tcBorders>
-            <w:shd w:fill="E2EFDA" w:val="clear"/>
+            <w:shd w:val="clear" w:color="auto" w:fill="E2EFDA"/>
             <w:tcMar>
-              <w:top w:type="dxa" w:w="120"/>
-              <w:left w:type="dxa" w:w="240"/>
-              <w:bottom w:type="dxa" w:w="120"/>
-              <w:right w:type="dxa" w:w="240"/>
+              <w:top w:w="120" w:type="dxa"/>
+              <w:left w:w="240" w:type="dxa"/>
+              <w:bottom w:w="120" w:type="dxa"/>
+              <w:right w:w="240" w:type="dxa"/>
             </w:tcMar>
           </w:tcPr>
           <w:p>
@@ -1869,13 +1863,15 @@
               <w:spacing w:after="60"/>
             </w:pPr>
             <w:r>
-              <w:rPr>
-                <w:rFonts w:ascii="Malgun Gothic" w:cs="Malgun Gothic" w:eastAsia="Malgun Gothic" w:hAnsi="Malgun Gothic"/>
-                <w:sz w:val="22"/>
-                <w:szCs w:val="22"/>
-              </w:rPr>
-              <w:t xml:space="preserve">&gt; 하나님 아버지, 오늘 우리 마음 안에 다시 꿈을 심어 주옵소서.
-</w:t>
+              <w:t xml:space="preserve">&gt; 하나님 아버지, 오늘 우리 마음 안에 다시 꿈을 심어 </w:t>
+            </w:r>
+            <w:proofErr w:type="spellStart"/>
+            <w:r>
+              <w:t>주옵소서</w:t>
+            </w:r>
+            <w:proofErr w:type="spellEnd"/>
+            <w:r>
+              <w:t xml:space="preserve">. </w:t>
             </w:r>
           </w:p>
           <w:p>
@@ -1883,13 +1879,15 @@
               <w:spacing w:after="60"/>
             </w:pPr>
             <w:r>
-              <w:rPr>
-                <w:rFonts w:ascii="Malgun Gothic" w:cs="Malgun Gothic" w:eastAsia="Malgun Gothic" w:hAnsi="Malgun Gothic"/>
-                <w:sz w:val="22"/>
-                <w:szCs w:val="22"/>
-              </w:rPr>
-              <w:t xml:space="preserve">&gt; 성령님, 잊혀진 비전을 회복시키시고, 주님의 뜻 안에서 꿈꾸게 하소서.
-</w:t>
+              <w:t xml:space="preserve">&gt; 성령님, </w:t>
+            </w:r>
+            <w:proofErr w:type="gramStart"/>
+            <w:r>
+              <w:t>잊혀진</w:t>
+            </w:r>
+            <w:proofErr w:type="gramEnd"/>
+            <w:r>
+              <w:t xml:space="preserve"> 비전을 회복시키시고, 주님의 뜻 안에서 꿈꾸게 하소서. </w:t>
             </w:r>
           </w:p>
           <w:p>
@@ -1897,13 +1895,7 @@
               <w:spacing w:after="60"/>
             </w:pPr>
             <w:r>
-              <w:rPr>
-                <w:rFonts w:ascii="Malgun Gothic" w:cs="Malgun Gothic" w:eastAsia="Malgun Gothic" w:hAnsi="Malgun Gothic"/>
-                <w:sz w:val="22"/>
-                <w:szCs w:val="22"/>
-              </w:rPr>
-              <w:t xml:space="preserve">&gt; 빌립보서 2장 13절의 말씀처럼, 주님의 기쁘신 뜻이 우리의 소원이 되게 하시고,
-</w:t>
+              <w:t xml:space="preserve">&gt; 빌립보서 2장 13절의 말씀처럼, 주님의 기쁘신 뜻이 우리의 소원이 되게 하시고, </w:t>
             </w:r>
           </w:p>
           <w:p>
@@ -1911,13 +1903,16 @@
               <w:spacing w:after="60"/>
             </w:pPr>
             <w:r>
-              <w:rPr>
-                <w:rFonts w:ascii="Malgun Gothic" w:cs="Malgun Gothic" w:eastAsia="Malgun Gothic" w:hAnsi="Malgun Gothic"/>
-                <w:sz w:val="22"/>
-                <w:szCs w:val="22"/>
-              </w:rPr>
-              <w:t xml:space="preserve">&gt; 그 꿈을 붙들고 한 걸음씩 전진하는 한 주가 되게 하옵소서.
-</w:t>
+              <w:lastRenderedPageBreak/>
+              <w:t xml:space="preserve">&gt; 그 꿈을 붙들고 한 걸음씩 전진하는 한 주가 되게 </w:t>
+            </w:r>
+            <w:proofErr w:type="spellStart"/>
+            <w:r>
+              <w:t>하옵소서</w:t>
+            </w:r>
+            <w:proofErr w:type="spellEnd"/>
+            <w:r>
+              <w:t xml:space="preserve">. </w:t>
             </w:r>
           </w:p>
           <w:p>
@@ -1925,13 +1920,7 @@
               <w:spacing w:after="60"/>
             </w:pPr>
             <w:r>
-              <w:rPr>
-                <w:rFonts w:ascii="Malgun Gothic" w:cs="Malgun Gothic" w:eastAsia="Malgun Gothic" w:hAnsi="Malgun Gothic"/>
-                <w:sz w:val="22"/>
-                <w:szCs w:val="22"/>
-              </w:rPr>
-              <w:t xml:space="preserve">&gt; 예수님의 이름으로 기도합니다. 아멘.
-</w:t>
+              <w:t xml:space="preserve">&gt; 예수님의 이름으로 기도합니다. 아멘. </w:t>
             </w:r>
           </w:p>
           <w:p>
@@ -1939,13 +1928,7 @@
               <w:spacing w:after="60"/>
             </w:pPr>
             <w:r>
-              <w:rPr>
-                <w:rFonts w:ascii="Malgun Gothic" w:cs="Malgun Gothic" w:eastAsia="Malgun Gothic" w:hAnsi="Malgun Gothic"/>
-                <w:sz w:val="22"/>
-                <w:szCs w:val="22"/>
-              </w:rPr>
-              <w:t xml:space="preserve">
-</w:t>
+              <w:t xml:space="preserve"> </w:t>
             </w:r>
           </w:p>
           <w:p>
@@ -1953,13 +1936,7 @@
               <w:spacing w:after="60"/>
             </w:pPr>
             <w:r>
-              <w:rPr>
-                <w:rFonts w:ascii="Malgun Gothic" w:cs="Malgun Gothic" w:eastAsia="Malgun Gothic" w:hAnsi="Malgun Gothic"/>
-                <w:sz w:val="22"/>
-                <w:szCs w:val="22"/>
-              </w:rPr>
-              <w:t xml:space="preserve">---
-</w:t>
+              <w:t xml:space="preserve">--- </w:t>
             </w:r>
           </w:p>
           <w:p>
@@ -1967,13 +1944,7 @@
               <w:spacing w:after="60"/>
             </w:pPr>
             <w:r>
-              <w:rPr>
-                <w:rFonts w:ascii="Malgun Gothic" w:cs="Malgun Gothic" w:eastAsia="Malgun Gothic" w:hAnsi="Malgun Gothic"/>
-                <w:sz w:val="22"/>
-                <w:szCs w:val="22"/>
-              </w:rPr>
-              <w:t xml:space="preserve">
-</w:t>
+              <w:t xml:space="preserve"> </w:t>
             </w:r>
           </w:p>
           <w:p>
@@ -1981,31 +1952,57 @@
               <w:spacing w:after="60"/>
             </w:pPr>
             <w:r>
+              <w:t xml:space="preserve">*다음 주 예고: </w:t>
+            </w:r>
+            <w:r>
               <w:rPr>
-                <w:rFonts w:ascii="Malgun Gothic" w:cs="Malgun Gothic" w:eastAsia="Malgun Gothic" w:hAnsi="Malgun Gothic"/>
-                <w:sz w:val="22"/>
-                <w:szCs w:val="22"/>
-              </w:rPr>
-              <w:t xml:space="preserve">*다음 주 예고: </w:t>
-            </w:r>
-            <w:r>
-              <w:rPr>
-                <w:rFonts w:ascii="Malgun Gothic" w:cs="Malgun Gothic" w:eastAsia="Malgun Gothic" w:hAnsi="Malgun Gothic"/>
                 <w:b/>
                 <w:bCs/>
-                <w:sz w:val="22"/>
-                <w:szCs w:val="22"/>
               </w:rPr>
-              <w:t xml:space="preserve">2주차 — 꿈의 성경적 근거: 요엘의 예언</w:t>
-            </w:r>
+              <w:t xml:space="preserve">2주차 — 꿈의 성경적 근거: </w:t>
+            </w:r>
+            <w:proofErr w:type="spellStart"/>
             <w:r>
               <w:rPr>
-                <w:rFonts w:ascii="Malgun Gothic" w:cs="Malgun Gothic" w:eastAsia="Malgun Gothic" w:hAnsi="Malgun Gothic"/>
-                <w:sz w:val="22"/>
-                <w:szCs w:val="22"/>
+                <w:b/>
+                <w:bCs/>
               </w:rPr>
-              <w:t xml:space="preserve"> — 성령께서 꿈과 비전을 부어주시는 성경적 약속을 함께 탐구합니다. 요엘 2:28과 사도행전 2장을 미리 읽어 오세요.*
-</w:t>
+              <w:t>요엘의</w:t>
+            </w:r>
+            <w:proofErr w:type="spellEnd"/>
+            <w:r>
+              <w:rPr>
+                <w:b/>
+                <w:bCs/>
+              </w:rPr>
+              <w:t xml:space="preserve"> 예언</w:t>
+            </w:r>
+            <w:r>
+              <w:t xml:space="preserve"> — 성령께서 꿈과 비전을 </w:t>
+            </w:r>
+            <w:proofErr w:type="spellStart"/>
+            <w:r>
+              <w:t>부어주시는</w:t>
+            </w:r>
+            <w:proofErr w:type="spellEnd"/>
+            <w:r>
+              <w:t xml:space="preserve"> 성경적 약속을 함께 탐구합니다. </w:t>
+            </w:r>
+            <w:proofErr w:type="spellStart"/>
+            <w:r>
+              <w:t>요엘</w:t>
+            </w:r>
+            <w:proofErr w:type="spellEnd"/>
+            <w:r>
+              <w:t xml:space="preserve"> 2:28과 사도행전 2장을 미리 읽어 </w:t>
+            </w:r>
+            <w:proofErr w:type="gramStart"/>
+            <w:r>
+              <w:t>오세요.*</w:t>
+            </w:r>
+            <w:proofErr w:type="gramEnd"/>
+            <w:r>
+              <w:t xml:space="preserve"> </w:t>
             </w:r>
           </w:p>
           <w:p>
@@ -2013,13 +2010,7 @@
               <w:spacing w:after="60"/>
             </w:pPr>
             <w:r>
-              <w:rPr>
-                <w:rFonts w:ascii="Malgun Gothic" w:cs="Malgun Gothic" w:eastAsia="Malgun Gothic" w:hAnsi="Malgun Gothic"/>
-                <w:sz w:val="22"/>
-                <w:szCs w:val="22"/>
-              </w:rPr>
-              <w:t xml:space="preserve">
-</w:t>
+              <w:t xml:space="preserve"> </w:t>
             </w:r>
           </w:p>
           <w:p>
@@ -2027,12 +2018,7 @@
               <w:spacing w:after="60"/>
             </w:pPr>
             <w:r>
-              <w:rPr>
-                <w:rFonts w:ascii="Malgun Gothic" w:cs="Malgun Gothic" w:eastAsia="Malgun Gothic" w:hAnsi="Malgun Gothic"/>
-                <w:sz w:val="22"/>
-                <w:szCs w:val="22"/>
-              </w:rPr>
-              <w:t xml:space="preserve">---</w:t>
+              <w:t>---</w:t>
             </w:r>
           </w:p>
         </w:tc>
@@ -2046,32 +2032,19 @@
     <w:sectPr>
       <w:headerReference w:type="default" r:id="rId7"/>
       <w:footerReference w:type="default" r:id="rId8"/>
-      <w:pgSz w:w="12240" w:h="15840" w:orient="portrait"/>
+      <w:pgSz w:w="12240" w:h="15840" w:code="1"/>
       <w:pgMar w:top="1080" w:right="1080" w:bottom="1080" w:left="1260" w:header="708" w:footer="708" w:gutter="0"/>
-      <w:pgNumType/>
+      <w:cols w:space="720"/>
       <w:docGrid w:linePitch="360"/>
     </w:sectPr>
   </w:body>
 </w:document>
 </file>
 
-<file path=word/comments.xml><?xml version="1.0" encoding="utf-8"?>
-<w:comments xmlns:cx="http://schemas.microsoft.com/office/drawing/2014/chartex" xmlns:cx1="http://schemas.microsoft.com/office/drawing/2015/9/8/chartex" xmlns:cx2="http://schemas.microsoft.com/office/drawing/2015/10/21/chartex" xmlns:cx3="http://schemas.microsoft.com/office/drawing/2016/5/9/chartex" xmlns:cx4="http://schemas.microsoft.com/office/drawing/2016/5/10/chartex" xmlns:cx5="http://schemas.microsoft.com/office/drawing/2016/5/11/chartex" xmlns:cx6="http://schemas.microsoft.com/office/drawing/2016/5/12/chartex" xmlns:cx7="http://schemas.microsoft.com/office/drawing/2016/5/13/chartex" xmlns:cx8="http://schemas.microsoft.com/office/drawing/2016/5/14/chartex" xmlns:mc="http://schemas.openxmlformats.org/markup-compatibility/2006" xmlns:aink="http://schemas.microsoft.com/office/drawing/2016/ink" xmlns:am3d="http://schemas.microsoft.com/office/drawing/2017/model3d" xmlns:o="urn:schemas-microsoft-com:office:office" xmlns:r="http://schemas.openxmlformats.org/officeDocument/2006/relationships" xmlns:m="http://schemas.openxmlformats.org/officeDocument/2006/math" xmlns:v="urn:schemas-microsoft-com:vml" xmlns:wp14="http://schemas.microsoft.com/office/word/2010/wordprocessingDrawing" xmlns:wp="http://schemas.openxmlformats.org/drawingml/2006/wordprocessingDrawing" xmlns:w10="urn:schemas-microsoft-com:office:word" xmlns:w="http://schemas.openxmlformats.org/wordprocessingml/2006/main" xmlns:w14="http://schemas.microsoft.com/office/word/2010/wordml" xmlns:w15="http://schemas.microsoft.com/office/word/2012/wordml" xmlns:w16cex="http://schemas.microsoft.com/office/word/2018/wordml/cex" xmlns:w16cid="http://schemas.microsoft.com/office/word/2016/wordml/cid" xmlns:w16="http://schemas.microsoft.com/office/word/2018/wordml" xmlns:w16sdtdh="http://schemas.microsoft.com/office/word/2020/wordml/sdtdatahash" xmlns:w16se="http://schemas.microsoft.com/office/word/2015/wordml/symex" xmlns:wpg="http://schemas.microsoft.com/office/word/2010/wordprocessingGroup" xmlns:wpi="http://schemas.microsoft.com/office/word/2010/wordprocessingInk" xmlns:wne="http://schemas.microsoft.com/office/word/2006/wordml" xmlns:wps="http://schemas.microsoft.com/office/word/2010/wordprocessingShape"/>
-</file>
-
 <file path=word/endnotes.xml><?xml version="1.0" encoding="utf-8"?>
-<w:endnotes xmlns:wpc="http://schemas.microsoft.com/office/word/2010/wordprocessingCanvas" xmlns:mc="http://schemas.openxmlformats.org/markup-compatibility/2006" xmlns:o="urn:schemas-microsoft-com:office:office" xmlns:r="http://schemas.openxmlformats.org/officeDocument/2006/relationships" xmlns:m="http://schemas.openxmlformats.org/officeDocument/2006/math" xmlns:v="urn:schemas-microsoft-com:vml" xmlns:wp14="http://schemas.microsoft.com/office/word/2010/wordprocessingDrawing" xmlns:wp="http://schemas.openxmlformats.org/drawingml/2006/wordprocessingDrawing" xmlns:w10="urn:schemas-microsoft-com:office:word" xmlns:w="http://schemas.openxmlformats.org/wordprocessingml/2006/main" xmlns:w14="http://schemas.microsoft.com/office/word/2010/wordml" xmlns:w15="http://schemas.microsoft.com/office/word/2012/wordml" xmlns:wpg="http://schemas.microsoft.com/office/word/2010/wordprocessingGroup" xmlns:wpi="http://schemas.microsoft.com/office/word/2010/wordprocessingInk" xmlns:wne="http://schemas.microsoft.com/office/word/2006/wordml" xmlns:wps="http://schemas.microsoft.com/office/word/2010/wordprocessingShape" mc:Ignorable="w14 w15 wp14">
+<w:endnotes xmlns:wpc="http://schemas.microsoft.com/office/word/2010/wordprocessingCanvas" xmlns:cx="http://schemas.microsoft.com/office/drawing/2014/chartex" xmlns:cx1="http://schemas.microsoft.com/office/drawing/2015/9/8/chartex" xmlns:cx2="http://schemas.microsoft.com/office/drawing/2015/10/21/chartex" xmlns:cx3="http://schemas.microsoft.com/office/drawing/2016/5/9/chartex" xmlns:cx4="http://schemas.microsoft.com/office/drawing/2016/5/10/chartex" xmlns:cx5="http://schemas.microsoft.com/office/drawing/2016/5/11/chartex" xmlns:cx6="http://schemas.microsoft.com/office/drawing/2016/5/12/chartex" xmlns:cx7="http://schemas.microsoft.com/office/drawing/2016/5/13/chartex" xmlns:cx8="http://schemas.microsoft.com/office/drawing/2016/5/14/chartex" xmlns:mc="http://schemas.openxmlformats.org/markup-compatibility/2006" xmlns:aink="http://schemas.microsoft.com/office/drawing/2016/ink" xmlns:am3d="http://schemas.microsoft.com/office/drawing/2017/model3d" xmlns:o="urn:schemas-microsoft-com:office:office" xmlns:oel="http://schemas.microsoft.com/office/2019/extlst" xmlns:r="http://schemas.openxmlformats.org/officeDocument/2006/relationships" xmlns:m="http://schemas.openxmlformats.org/officeDocument/2006/math" xmlns:v="urn:schemas-microsoft-com:vml" xmlns:wp14="http://schemas.microsoft.com/office/word/2010/wordprocessingDrawing" xmlns:wp="http://schemas.openxmlformats.org/drawingml/2006/wordprocessingDrawing" xmlns:w10="urn:schemas-microsoft-com:office:word" xmlns:w="http://schemas.openxmlformats.org/wordprocessingml/2006/main" xmlns:w14="http://schemas.microsoft.com/office/word/2010/wordml" xmlns:w15="http://schemas.microsoft.com/office/word/2012/wordml" xmlns:w16cex="http://schemas.microsoft.com/office/word/2018/wordml/cex" xmlns:w16cid="http://schemas.microsoft.com/office/word/2016/wordml/cid" xmlns:w16="http://schemas.microsoft.com/office/word/2018/wordml" xmlns:w16du="http://schemas.microsoft.com/office/word/2023/wordml/word16du" xmlns:w16sdtdh="http://schemas.microsoft.com/office/word/2020/wordml/sdtdatahash" xmlns:w16sdtfl="http://schemas.microsoft.com/office/word/2024/wordml/sdtformatlock" xmlns:w16se="http://schemas.microsoft.com/office/word/2015/wordml/symex" xmlns:wpg="http://schemas.microsoft.com/office/word/2010/wordprocessingGroup" xmlns:wpi="http://schemas.microsoft.com/office/word/2010/wordprocessingInk" xmlns:wne="http://schemas.microsoft.com/office/word/2006/wordml" xmlns:wps="http://schemas.microsoft.com/office/word/2010/wordprocessingShape" mc:Ignorable="w14 w15 w16se w16cid w16 w16cex w16sdtdh w16sdtfl w16du wp14">
   <w:endnote w:type="separator" w:id="-1">
     <w:p>
-      <w:pPr>
-        <w:spacing w:after="0" w:line="240" w:lineRule="auto"/>
-      </w:pPr>
-      <w:r>
-        <w:rPr>
-          <w:rStyle w:val="EndnoteReference"/>
-        </w:rPr>
-        <w:endnoteRef/>
-      </w:r>
       <w:r>
         <w:separator/>
       </w:r>
@@ -2079,15 +2052,6 @@
   </w:endnote>
   <w:endnote w:type="continuationSeparator" w:id="0">
     <w:p>
-      <w:pPr>
-        <w:spacing w:after="0" w:line="240" w:lineRule="auto"/>
-      </w:pPr>
-      <w:r>
-        <w:rPr>
-          <w:rStyle w:val="EndnoteReference"/>
-        </w:rPr>
-        <w:endnoteRef/>
-      </w:r>
       <w:r>
         <w:continuationSeparator/>
       </w:r>
@@ -2097,22 +2061,50 @@
 </file>
 
 <file path=word/footer1.xml><?xml version="1.0" encoding="utf-8"?>
-<w:ftr xmlns:wpc="http://schemas.microsoft.com/office/word/2010/wordprocessingCanvas" xmlns:mc="http://schemas.openxmlformats.org/markup-compatibility/2006" xmlns:o="urn:schemas-microsoft-com:office:office" xmlns:r="http://schemas.openxmlformats.org/officeDocument/2006/relationships" xmlns:m="http://schemas.openxmlformats.org/officeDocument/2006/math" xmlns:v="urn:schemas-microsoft-com:vml" xmlns:wp14="http://schemas.microsoft.com/office/word/2010/wordprocessingDrawing" xmlns:wp="http://schemas.openxmlformats.org/drawingml/2006/wordprocessingDrawing" xmlns:w10="urn:schemas-microsoft-com:office:word" xmlns:w="http://schemas.openxmlformats.org/wordprocessingml/2006/main" xmlns:w14="http://schemas.microsoft.com/office/word/2010/wordml" xmlns:w15="http://schemas.microsoft.com/office/word/2012/wordml" xmlns:wpg="http://schemas.microsoft.com/office/word/2010/wordprocessingGroup" xmlns:wpi="http://schemas.microsoft.com/office/word/2010/wordprocessingInk" xmlns:wne="http://schemas.microsoft.com/office/word/2006/wordml" xmlns:wps="http://schemas.microsoft.com/office/word/2010/wordprocessingShape">
+<w:ftr xmlns:wpc="http://schemas.microsoft.com/office/word/2010/wordprocessingCanvas" xmlns:cx="http://schemas.microsoft.com/office/drawing/2014/chartex" xmlns:cx1="http://schemas.microsoft.com/office/drawing/2015/9/8/chartex" xmlns:cx2="http://schemas.microsoft.com/office/drawing/2015/10/21/chartex" xmlns:cx3="http://schemas.microsoft.com/office/drawing/2016/5/9/chartex" xmlns:cx4="http://schemas.microsoft.com/office/drawing/2016/5/10/chartex" xmlns:cx5="http://schemas.microsoft.com/office/drawing/2016/5/11/chartex" xmlns:cx6="http://schemas.microsoft.com/office/drawing/2016/5/12/chartex" xmlns:cx7="http://schemas.microsoft.com/office/drawing/2016/5/13/chartex" xmlns:cx8="http://schemas.microsoft.com/office/drawing/2016/5/14/chartex" xmlns:mc="http://schemas.openxmlformats.org/markup-compatibility/2006" xmlns:aink="http://schemas.microsoft.com/office/drawing/2016/ink" xmlns:am3d="http://schemas.microsoft.com/office/drawing/2017/model3d" xmlns:o="urn:schemas-microsoft-com:office:office" xmlns:oel="http://schemas.microsoft.com/office/2019/extlst" xmlns:r="http://schemas.openxmlformats.org/officeDocument/2006/relationships" xmlns:m="http://schemas.openxmlformats.org/officeDocument/2006/math" xmlns:v="urn:schemas-microsoft-com:vml" xmlns:wp14="http://schemas.microsoft.com/office/word/2010/wordprocessingDrawing" xmlns:wp="http://schemas.openxmlformats.org/drawingml/2006/wordprocessingDrawing" xmlns:w10="urn:schemas-microsoft-com:office:word" xmlns:w="http://schemas.openxmlformats.org/wordprocessingml/2006/main" xmlns:w14="http://schemas.microsoft.com/office/word/2010/wordml" xmlns:w15="http://schemas.microsoft.com/office/word/2012/wordml" xmlns:w16cex="http://schemas.microsoft.com/office/word/2018/wordml/cex" xmlns:w16cid="http://schemas.microsoft.com/office/word/2016/wordml/cid" xmlns:w16="http://schemas.microsoft.com/office/word/2018/wordml" xmlns:w16du="http://schemas.microsoft.com/office/word/2023/wordml/word16du" xmlns:w16sdtdh="http://schemas.microsoft.com/office/word/2020/wordml/sdtdatahash" xmlns:w16sdtfl="http://schemas.microsoft.com/office/word/2024/wordml/sdtformatlock" xmlns:w16se="http://schemas.microsoft.com/office/word/2015/wordml/symex" xmlns:wpg="http://schemas.microsoft.com/office/word/2010/wordprocessingGroup" xmlns:wpi="http://schemas.microsoft.com/office/word/2010/wordprocessingInk" xmlns:wne="http://schemas.microsoft.com/office/word/2006/wordml" xmlns:wps="http://schemas.microsoft.com/office/word/2010/wordprocessingShape" mc:Ignorable="w14 w15 w16se w16cid w16 w16cex w16sdtdh w16sdtfl w16du wp14">
   <w:p>
     <w:pPr>
-      <w:spacing w:after="0"/>
       <w:jc w:val="center"/>
     </w:pPr>
     <w:r>
       <w:rPr>
-        <w:rFonts w:ascii="Malgun Gothic" w:cs="Malgun Gothic" w:eastAsia="Malgun Gothic" w:hAnsi="Malgun Gothic"/>
         <w:color w:val="888888"/>
         <w:sz w:val="18"/>
         <w:szCs w:val="18"/>
       </w:rPr>
       <w:fldChar w:fldCharType="begin"/>
-      <w:instrText xml:space="preserve">PAGE</w:instrText>
+    </w:r>
+    <w:r>
+      <w:rPr>
+        <w:color w:val="888888"/>
+        <w:sz w:val="18"/>
+        <w:szCs w:val="18"/>
+      </w:rPr>
+      <w:instrText>PAGE</w:instrText>
+    </w:r>
+    <w:r>
+      <w:rPr>
+        <w:color w:val="888888"/>
+        <w:sz w:val="18"/>
+        <w:szCs w:val="18"/>
+      </w:rPr>
       <w:fldChar w:fldCharType="separate"/>
+    </w:r>
+    <w:r>
+      <w:rPr>
+        <w:noProof/>
+        <w:color w:val="888888"/>
+        <w:sz w:val="18"/>
+        <w:szCs w:val="18"/>
+      </w:rPr>
+      <w:t>1</w:t>
+    </w:r>
+    <w:r>
+      <w:rPr>
+        <w:color w:val="888888"/>
+        <w:sz w:val="18"/>
+        <w:szCs w:val="18"/>
+      </w:rPr>
       <w:fldChar w:fldCharType="end"/>
     </w:r>
   </w:p>
@@ -2120,18 +2112,9 @@
 </file>
 
 <file path=word/footnotes.xml><?xml version="1.0" encoding="utf-8"?>
-<w:footnotes xmlns:wpc="http://schemas.microsoft.com/office/word/2010/wordprocessingCanvas" xmlns:mc="http://schemas.openxmlformats.org/markup-compatibility/2006" xmlns:o="urn:schemas-microsoft-com:office:office" xmlns:r="http://schemas.openxmlformats.org/officeDocument/2006/relationships" xmlns:m="http://schemas.openxmlformats.org/officeDocument/2006/math" xmlns:v="urn:schemas-microsoft-com:vml" xmlns:wp14="http://schemas.microsoft.com/office/word/2010/wordprocessingDrawing" xmlns:wp="http://schemas.openxmlformats.org/drawingml/2006/wordprocessingDrawing" xmlns:w10="urn:schemas-microsoft-com:office:word" xmlns:w="http://schemas.openxmlformats.org/wordprocessingml/2006/main" xmlns:w14="http://schemas.microsoft.com/office/word/2010/wordml" xmlns:w15="http://schemas.microsoft.com/office/word/2012/wordml" xmlns:wpg="http://schemas.microsoft.com/office/word/2010/wordprocessingGroup" xmlns:wpi="http://schemas.microsoft.com/office/word/2010/wordprocessingInk" xmlns:wne="http://schemas.microsoft.com/office/word/2006/wordml" xmlns:wps="http://schemas.microsoft.com/office/word/2010/wordprocessingShape" mc:Ignorable="w14 w15 wp14">
+<w:footnotes xmlns:wpc="http://schemas.microsoft.com/office/word/2010/wordprocessingCanvas" xmlns:cx="http://schemas.microsoft.com/office/drawing/2014/chartex" xmlns:cx1="http://schemas.microsoft.com/office/drawing/2015/9/8/chartex" xmlns:cx2="http://schemas.microsoft.com/office/drawing/2015/10/21/chartex" xmlns:cx3="http://schemas.microsoft.com/office/drawing/2016/5/9/chartex" xmlns:cx4="http://schemas.microsoft.com/office/drawing/2016/5/10/chartex" xmlns:cx5="http://schemas.microsoft.com/office/drawing/2016/5/11/chartex" xmlns:cx6="http://schemas.microsoft.com/office/drawing/2016/5/12/chartex" xmlns:cx7="http://schemas.microsoft.com/office/drawing/2016/5/13/chartex" xmlns:cx8="http://schemas.microsoft.com/office/drawing/2016/5/14/chartex" xmlns:mc="http://schemas.openxmlformats.org/markup-compatibility/2006" xmlns:aink="http://schemas.microsoft.com/office/drawing/2016/ink" xmlns:am3d="http://schemas.microsoft.com/office/drawing/2017/model3d" xmlns:o="urn:schemas-microsoft-com:office:office" xmlns:oel="http://schemas.microsoft.com/office/2019/extlst" xmlns:r="http://schemas.openxmlformats.org/officeDocument/2006/relationships" xmlns:m="http://schemas.openxmlformats.org/officeDocument/2006/math" xmlns:v="urn:schemas-microsoft-com:vml" xmlns:wp14="http://schemas.microsoft.com/office/word/2010/wordprocessingDrawing" xmlns:wp="http://schemas.openxmlformats.org/drawingml/2006/wordprocessingDrawing" xmlns:w10="urn:schemas-microsoft-com:office:word" xmlns:w="http://schemas.openxmlformats.org/wordprocessingml/2006/main" xmlns:w14="http://schemas.microsoft.com/office/word/2010/wordml" xmlns:w15="http://schemas.microsoft.com/office/word/2012/wordml" xmlns:w16cex="http://schemas.microsoft.com/office/word/2018/wordml/cex" xmlns:w16cid="http://schemas.microsoft.com/office/word/2016/wordml/cid" xmlns:w16="http://schemas.microsoft.com/office/word/2018/wordml" xmlns:w16du="http://schemas.microsoft.com/office/word/2023/wordml/word16du" xmlns:w16sdtdh="http://schemas.microsoft.com/office/word/2020/wordml/sdtdatahash" xmlns:w16sdtfl="http://schemas.microsoft.com/office/word/2024/wordml/sdtformatlock" xmlns:w16se="http://schemas.microsoft.com/office/word/2015/wordml/symex" xmlns:wpg="http://schemas.microsoft.com/office/word/2010/wordprocessingGroup" xmlns:wpi="http://schemas.microsoft.com/office/word/2010/wordprocessingInk" xmlns:wne="http://schemas.microsoft.com/office/word/2006/wordml" xmlns:wps="http://schemas.microsoft.com/office/word/2010/wordprocessingShape" mc:Ignorable="w14 w15 w16se w16cid w16 w16cex w16sdtdh w16sdtfl w16du wp14">
   <w:footnote w:type="separator" w:id="-1">
     <w:p>
-      <w:pPr>
-        <w:spacing w:after="0" w:line="240" w:lineRule="auto"/>
-      </w:pPr>
-      <w:r>
-        <w:rPr>
-          <w:rStyle w:val="FootnoteReference"/>
-        </w:rPr>
-        <w:footnoteRef/>
-      </w:r>
       <w:r>
         <w:separator/>
       </w:r>
@@ -2139,15 +2122,6 @@
   </w:footnote>
   <w:footnote w:type="continuationSeparator" w:id="0">
     <w:p>
-      <w:pPr>
-        <w:spacing w:after="0" w:line="240" w:lineRule="auto"/>
-      </w:pPr>
-      <w:r>
-        <w:rPr>
-          <w:rStyle w:val="FootnoteReference"/>
-        </w:rPr>
-        <w:footnoteRef/>
-      </w:r>
       <w:r>
         <w:continuationSeparator/>
       </w:r>
@@ -2157,49 +2131,47 @@
 </file>
 
 <file path=word/header1.xml><?xml version="1.0" encoding="utf-8"?>
-<w:hdr xmlns:wpc="http://schemas.microsoft.com/office/word/2010/wordprocessingCanvas" xmlns:mc="http://schemas.openxmlformats.org/markup-compatibility/2006" xmlns:o="urn:schemas-microsoft-com:office:office" xmlns:r="http://schemas.openxmlformats.org/officeDocument/2006/relationships" xmlns:m="http://schemas.openxmlformats.org/officeDocument/2006/math" xmlns:v="urn:schemas-microsoft-com:vml" xmlns:wp14="http://schemas.microsoft.com/office/word/2010/wordprocessingDrawing" xmlns:wp="http://schemas.openxmlformats.org/drawingml/2006/wordprocessingDrawing" xmlns:w10="urn:schemas-microsoft-com:office:word" xmlns:w="http://schemas.openxmlformats.org/wordprocessingml/2006/main" xmlns:w14="http://schemas.microsoft.com/office/word/2010/wordml" xmlns:w15="http://schemas.microsoft.com/office/word/2012/wordml" xmlns:wpg="http://schemas.microsoft.com/office/word/2010/wordprocessingGroup" xmlns:wpi="http://schemas.microsoft.com/office/word/2010/wordprocessingInk" xmlns:wne="http://schemas.microsoft.com/office/word/2006/wordml" xmlns:wps="http://schemas.microsoft.com/office/word/2010/wordprocessingShape" xmlns:cx="http://schemas.microsoft.com/office/drawing/2014/chartex" xmlns:cx1="http://schemas.microsoft.com/office/drawing/2015/9/8/chartex" xmlns:cx2="http://schemas.microsoft.com/office/drawing/2015/10/21/chartex" xmlns:cx3="http://schemas.microsoft.com/office/drawing/2016/5/9/chartex" xmlns:cx4="http://schemas.microsoft.com/office/drawing/2016/5/10/chartex" xmlns:cx5="http://schemas.microsoft.com/office/drawing/2016/5/11/chartex" xmlns:cx6="http://schemas.microsoft.com/office/drawing/2016/5/12/chartex" xmlns:cx7="http://schemas.microsoft.com/office/drawing/2016/5/13/chartex" xmlns:cx8="http://schemas.microsoft.com/office/drawing/2016/5/14/chartex" xmlns:w16cid="http://schemas.microsoft.com/office/word/2016/wordml/cid" xmlns:w16se="http://schemas.microsoft.com/office/word/2015/wordml/symex">
+<w:hdr xmlns:wpc="http://schemas.microsoft.com/office/word/2010/wordprocessingCanvas" xmlns:cx="http://schemas.microsoft.com/office/drawing/2014/chartex" xmlns:cx1="http://schemas.microsoft.com/office/drawing/2015/9/8/chartex" xmlns:cx2="http://schemas.microsoft.com/office/drawing/2015/10/21/chartex" xmlns:cx3="http://schemas.microsoft.com/office/drawing/2016/5/9/chartex" xmlns:cx4="http://schemas.microsoft.com/office/drawing/2016/5/10/chartex" xmlns:cx5="http://schemas.microsoft.com/office/drawing/2016/5/11/chartex" xmlns:cx6="http://schemas.microsoft.com/office/drawing/2016/5/12/chartex" xmlns:cx7="http://schemas.microsoft.com/office/drawing/2016/5/13/chartex" xmlns:cx8="http://schemas.microsoft.com/office/drawing/2016/5/14/chartex" xmlns:mc="http://schemas.openxmlformats.org/markup-compatibility/2006" xmlns:aink="http://schemas.microsoft.com/office/drawing/2016/ink" xmlns:am3d="http://schemas.microsoft.com/office/drawing/2017/model3d" xmlns:o="urn:schemas-microsoft-com:office:office" xmlns:oel="http://schemas.microsoft.com/office/2019/extlst" xmlns:r="http://schemas.openxmlformats.org/officeDocument/2006/relationships" xmlns:m="http://schemas.openxmlformats.org/officeDocument/2006/math" xmlns:v="urn:schemas-microsoft-com:vml" xmlns:wp14="http://schemas.microsoft.com/office/word/2010/wordprocessingDrawing" xmlns:wp="http://schemas.openxmlformats.org/drawingml/2006/wordprocessingDrawing" xmlns:w10="urn:schemas-microsoft-com:office:word" xmlns:w="http://schemas.openxmlformats.org/wordprocessingml/2006/main" xmlns:w14="http://schemas.microsoft.com/office/word/2010/wordml" xmlns:w15="http://schemas.microsoft.com/office/word/2012/wordml" xmlns:w16cex="http://schemas.microsoft.com/office/word/2018/wordml/cex" xmlns:w16cid="http://schemas.microsoft.com/office/word/2016/wordml/cid" xmlns:w16="http://schemas.microsoft.com/office/word/2018/wordml" xmlns:w16du="http://schemas.microsoft.com/office/word/2023/wordml/word16du" xmlns:w16sdtdh="http://schemas.microsoft.com/office/word/2020/wordml/sdtdatahash" xmlns:w16sdtfl="http://schemas.microsoft.com/office/word/2024/wordml/sdtformatlock" xmlns:w16se="http://schemas.microsoft.com/office/word/2015/wordml/symex" xmlns:wpg="http://schemas.microsoft.com/office/word/2010/wordprocessingGroup" xmlns:wpi="http://schemas.microsoft.com/office/word/2010/wordprocessingInk" xmlns:wne="http://schemas.microsoft.com/office/word/2006/wordml" xmlns:wps="http://schemas.microsoft.com/office/word/2010/wordprocessingShape" mc:Ignorable="w14 w15 w16se w16cid w16 w16cex w16sdtdh w16sdtfl w16du wp14">
   <w:p>
     <w:pPr>
       <w:pBdr>
-        <w:bottom w:val="single" w:color="538135" w:sz="6" w:space="1"/>
+        <w:bottom w:val="single" w:sz="6" w:space="1" w:color="538135"/>
       </w:pBdr>
-      <w:spacing w:after="0"/>
     </w:pPr>
     <w:r>
       <w:rPr>
-        <w:rFonts w:ascii="Malgun Gothic" w:cs="Malgun Gothic" w:eastAsia="Malgun Gothic" w:hAnsi="Malgun Gothic"/>
         <w:color w:val="375623"/>
         <w:sz w:val="18"/>
         <w:szCs w:val="18"/>
       </w:rPr>
-      <w:t xml:space="preserve">꿈의 삶 — 1주차: 비전이란 무엇인가 — 하나님이 주시는 꿈</w:t>
+      <w:t>꿈의 삶 — 1주차: 비전이란 무엇인가 — 하나님이 주시는 꿈</w:t>
     </w:r>
     <w:r>
       <w:rPr>
-        <w:rFonts w:ascii="Malgun Gothic" w:cs="Malgun Gothic" w:eastAsia="Malgun Gothic" w:hAnsi="Malgun Gothic"/>
         <w:sz w:val="18"/>
         <w:szCs w:val="18"/>
       </w:rPr>
-      <w:t xml:space="preserve">	</w:t>
+      <w:tab/>
     </w:r>
     <w:r>
       <w:rPr>
-        <w:rFonts w:ascii="Malgun Gothic" w:cs="Malgun Gothic" w:eastAsia="Malgun Gothic" w:hAnsi="Malgun Gothic"/>
         <w:color w:val="888888"/>
         <w:sz w:val="18"/>
         <w:szCs w:val="18"/>
       </w:rPr>
-      <w:t xml:space="preserve">V1-1</w:t>
+      <w:t>V1-1</w:t>
     </w:r>
   </w:p>
 </w:hdr>
 </file>
 
 <file path=word/numbering.xml><?xml version="1.0" encoding="utf-8"?>
-<w:numbering xmlns:wpc="http://schemas.microsoft.com/office/word/2010/wordprocessingCanvas" xmlns:mc="http://schemas.openxmlformats.org/markup-compatibility/2006" xmlns:o="urn:schemas-microsoft-com:office:office" xmlns:r="http://schemas.openxmlformats.org/officeDocument/2006/relationships" xmlns:m="http://schemas.openxmlformats.org/officeDocument/2006/math" xmlns:v="urn:schemas-microsoft-com:vml" xmlns:wp14="http://schemas.microsoft.com/office/word/2010/wordprocessingDrawing" xmlns:wp="http://schemas.openxmlformats.org/drawingml/2006/wordprocessingDrawing" xmlns:w10="urn:schemas-microsoft-com:office:word" xmlns:w="http://schemas.openxmlformats.org/wordprocessingml/2006/main" xmlns:w14="http://schemas.microsoft.com/office/word/2010/wordml" xmlns:w15="http://schemas.microsoft.com/office/word/2012/wordml" xmlns:wpg="http://schemas.microsoft.com/office/word/2010/wordprocessingGroup" xmlns:wpi="http://schemas.microsoft.com/office/word/2010/wordprocessingInk" xmlns:wne="http://schemas.microsoft.com/office/word/2006/wordml" xmlns:wps="http://schemas.microsoft.com/office/word/2010/wordprocessingShape" mc:Ignorable="w14 w15 wp14">
-  <w:abstractNum w:abstractNumId="1" w15:restartNumberingAfterBreak="0">
+<w:numbering xmlns:wpc="http://schemas.microsoft.com/office/word/2010/wordprocessingCanvas" xmlns:cx="http://schemas.microsoft.com/office/drawing/2014/chartex" xmlns:cx1="http://schemas.microsoft.com/office/drawing/2015/9/8/chartex" xmlns:cx2="http://schemas.microsoft.com/office/drawing/2015/10/21/chartex" xmlns:cx3="http://schemas.microsoft.com/office/drawing/2016/5/9/chartex" xmlns:cx4="http://schemas.microsoft.com/office/drawing/2016/5/10/chartex" xmlns:cx5="http://schemas.microsoft.com/office/drawing/2016/5/11/chartex" xmlns:cx6="http://schemas.microsoft.com/office/drawing/2016/5/12/chartex" xmlns:cx7="http://schemas.microsoft.com/office/drawing/2016/5/13/chartex" xmlns:cx8="http://schemas.microsoft.com/office/drawing/2016/5/14/chartex" xmlns:mc="http://schemas.openxmlformats.org/markup-compatibility/2006" xmlns:aink="http://schemas.microsoft.com/office/drawing/2016/ink" xmlns:am3d="http://schemas.microsoft.com/office/drawing/2017/model3d" xmlns:o="urn:schemas-microsoft-com:office:office" xmlns:oel="http://schemas.microsoft.com/office/2019/extlst" xmlns:r="http://schemas.openxmlformats.org/officeDocument/2006/relationships" xmlns:m="http://schemas.openxmlformats.org/officeDocument/2006/math" xmlns:v="urn:schemas-microsoft-com:vml" xmlns:wp14="http://schemas.microsoft.com/office/word/2010/wordprocessingDrawing" xmlns:wp="http://schemas.openxmlformats.org/drawingml/2006/wordprocessingDrawing" xmlns:w10="urn:schemas-microsoft-com:office:word" xmlns:w="http://schemas.openxmlformats.org/wordprocessingml/2006/main" xmlns:w14="http://schemas.microsoft.com/office/word/2010/wordml" xmlns:w15="http://schemas.microsoft.com/office/word/2012/wordml" xmlns:w16cex="http://schemas.microsoft.com/office/word/2018/wordml/cex" xmlns:w16cid="http://schemas.microsoft.com/office/word/2016/wordml/cid" xmlns:w16="http://schemas.microsoft.com/office/word/2018/wordml" xmlns:w16du="http://schemas.microsoft.com/office/word/2023/wordml/word16du" xmlns:w16sdtdh="http://schemas.microsoft.com/office/word/2020/wordml/sdtdatahash" xmlns:w16sdtfl="http://schemas.microsoft.com/office/word/2024/wordml/sdtformatlock" xmlns:w16se="http://schemas.microsoft.com/office/word/2015/wordml/symex" xmlns:wpg="http://schemas.microsoft.com/office/word/2010/wordprocessingGroup" xmlns:wpi="http://schemas.microsoft.com/office/word/2010/wordprocessingInk" xmlns:wne="http://schemas.microsoft.com/office/word/2006/wordml" xmlns:wps="http://schemas.microsoft.com/office/word/2010/wordprocessingShape" mc:Ignorable="w14 w15 w16se w16cid w16 w16cex w16sdtdh w16sdtfl w16du wp14">
+  <w:abstractNum w:abstractNumId="0" w15:restartNumberingAfterBreak="0">
+    <w:nsid w:val="68DE5BD8"/>
     <w:multiLevelType w:val="hybridMultilevel"/>
-    <w:lvl w:ilvl="0" w15:tentative="1">
+    <w:tmpl w:val="CCE8692A"/>
+    <w:lvl w:ilvl="0" w:tplc="EBC699A0">
       <w:start w:val="1"/>
       <w:numFmt w:val="bullet"/>
       <w:lvlText w:val="●"/>
@@ -2208,7 +2180,7 @@
         <w:ind w:left="720" w:hanging="360"/>
       </w:pPr>
     </w:lvl>
-    <w:lvl w:ilvl="1" w15:tentative="1">
+    <w:lvl w:ilvl="1" w:tplc="3A5413B4">
       <w:start w:val="1"/>
       <w:numFmt w:val="bullet"/>
       <w:lvlText w:val="○"/>
@@ -2217,7 +2189,7 @@
         <w:ind w:left="1440" w:hanging="360"/>
       </w:pPr>
     </w:lvl>
-    <w:lvl w:ilvl="2" w15:tentative="1">
+    <w:lvl w:ilvl="2" w:tplc="3AECBB52">
       <w:start w:val="1"/>
       <w:numFmt w:val="bullet"/>
       <w:lvlText w:val="■"/>
@@ -2226,7 +2198,7 @@
         <w:ind w:left="2160" w:hanging="360"/>
       </w:pPr>
     </w:lvl>
-    <w:lvl w:ilvl="3" w15:tentative="1">
+    <w:lvl w:ilvl="3" w:tplc="E6D079FA">
       <w:start w:val="1"/>
       <w:numFmt w:val="bullet"/>
       <w:lvlText w:val="●"/>
@@ -2235,7 +2207,7 @@
         <w:ind w:left="2880" w:hanging="360"/>
       </w:pPr>
     </w:lvl>
-    <w:lvl w:ilvl="4" w15:tentative="1">
+    <w:lvl w:ilvl="4" w:tplc="EC96BC32">
       <w:start w:val="1"/>
       <w:numFmt w:val="bullet"/>
       <w:lvlText w:val="○"/>
@@ -2244,7 +2216,7 @@
         <w:ind w:left="3600" w:hanging="360"/>
       </w:pPr>
     </w:lvl>
-    <w:lvl w:ilvl="5" w15:tentative="1">
+    <w:lvl w:ilvl="5" w:tplc="722EABE6">
       <w:start w:val="1"/>
       <w:numFmt w:val="bullet"/>
       <w:lvlText w:val="■"/>
@@ -2253,7 +2225,7 @@
         <w:ind w:left="4320" w:hanging="360"/>
       </w:pPr>
     </w:lvl>
-    <w:lvl w:ilvl="6" w15:tentative="1">
+    <w:lvl w:ilvl="6" w:tplc="3F68FBBC">
       <w:start w:val="1"/>
       <w:numFmt w:val="bullet"/>
       <w:lvlText w:val="●"/>
@@ -2262,7 +2234,7 @@
         <w:ind w:left="5040" w:hanging="360"/>
       </w:pPr>
     </w:lvl>
-    <w:lvl w:ilvl="7" w15:tentative="1">
+    <w:lvl w:ilvl="7" w:tplc="14F20408">
       <w:start w:val="1"/>
       <w:numFmt w:val="bullet"/>
       <w:lvlText w:val="●"/>
@@ -2271,7 +2243,7 @@
         <w:ind w:left="5760" w:hanging="360"/>
       </w:pPr>
     </w:lvl>
-    <w:lvl w:ilvl="8" w15:tentative="1">
+    <w:lvl w:ilvl="8" w:tplc="14EE49C0">
       <w:start w:val="1"/>
       <w:numFmt w:val="bullet"/>
       <w:lvlText w:val="●"/>
@@ -2281,8 +2253,8 @@
       </w:pPr>
     </w:lvl>
   </w:abstractNum>
-  <w:num w:numId="1">
-    <w:abstractNumId w:val="1"/>
+  <w:num w:numId="1" w16cid:durableId="1640761799">
+    <w:abstractNumId w:val="0"/>
     <w:lvlOverride w:ilvl="0">
       <w:startOverride w:val="1"/>
     </w:lvlOverride>
@@ -2291,107 +2263,540 @@
 </file>
 
 <file path=word/styles.xml><?xml version="1.0" encoding="utf-8"?>
-<w:styles xmlns:mc="http://schemas.openxmlformats.org/markup-compatibility/2006" xmlns:r="http://schemas.openxmlformats.org/officeDocument/2006/relationships" xmlns:w="http://schemas.openxmlformats.org/wordprocessingml/2006/main" xmlns:w14="http://schemas.microsoft.com/office/word/2010/wordml" xmlns:w15="http://schemas.microsoft.com/office/word/2012/wordml" mc:Ignorable="w14 w15">
+<w:styles xmlns:mc="http://schemas.openxmlformats.org/markup-compatibility/2006" xmlns:r="http://schemas.openxmlformats.org/officeDocument/2006/relationships" xmlns:w="http://schemas.openxmlformats.org/wordprocessingml/2006/main" xmlns:w14="http://schemas.microsoft.com/office/word/2010/wordml" xmlns:w15="http://schemas.microsoft.com/office/word/2012/wordml" xmlns:w16cex="http://schemas.microsoft.com/office/word/2018/wordml/cex" xmlns:w16cid="http://schemas.microsoft.com/office/word/2016/wordml/cid" xmlns:w16="http://schemas.microsoft.com/office/word/2018/wordml" xmlns:w16du="http://schemas.microsoft.com/office/word/2023/wordml/word16du" xmlns:w16sdtdh="http://schemas.microsoft.com/office/word/2020/wordml/sdtdatahash" xmlns:w16sdtfl="http://schemas.microsoft.com/office/word/2024/wordml/sdtformatlock" xmlns:w16se="http://schemas.microsoft.com/office/word/2015/wordml/symex" mc:Ignorable="w14 w15 w16se w16cid w16 w16cex w16sdtdh w16sdtfl w16du">
   <w:docDefaults>
     <w:rPrDefault>
       <w:rPr>
-        <w:rFonts w:ascii="Malgun Gothic" w:cs="Malgun Gothic" w:eastAsia="Malgun Gothic" w:hAnsi="Malgun Gothic"/>
+        <w:rFonts w:ascii="맑은 고딕" w:eastAsia="맑은 고딕" w:hAnsi="맑은 고딕" w:cs="맑은 고딕"/>
         <w:sz w:val="22"/>
         <w:szCs w:val="22"/>
+        <w:lang w:val="en-US" w:eastAsia="ko-KR" w:bidi="ar-SA"/>
       </w:rPr>
     </w:rPrDefault>
     <w:pPrDefault/>
   </w:docDefaults>
-  <w:style w:type="paragraph" w:styleId="Title">
+  <w:latentStyles w:defLockedState="0" w:defUIPriority="99" w:defSemiHidden="0" w:defUnhideWhenUsed="0" w:defQFormat="0" w:count="376">
+    <w:lsdException w:name="Normal" w:uiPriority="0" w:qFormat="1"/>
+    <w:lsdException w:name="heading 1" w:uiPriority="9" w:qFormat="1"/>
+    <w:lsdException w:name="heading 2" w:semiHidden="1" w:uiPriority="9" w:unhideWhenUsed="1" w:qFormat="1"/>
+    <w:lsdException w:name="heading 3" w:semiHidden="1" w:uiPriority="9" w:unhideWhenUsed="1" w:qFormat="1"/>
+    <w:lsdException w:name="heading 4" w:semiHidden="1" w:uiPriority="9" w:unhideWhenUsed="1" w:qFormat="1"/>
+    <w:lsdException w:name="heading 5" w:semiHidden="1" w:uiPriority="9" w:unhideWhenUsed="1" w:qFormat="1"/>
+    <w:lsdException w:name="heading 6" w:semiHidden="1" w:uiPriority="9" w:unhideWhenUsed="1" w:qFormat="1"/>
+    <w:lsdException w:name="heading 7" w:semiHidden="1" w:uiPriority="9" w:unhideWhenUsed="1" w:qFormat="1"/>
+    <w:lsdException w:name="heading 8" w:semiHidden="1" w:uiPriority="9" w:unhideWhenUsed="1" w:qFormat="1"/>
+    <w:lsdException w:name="heading 9" w:semiHidden="1" w:uiPriority="9" w:unhideWhenUsed="1" w:qFormat="1"/>
+    <w:lsdException w:name="index 1" w:semiHidden="1" w:unhideWhenUsed="1"/>
+    <w:lsdException w:name="index 2" w:semiHidden="1" w:unhideWhenUsed="1"/>
+    <w:lsdException w:name="index 3" w:semiHidden="1" w:unhideWhenUsed="1"/>
+    <w:lsdException w:name="index 4" w:semiHidden="1" w:unhideWhenUsed="1"/>
+    <w:lsdException w:name="index 5" w:semiHidden="1" w:unhideWhenUsed="1"/>
+    <w:lsdException w:name="index 6" w:semiHidden="1" w:unhideWhenUsed="1"/>
+    <w:lsdException w:name="index 7" w:semiHidden="1" w:unhideWhenUsed="1"/>
+    <w:lsdException w:name="index 8" w:semiHidden="1" w:unhideWhenUsed="1"/>
+    <w:lsdException w:name="index 9" w:semiHidden="1" w:unhideWhenUsed="1"/>
+    <w:lsdException w:name="toc 1" w:semiHidden="1" w:uiPriority="39" w:unhideWhenUsed="1"/>
+    <w:lsdException w:name="toc 2" w:semiHidden="1" w:uiPriority="39" w:unhideWhenUsed="1"/>
+    <w:lsdException w:name="toc 3" w:semiHidden="1" w:uiPriority="39" w:unhideWhenUsed="1"/>
+    <w:lsdException w:name="toc 4" w:semiHidden="1" w:uiPriority="39" w:unhideWhenUsed="1"/>
+    <w:lsdException w:name="toc 5" w:semiHidden="1" w:uiPriority="39" w:unhideWhenUsed="1"/>
+    <w:lsdException w:name="toc 6" w:semiHidden="1" w:uiPriority="39" w:unhideWhenUsed="1"/>
+    <w:lsdException w:name="toc 7" w:semiHidden="1" w:uiPriority="39" w:unhideWhenUsed="1"/>
+    <w:lsdException w:name="toc 8" w:semiHidden="1" w:uiPriority="39" w:unhideWhenUsed="1"/>
+    <w:lsdException w:name="toc 9" w:semiHidden="1" w:uiPriority="39" w:unhideWhenUsed="1"/>
+    <w:lsdException w:name="Normal Indent" w:semiHidden="1" w:unhideWhenUsed="1"/>
+    <w:lsdException w:name="footnote text" w:semiHidden="1" w:unhideWhenUsed="1"/>
+    <w:lsdException w:name="annotation text" w:semiHidden="1" w:unhideWhenUsed="1"/>
+    <w:lsdException w:name="header" w:semiHidden="1" w:unhideWhenUsed="1"/>
+    <w:lsdException w:name="footer" w:semiHidden="1" w:unhideWhenUsed="1"/>
+    <w:lsdException w:name="index heading" w:semiHidden="1" w:unhideWhenUsed="1"/>
+    <w:lsdException w:name="caption" w:semiHidden="1" w:uiPriority="35" w:unhideWhenUsed="1" w:qFormat="1"/>
+    <w:lsdException w:name="table of figures" w:semiHidden="1" w:unhideWhenUsed="1"/>
+    <w:lsdException w:name="envelope address" w:semiHidden="1" w:unhideWhenUsed="1"/>
+    <w:lsdException w:name="envelope return" w:semiHidden="1" w:unhideWhenUsed="1"/>
+    <w:lsdException w:name="footnote reference" w:semiHidden="1" w:unhideWhenUsed="1"/>
+    <w:lsdException w:name="annotation reference" w:semiHidden="1" w:unhideWhenUsed="1"/>
+    <w:lsdException w:name="line number" w:semiHidden="1" w:unhideWhenUsed="1"/>
+    <w:lsdException w:name="page number" w:semiHidden="1" w:unhideWhenUsed="1"/>
+    <w:lsdException w:name="endnote reference" w:semiHidden="1" w:unhideWhenUsed="1"/>
+    <w:lsdException w:name="endnote text" w:semiHidden="1" w:unhideWhenUsed="1"/>
+    <w:lsdException w:name="table of authorities" w:semiHidden="1" w:unhideWhenUsed="1"/>
+    <w:lsdException w:name="macro" w:semiHidden="1" w:unhideWhenUsed="1"/>
+    <w:lsdException w:name="toa heading" w:semiHidden="1" w:unhideWhenUsed="1"/>
+    <w:lsdException w:name="List" w:semiHidden="1" w:unhideWhenUsed="1"/>
+    <w:lsdException w:name="List Bullet" w:semiHidden="1" w:unhideWhenUsed="1"/>
+    <w:lsdException w:name="List Number" w:semiHidden="1" w:unhideWhenUsed="1"/>
+    <w:lsdException w:name="List 2" w:semiHidden="1" w:unhideWhenUsed="1"/>
+    <w:lsdException w:name="List 3" w:semiHidden="1" w:unhideWhenUsed="1"/>
+    <w:lsdException w:name="List 4" w:semiHidden="1" w:unhideWhenUsed="1"/>
+    <w:lsdException w:name="List 5" w:semiHidden="1" w:unhideWhenUsed="1"/>
+    <w:lsdException w:name="List Bullet 2" w:semiHidden="1" w:unhideWhenUsed="1"/>
+    <w:lsdException w:name="List Bullet 3" w:semiHidden="1" w:unhideWhenUsed="1"/>
+    <w:lsdException w:name="List Bullet 4" w:semiHidden="1" w:unhideWhenUsed="1"/>
+    <w:lsdException w:name="List Bullet 5" w:semiHidden="1" w:unhideWhenUsed="1"/>
+    <w:lsdException w:name="List Number 2" w:semiHidden="1" w:unhideWhenUsed="1"/>
+    <w:lsdException w:name="List Number 3" w:semiHidden="1" w:unhideWhenUsed="1"/>
+    <w:lsdException w:name="List Number 4" w:semiHidden="1" w:unhideWhenUsed="1"/>
+    <w:lsdException w:name="List Number 5" w:semiHidden="1" w:unhideWhenUsed="1"/>
+    <w:lsdException w:name="Title" w:uiPriority="10" w:qFormat="1"/>
+    <w:lsdException w:name="Closing" w:semiHidden="1" w:unhideWhenUsed="1"/>
+    <w:lsdException w:name="Signature" w:semiHidden="1" w:unhideWhenUsed="1"/>
+    <w:lsdException w:name="Default Paragraph Font" w:semiHidden="1" w:uiPriority="1" w:unhideWhenUsed="1"/>
+    <w:lsdException w:name="Body Text" w:semiHidden="1" w:unhideWhenUsed="1"/>
+    <w:lsdException w:name="Body Text Indent" w:semiHidden="1" w:unhideWhenUsed="1"/>
+    <w:lsdException w:name="List Continue" w:semiHidden="1" w:unhideWhenUsed="1"/>
+    <w:lsdException w:name="List Continue 2" w:semiHidden="1" w:unhideWhenUsed="1"/>
+    <w:lsdException w:name="List Continue 3" w:semiHidden="1" w:unhideWhenUsed="1"/>
+    <w:lsdException w:name="List Continue 4" w:semiHidden="1" w:unhideWhenUsed="1"/>
+    <w:lsdException w:name="List Continue 5" w:semiHidden="1" w:unhideWhenUsed="1"/>
+    <w:lsdException w:name="Message Header" w:semiHidden="1" w:unhideWhenUsed="1"/>
+    <w:lsdException w:name="Subtitle" w:uiPriority="11" w:qFormat="1"/>
+    <w:lsdException w:name="Salutation" w:semiHidden="1" w:unhideWhenUsed="1"/>
+    <w:lsdException w:name="Date" w:semiHidden="1" w:unhideWhenUsed="1"/>
+    <w:lsdException w:name="Body Text First Indent" w:semiHidden="1" w:unhideWhenUsed="1"/>
+    <w:lsdException w:name="Body Text First Indent 2" w:semiHidden="1" w:unhideWhenUsed="1"/>
+    <w:lsdException w:name="Note Heading" w:semiHidden="1" w:unhideWhenUsed="1"/>
+    <w:lsdException w:name="Body Text 2" w:semiHidden="1" w:unhideWhenUsed="1"/>
+    <w:lsdException w:name="Body Text 3" w:semiHidden="1" w:unhideWhenUsed="1"/>
+    <w:lsdException w:name="Body Text Indent 2" w:semiHidden="1" w:unhideWhenUsed="1"/>
+    <w:lsdException w:name="Body Text Indent 3" w:semiHidden="1" w:unhideWhenUsed="1"/>
+    <w:lsdException w:name="Block Text" w:semiHidden="1" w:unhideWhenUsed="1"/>
+    <w:lsdException w:name="Hyperlink" w:semiHidden="1" w:unhideWhenUsed="1"/>
+    <w:lsdException w:name="FollowedHyperlink" w:semiHidden="1" w:unhideWhenUsed="1"/>
+    <w:lsdException w:name="Strong" w:uiPriority="22" w:qFormat="1"/>
+    <w:lsdException w:name="Emphasis" w:uiPriority="20" w:qFormat="1"/>
+    <w:lsdException w:name="Document Map" w:semiHidden="1" w:unhideWhenUsed="1"/>
+    <w:lsdException w:name="Plain Text" w:semiHidden="1" w:unhideWhenUsed="1"/>
+    <w:lsdException w:name="E-mail Signature" w:semiHidden="1" w:unhideWhenUsed="1"/>
+    <w:lsdException w:name="HTML Top of Form" w:semiHidden="1" w:unhideWhenUsed="1"/>
+    <w:lsdException w:name="HTML Bottom of Form" w:semiHidden="1" w:unhideWhenUsed="1"/>
+    <w:lsdException w:name="Normal (Web)" w:semiHidden="1" w:unhideWhenUsed="1"/>
+    <w:lsdException w:name="HTML Acronym" w:semiHidden="1" w:unhideWhenUsed="1"/>
+    <w:lsdException w:name="HTML Address" w:semiHidden="1" w:unhideWhenUsed="1"/>
+    <w:lsdException w:name="HTML Cite" w:semiHidden="1" w:unhideWhenUsed="1"/>
+    <w:lsdException w:name="HTML Code" w:semiHidden="1" w:unhideWhenUsed="1"/>
+    <w:lsdException w:name="HTML Definition" w:semiHidden="1" w:unhideWhenUsed="1"/>
+    <w:lsdException w:name="HTML Keyboard" w:semiHidden="1" w:unhideWhenUsed="1"/>
+    <w:lsdException w:name="HTML Preformatted" w:semiHidden="1" w:unhideWhenUsed="1"/>
+    <w:lsdException w:name="HTML Sample" w:semiHidden="1" w:unhideWhenUsed="1"/>
+    <w:lsdException w:name="HTML Typewriter" w:semiHidden="1" w:unhideWhenUsed="1"/>
+    <w:lsdException w:name="HTML Variable" w:semiHidden="1" w:unhideWhenUsed="1"/>
+    <w:lsdException w:name="Normal Table" w:semiHidden="1" w:unhideWhenUsed="1"/>
+    <w:lsdException w:name="annotation subject" w:semiHidden="1" w:unhideWhenUsed="1"/>
+    <w:lsdException w:name="No List" w:semiHidden="1" w:unhideWhenUsed="1"/>
+    <w:lsdException w:name="Outline List 1" w:semiHidden="1" w:unhideWhenUsed="1"/>
+    <w:lsdException w:name="Outline List 2" w:semiHidden="1" w:unhideWhenUsed="1"/>
+    <w:lsdException w:name="Outline List 3" w:semiHidden="1" w:unhideWhenUsed="1"/>
+    <w:lsdException w:name="Table Simple 1" w:semiHidden="1" w:unhideWhenUsed="1"/>
+    <w:lsdException w:name="Table Simple 2" w:semiHidden="1" w:unhideWhenUsed="1"/>
+    <w:lsdException w:name="Table Simple 3" w:semiHidden="1" w:unhideWhenUsed="1"/>
+    <w:lsdException w:name="Table Classic 1" w:semiHidden="1" w:unhideWhenUsed="1"/>
+    <w:lsdException w:name="Table Classic 2" w:semiHidden="1" w:unhideWhenUsed="1"/>
+    <w:lsdException w:name="Table Classic 3" w:semiHidden="1" w:unhideWhenUsed="1"/>
+    <w:lsdException w:name="Table Classic 4" w:semiHidden="1" w:unhideWhenUsed="1"/>
+    <w:lsdException w:name="Table Colorful 1" w:semiHidden="1" w:unhideWhenUsed="1"/>
+    <w:lsdException w:name="Table Colorful 2" w:semiHidden="1" w:unhideWhenUsed="1"/>
+    <w:lsdException w:name="Table Colorful 3" w:semiHidden="1" w:unhideWhenUsed="1"/>
+    <w:lsdException w:name="Table Columns 1" w:semiHidden="1" w:unhideWhenUsed="1"/>
+    <w:lsdException w:name="Table Columns 2" w:semiHidden="1" w:unhideWhenUsed="1"/>
+    <w:lsdException w:name="Table Columns 3" w:semiHidden="1" w:unhideWhenUsed="1"/>
+    <w:lsdException w:name="Table Columns 4" w:semiHidden="1" w:unhideWhenUsed="1"/>
+    <w:lsdException w:name="Table Columns 5" w:semiHidden="1" w:unhideWhenUsed="1"/>
+    <w:lsdException w:name="Table Grid 1" w:semiHidden="1" w:unhideWhenUsed="1"/>
+    <w:lsdException w:name="Table Grid 2" w:semiHidden="1" w:unhideWhenUsed="1"/>
+    <w:lsdException w:name="Table Grid 3" w:semiHidden="1" w:unhideWhenUsed="1"/>
+    <w:lsdException w:name="Table Grid 4" w:semiHidden="1" w:unhideWhenUsed="1"/>
+    <w:lsdException w:name="Table Grid 5" w:semiHidden="1" w:unhideWhenUsed="1"/>
+    <w:lsdException w:name="Table Grid 6" w:semiHidden="1" w:unhideWhenUsed="1"/>
+    <w:lsdException w:name="Table Grid 7" w:semiHidden="1" w:unhideWhenUsed="1"/>
+    <w:lsdException w:name="Table Grid 8" w:semiHidden="1" w:unhideWhenUsed="1"/>
+    <w:lsdException w:name="Table List 1" w:semiHidden="1" w:unhideWhenUsed="1"/>
+    <w:lsdException w:name="Table List 2" w:semiHidden="1" w:unhideWhenUsed="1"/>
+    <w:lsdException w:name="Table List 3" w:semiHidden="1" w:unhideWhenUsed="1"/>
+    <w:lsdException w:name="Table List 4" w:semiHidden="1" w:unhideWhenUsed="1"/>
+    <w:lsdException w:name="Table List 5" w:semiHidden="1" w:unhideWhenUsed="1"/>
+    <w:lsdException w:name="Table List 6" w:semiHidden="1" w:unhideWhenUsed="1"/>
+    <w:lsdException w:name="Table List 7" w:semiHidden="1" w:unhideWhenUsed="1"/>
+    <w:lsdException w:name="Table List 8" w:semiHidden="1" w:unhideWhenUsed="1"/>
+    <w:lsdException w:name="Table 3D effects 1" w:semiHidden="1" w:unhideWhenUsed="1"/>
+    <w:lsdException w:name="Table 3D effects 2" w:semiHidden="1" w:unhideWhenUsed="1"/>
+    <w:lsdException w:name="Table 3D effects 3" w:semiHidden="1" w:unhideWhenUsed="1"/>
+    <w:lsdException w:name="Table Contemporary" w:semiHidden="1" w:unhideWhenUsed="1"/>
+    <w:lsdException w:name="Table Elegant" w:semiHidden="1" w:unhideWhenUsed="1"/>
+    <w:lsdException w:name="Table Professional" w:semiHidden="1" w:unhideWhenUsed="1"/>
+    <w:lsdException w:name="Table Subtle 1" w:semiHidden="1" w:unhideWhenUsed="1"/>
+    <w:lsdException w:name="Table Subtle 2" w:semiHidden="1" w:unhideWhenUsed="1"/>
+    <w:lsdException w:name="Table Web 1" w:semiHidden="1" w:unhideWhenUsed="1"/>
+    <w:lsdException w:name="Table Web 2" w:semiHidden="1" w:unhideWhenUsed="1"/>
+    <w:lsdException w:name="Table Web 3" w:semiHidden="1" w:unhideWhenUsed="1"/>
+    <w:lsdException w:name="Balloon Text" w:semiHidden="1" w:unhideWhenUsed="1"/>
+    <w:lsdException w:name="Table Grid" w:uiPriority="39"/>
+    <w:lsdException w:name="Table Theme" w:semiHidden="1" w:unhideWhenUsed="1"/>
+    <w:lsdException w:name="Placeholder Text" w:semiHidden="1"/>
+    <w:lsdException w:name="No Spacing" w:uiPriority="1" w:qFormat="1"/>
+    <w:lsdException w:name="Light Shading" w:uiPriority="60"/>
+    <w:lsdException w:name="Light List" w:uiPriority="61"/>
+    <w:lsdException w:name="Light Grid" w:uiPriority="62"/>
+    <w:lsdException w:name="Medium Shading 1" w:uiPriority="63"/>
+    <w:lsdException w:name="Medium Shading 2" w:uiPriority="64"/>
+    <w:lsdException w:name="Medium List 1" w:uiPriority="65"/>
+    <w:lsdException w:name="Medium List 2" w:uiPriority="66"/>
+    <w:lsdException w:name="Medium Grid 1" w:uiPriority="67"/>
+    <w:lsdException w:name="Medium Grid 2" w:uiPriority="68"/>
+    <w:lsdException w:name="Medium Grid 3" w:uiPriority="69"/>
+    <w:lsdException w:name="Dark List" w:uiPriority="70"/>
+    <w:lsdException w:name="Colorful Shading" w:uiPriority="71"/>
+    <w:lsdException w:name="Colorful List" w:uiPriority="72"/>
+    <w:lsdException w:name="Colorful Grid" w:uiPriority="73"/>
+    <w:lsdException w:name="Light Shading Accent 1" w:uiPriority="60"/>
+    <w:lsdException w:name="Light List Accent 1" w:uiPriority="61"/>
+    <w:lsdException w:name="Light Grid Accent 1" w:uiPriority="62"/>
+    <w:lsdException w:name="Medium Shading 1 Accent 1" w:uiPriority="63"/>
+    <w:lsdException w:name="Medium Shading 2 Accent 1" w:uiPriority="64"/>
+    <w:lsdException w:name="Medium List 1 Accent 1" w:uiPriority="65"/>
+    <w:lsdException w:name="Revision" w:semiHidden="1"/>
+    <w:lsdException w:name="List Paragraph" w:uiPriority="34" w:qFormat="1"/>
+    <w:lsdException w:name="Quote" w:uiPriority="29" w:qFormat="1"/>
+    <w:lsdException w:name="Intense Quote" w:uiPriority="30" w:qFormat="1"/>
+    <w:lsdException w:name="Medium List 2 Accent 1" w:uiPriority="66"/>
+    <w:lsdException w:name="Medium Grid 1 Accent 1" w:uiPriority="67"/>
+    <w:lsdException w:name="Medium Grid 2 Accent 1" w:uiPriority="68"/>
+    <w:lsdException w:name="Medium Grid 3 Accent 1" w:uiPriority="69"/>
+    <w:lsdException w:name="Dark List Accent 1" w:uiPriority="70"/>
+    <w:lsdException w:name="Colorful Shading Accent 1" w:uiPriority="71"/>
+    <w:lsdException w:name="Colorful List Accent 1" w:uiPriority="72"/>
+    <w:lsdException w:name="Colorful Grid Accent 1" w:uiPriority="73"/>
+    <w:lsdException w:name="Light Shading Accent 2" w:uiPriority="60"/>
+    <w:lsdException w:name="Light List Accent 2" w:uiPriority="61"/>
+    <w:lsdException w:name="Light Grid Accent 2" w:uiPriority="62"/>
+    <w:lsdException w:name="Medium Shading 1 Accent 2" w:uiPriority="63"/>
+    <w:lsdException w:name="Medium Shading 2 Accent 2" w:uiPriority="64"/>
+    <w:lsdException w:name="Medium List 1 Accent 2" w:uiPriority="65"/>
+    <w:lsdException w:name="Medium List 2 Accent 2" w:uiPriority="66"/>
+    <w:lsdException w:name="Medium Grid 1 Accent 2" w:uiPriority="67"/>
+    <w:lsdException w:name="Medium Grid 2 Accent 2" w:uiPriority="68"/>
+    <w:lsdException w:name="Medium Grid 3 Accent 2" w:uiPriority="69"/>
+    <w:lsdException w:name="Dark List Accent 2" w:uiPriority="70"/>
+    <w:lsdException w:name="Colorful Shading Accent 2" w:uiPriority="71"/>
+    <w:lsdException w:name="Colorful List Accent 2" w:uiPriority="72"/>
+    <w:lsdException w:name="Colorful Grid Accent 2" w:uiPriority="73"/>
+    <w:lsdException w:name="Light Shading Accent 3" w:uiPriority="60"/>
+    <w:lsdException w:name="Light List Accent 3" w:uiPriority="61"/>
+    <w:lsdException w:name="Light Grid Accent 3" w:uiPriority="62"/>
+    <w:lsdException w:name="Medium Shading 1 Accent 3" w:uiPriority="63"/>
+    <w:lsdException w:name="Medium Shading 2 Accent 3" w:uiPriority="64"/>
+    <w:lsdException w:name="Medium List 1 Accent 3" w:uiPriority="65"/>
+    <w:lsdException w:name="Medium List 2 Accent 3" w:uiPriority="66"/>
+    <w:lsdException w:name="Medium Grid 1 Accent 3" w:uiPriority="67"/>
+    <w:lsdException w:name="Medium Grid 2 Accent 3" w:uiPriority="68"/>
+    <w:lsdException w:name="Medium Grid 3 Accent 3" w:uiPriority="69"/>
+    <w:lsdException w:name="Dark List Accent 3" w:uiPriority="70"/>
+    <w:lsdException w:name="Colorful Shading Accent 3" w:uiPriority="71"/>
+    <w:lsdException w:name="Colorful List Accent 3" w:uiPriority="72"/>
+    <w:lsdException w:name="Colorful Grid Accent 3" w:uiPriority="73"/>
+    <w:lsdException w:name="Light Shading Accent 4" w:uiPriority="60"/>
+    <w:lsdException w:name="Light List Accent 4" w:uiPriority="61"/>
+    <w:lsdException w:name="Light Grid Accent 4" w:uiPriority="62"/>
+    <w:lsdException w:name="Medium Shading 1 Accent 4" w:uiPriority="63"/>
+    <w:lsdException w:name="Medium Shading 2 Accent 4" w:uiPriority="64"/>
+    <w:lsdException w:name="Medium List 1 Accent 4" w:uiPriority="65"/>
+    <w:lsdException w:name="Medium List 2 Accent 4" w:uiPriority="66"/>
+    <w:lsdException w:name="Medium Grid 1 Accent 4" w:uiPriority="67"/>
+    <w:lsdException w:name="Medium Grid 2 Accent 4" w:uiPriority="68"/>
+    <w:lsdException w:name="Medium Grid 3 Accent 4" w:uiPriority="69"/>
+    <w:lsdException w:name="Dark List Accent 4" w:uiPriority="70"/>
+    <w:lsdException w:name="Colorful Shading Accent 4" w:uiPriority="71"/>
+    <w:lsdException w:name="Colorful List Accent 4" w:uiPriority="72"/>
+    <w:lsdException w:name="Colorful Grid Accent 4" w:uiPriority="73"/>
+    <w:lsdException w:name="Light Shading Accent 5" w:uiPriority="60"/>
+    <w:lsdException w:name="Light List Accent 5" w:uiPriority="61"/>
+    <w:lsdException w:name="Light Grid Accent 5" w:uiPriority="62"/>
+    <w:lsdException w:name="Medium Shading 1 Accent 5" w:uiPriority="63"/>
+    <w:lsdException w:name="Medium Shading 2 Accent 5" w:uiPriority="64"/>
+    <w:lsdException w:name="Medium List 1 Accent 5" w:uiPriority="65"/>
+    <w:lsdException w:name="Medium List 2 Accent 5" w:uiPriority="66"/>
+    <w:lsdException w:name="Medium Grid 1 Accent 5" w:uiPriority="67"/>
+    <w:lsdException w:name="Medium Grid 2 Accent 5" w:uiPriority="68"/>
+    <w:lsdException w:name="Medium Grid 3 Accent 5" w:uiPriority="69"/>
+    <w:lsdException w:name="Dark List Accent 5" w:uiPriority="70"/>
+    <w:lsdException w:name="Colorful Shading Accent 5" w:uiPriority="71"/>
+    <w:lsdException w:name="Colorful List Accent 5" w:uiPriority="72"/>
+    <w:lsdException w:name="Colorful Grid Accent 5" w:uiPriority="73"/>
+    <w:lsdException w:name="Light Shading Accent 6" w:uiPriority="60"/>
+    <w:lsdException w:name="Light List Accent 6" w:uiPriority="61"/>
+    <w:lsdException w:name="Light Grid Accent 6" w:uiPriority="62"/>
+    <w:lsdException w:name="Medium Shading 1 Accent 6" w:uiPriority="63"/>
+    <w:lsdException w:name="Medium Shading 2 Accent 6" w:uiPriority="64"/>
+    <w:lsdException w:name="Medium List 1 Accent 6" w:uiPriority="65"/>
+    <w:lsdException w:name="Medium List 2 Accent 6" w:uiPriority="66"/>
+    <w:lsdException w:name="Medium Grid 1 Accent 6" w:uiPriority="67"/>
+    <w:lsdException w:name="Medium Grid 2 Accent 6" w:uiPriority="68"/>
+    <w:lsdException w:name="Medium Grid 3 Accent 6" w:uiPriority="69"/>
+    <w:lsdException w:name="Dark List Accent 6" w:uiPriority="70"/>
+    <w:lsdException w:name="Colorful Shading Accent 6" w:uiPriority="71"/>
+    <w:lsdException w:name="Colorful List Accent 6" w:uiPriority="72"/>
+    <w:lsdException w:name="Colorful Grid Accent 6" w:uiPriority="73"/>
+    <w:lsdException w:name="Subtle Emphasis" w:uiPriority="19" w:qFormat="1"/>
+    <w:lsdException w:name="Intense Emphasis" w:uiPriority="21" w:qFormat="1"/>
+    <w:lsdException w:name="Subtle Reference" w:uiPriority="31" w:qFormat="1"/>
+    <w:lsdException w:name="Intense Reference" w:uiPriority="32" w:qFormat="1"/>
+    <w:lsdException w:name="Book Title" w:uiPriority="33" w:qFormat="1"/>
+    <w:lsdException w:name="Bibliography" w:semiHidden="1" w:uiPriority="37" w:unhideWhenUsed="1"/>
+    <w:lsdException w:name="TOC Heading" w:semiHidden="1" w:uiPriority="39" w:unhideWhenUsed="1" w:qFormat="1"/>
+    <w:lsdException w:name="Plain Table 1" w:uiPriority="41"/>
+    <w:lsdException w:name="Plain Table 2" w:uiPriority="42"/>
+    <w:lsdException w:name="Plain Table 3" w:uiPriority="43"/>
+    <w:lsdException w:name="Plain Table 4" w:uiPriority="44"/>
+    <w:lsdException w:name="Plain Table 5" w:uiPriority="45"/>
+    <w:lsdException w:name="Grid Table Light" w:uiPriority="40"/>
+    <w:lsdException w:name="Grid Table 1 Light" w:uiPriority="46"/>
+    <w:lsdException w:name="Grid Table 2" w:uiPriority="47"/>
+    <w:lsdException w:name="Grid Table 3" w:uiPriority="48"/>
+    <w:lsdException w:name="Grid Table 4" w:uiPriority="49"/>
+    <w:lsdException w:name="Grid Table 5 Dark" w:uiPriority="50"/>
+    <w:lsdException w:name="Grid Table 6 Colorful" w:uiPriority="51"/>
+    <w:lsdException w:name="Grid Table 7 Colorful" w:uiPriority="52"/>
+    <w:lsdException w:name="Grid Table 1 Light Accent 1" w:uiPriority="46"/>
+    <w:lsdException w:name="Grid Table 2 Accent 1" w:uiPriority="47"/>
+    <w:lsdException w:name="Grid Table 3 Accent 1" w:uiPriority="48"/>
+    <w:lsdException w:name="Grid Table 4 Accent 1" w:uiPriority="49"/>
+    <w:lsdException w:name="Grid Table 5 Dark Accent 1" w:uiPriority="50"/>
+    <w:lsdException w:name="Grid Table 6 Colorful Accent 1" w:uiPriority="51"/>
+    <w:lsdException w:name="Grid Table 7 Colorful Accent 1" w:uiPriority="52"/>
+    <w:lsdException w:name="Grid Table 1 Light Accent 2" w:uiPriority="46"/>
+    <w:lsdException w:name="Grid Table 2 Accent 2" w:uiPriority="47"/>
+    <w:lsdException w:name="Grid Table 3 Accent 2" w:uiPriority="48"/>
+    <w:lsdException w:name="Grid Table 4 Accent 2" w:uiPriority="49"/>
+    <w:lsdException w:name="Grid Table 5 Dark Accent 2" w:uiPriority="50"/>
+    <w:lsdException w:name="Grid Table 6 Colorful Accent 2" w:uiPriority="51"/>
+    <w:lsdException w:name="Grid Table 7 Colorful Accent 2" w:uiPriority="52"/>
+    <w:lsdException w:name="Grid Table 1 Light Accent 3" w:uiPriority="46"/>
+    <w:lsdException w:name="Grid Table 2 Accent 3" w:uiPriority="47"/>
+    <w:lsdException w:name="Grid Table 3 Accent 3" w:uiPriority="48"/>
+    <w:lsdException w:name="Grid Table 4 Accent 3" w:uiPriority="49"/>
+    <w:lsdException w:name="Grid Table 5 Dark Accent 3" w:uiPriority="50"/>
+    <w:lsdException w:name="Grid Table 6 Colorful Accent 3" w:uiPriority="51"/>
+    <w:lsdException w:name="Grid Table 7 Colorful Accent 3" w:uiPriority="52"/>
+    <w:lsdException w:name="Grid Table 1 Light Accent 4" w:uiPriority="46"/>
+    <w:lsdException w:name="Grid Table 2 Accent 4" w:uiPriority="47"/>
+    <w:lsdException w:name="Grid Table 3 Accent 4" w:uiPriority="48"/>
+    <w:lsdException w:name="Grid Table 4 Accent 4" w:uiPriority="49"/>
+    <w:lsdException w:name="Grid Table 5 Dark Accent 4" w:uiPriority="50"/>
+    <w:lsdException w:name="Grid Table 6 Colorful Accent 4" w:uiPriority="51"/>
+    <w:lsdException w:name="Grid Table 7 Colorful Accent 4" w:uiPriority="52"/>
+    <w:lsdException w:name="Grid Table 1 Light Accent 5" w:uiPriority="46"/>
+    <w:lsdException w:name="Grid Table 2 Accent 5" w:uiPriority="47"/>
+    <w:lsdException w:name="Grid Table 3 Accent 5" w:uiPriority="48"/>
+    <w:lsdException w:name="Grid Table 4 Accent 5" w:uiPriority="49"/>
+    <w:lsdException w:name="Grid Table 5 Dark Accent 5" w:uiPriority="50"/>
+    <w:lsdException w:name="Grid Table 6 Colorful Accent 5" w:uiPriority="51"/>
+    <w:lsdException w:name="Grid Table 7 Colorful Accent 5" w:uiPriority="52"/>
+    <w:lsdException w:name="Grid Table 1 Light Accent 6" w:uiPriority="46"/>
+    <w:lsdException w:name="Grid Table 2 Accent 6" w:uiPriority="47"/>
+    <w:lsdException w:name="Grid Table 3 Accent 6" w:uiPriority="48"/>
+    <w:lsdException w:name="Grid Table 4 Accent 6" w:uiPriority="49"/>
+    <w:lsdException w:name="Grid Table 5 Dark Accent 6" w:uiPriority="50"/>
+    <w:lsdException w:name="Grid Table 6 Colorful Accent 6" w:uiPriority="51"/>
+    <w:lsdException w:name="Grid Table 7 Colorful Accent 6" w:uiPriority="52"/>
+    <w:lsdException w:name="List Table 1 Light" w:uiPriority="46"/>
+    <w:lsdException w:name="List Table 2" w:uiPriority="47"/>
+    <w:lsdException w:name="List Table 3" w:uiPriority="48"/>
+    <w:lsdException w:name="List Table 4" w:uiPriority="49"/>
+    <w:lsdException w:name="List Table 5 Dark" w:uiPriority="50"/>
+    <w:lsdException w:name="List Table 6 Colorful" w:uiPriority="51"/>
+    <w:lsdException w:name="List Table 7 Colorful" w:uiPriority="52"/>
+    <w:lsdException w:name="List Table 1 Light Accent 1" w:uiPriority="46"/>
+    <w:lsdException w:name="List Table 2 Accent 1" w:uiPriority="47"/>
+    <w:lsdException w:name="List Table 3 Accent 1" w:uiPriority="48"/>
+    <w:lsdException w:name="List Table 4 Accent 1" w:uiPriority="49"/>
+    <w:lsdException w:name="List Table 5 Dark Accent 1" w:uiPriority="50"/>
+    <w:lsdException w:name="List Table 6 Colorful Accent 1" w:uiPriority="51"/>
+    <w:lsdException w:name="List Table 7 Colorful Accent 1" w:uiPriority="52"/>
+    <w:lsdException w:name="List Table 1 Light Accent 2" w:uiPriority="46"/>
+    <w:lsdException w:name="List Table 2 Accent 2" w:uiPriority="47"/>
+    <w:lsdException w:name="List Table 3 Accent 2" w:uiPriority="48"/>
+    <w:lsdException w:name="List Table 4 Accent 2" w:uiPriority="49"/>
+    <w:lsdException w:name="List Table 5 Dark Accent 2" w:uiPriority="50"/>
+    <w:lsdException w:name="List Table 6 Colorful Accent 2" w:uiPriority="51"/>
+    <w:lsdException w:name="List Table 7 Colorful Accent 2" w:uiPriority="52"/>
+    <w:lsdException w:name="List Table 1 Light Accent 3" w:uiPriority="46"/>
+    <w:lsdException w:name="List Table 2 Accent 3" w:uiPriority="47"/>
+    <w:lsdException w:name="List Table 3 Accent 3" w:uiPriority="48"/>
+    <w:lsdException w:name="List Table 4 Accent 3" w:uiPriority="49"/>
+    <w:lsdException w:name="List Table 5 Dark Accent 3" w:uiPriority="50"/>
+    <w:lsdException w:name="List Table 6 Colorful Accent 3" w:uiPriority="51"/>
+    <w:lsdException w:name="List Table 7 Colorful Accent 3" w:uiPriority="52"/>
+    <w:lsdException w:name="List Table 1 Light Accent 4" w:uiPriority="46"/>
+    <w:lsdException w:name="List Table 2 Accent 4" w:uiPriority="47"/>
+    <w:lsdException w:name="List Table 3 Accent 4" w:uiPriority="48"/>
+    <w:lsdException w:name="List Table 4 Accent 4" w:uiPriority="49"/>
+    <w:lsdException w:name="List Table 5 Dark Accent 4" w:uiPriority="50"/>
+    <w:lsdException w:name="List Table 6 Colorful Accent 4" w:uiPriority="51"/>
+    <w:lsdException w:name="List Table 7 Colorful Accent 4" w:uiPriority="52"/>
+    <w:lsdException w:name="List Table 1 Light Accent 5" w:uiPriority="46"/>
+    <w:lsdException w:name="List Table 2 Accent 5" w:uiPriority="47"/>
+    <w:lsdException w:name="List Table 3 Accent 5" w:uiPriority="48"/>
+    <w:lsdException w:name="List Table 4 Accent 5" w:uiPriority="49"/>
+    <w:lsdException w:name="List Table 5 Dark Accent 5" w:uiPriority="50"/>
+    <w:lsdException w:name="List Table 6 Colorful Accent 5" w:uiPriority="51"/>
+    <w:lsdException w:name="List Table 7 Colorful Accent 5" w:uiPriority="52"/>
+    <w:lsdException w:name="List Table 1 Light Accent 6" w:uiPriority="46"/>
+    <w:lsdException w:name="List Table 2 Accent 6" w:uiPriority="47"/>
+    <w:lsdException w:name="List Table 3 Accent 6" w:uiPriority="48"/>
+    <w:lsdException w:name="List Table 4 Accent 6" w:uiPriority="49"/>
+    <w:lsdException w:name="List Table 5 Dark Accent 6" w:uiPriority="50"/>
+    <w:lsdException w:name="List Table 6 Colorful Accent 6" w:uiPriority="51"/>
+    <w:lsdException w:name="List Table 7 Colorful Accent 6" w:uiPriority="52"/>
+    <w:lsdException w:name="Mention" w:semiHidden="1" w:unhideWhenUsed="1"/>
+    <w:lsdException w:name="Smart Hyperlink" w:semiHidden="1" w:unhideWhenUsed="1"/>
+    <w:lsdException w:name="Hashtag" w:semiHidden="1" w:unhideWhenUsed="1"/>
+    <w:lsdException w:name="Unresolved Mention" w:semiHidden="1" w:unhideWhenUsed="1"/>
+    <w:lsdException w:name="Smart Link" w:semiHidden="1" w:unhideWhenUsed="1"/>
+  </w:latentStyles>
+  <w:style w:type="paragraph" w:default="1" w:styleId="a">
+    <w:name w:val="Normal"/>
+    <w:qFormat/>
+    <w:pPr>
+      <w:widowControl w:val="0"/>
+      <w:wordWrap w:val="0"/>
+      <w:autoSpaceDE w:val="0"/>
+      <w:autoSpaceDN w:val="0"/>
+    </w:pPr>
+  </w:style>
+  <w:style w:type="paragraph" w:styleId="1">
+    <w:name w:val="heading 1"/>
+    <w:uiPriority w:val="9"/>
+    <w:qFormat/>
+    <w:pPr>
+      <w:outlineLvl w:val="0"/>
+    </w:pPr>
+    <w:rPr>
+      <w:color w:val="2E74B5"/>
+      <w:sz w:val="32"/>
+      <w:szCs w:val="32"/>
+    </w:rPr>
+  </w:style>
+  <w:style w:type="paragraph" w:styleId="2">
+    <w:name w:val="heading 2"/>
+    <w:uiPriority w:val="9"/>
+    <w:semiHidden/>
+    <w:unhideWhenUsed/>
+    <w:qFormat/>
+    <w:pPr>
+      <w:outlineLvl w:val="1"/>
+    </w:pPr>
+    <w:rPr>
+      <w:color w:val="2E74B5"/>
+      <w:sz w:val="26"/>
+      <w:szCs w:val="26"/>
+    </w:rPr>
+  </w:style>
+  <w:style w:type="paragraph" w:styleId="3">
+    <w:name w:val="heading 3"/>
+    <w:uiPriority w:val="9"/>
+    <w:semiHidden/>
+    <w:unhideWhenUsed/>
+    <w:qFormat/>
+    <w:pPr>
+      <w:outlineLvl w:val="2"/>
+    </w:pPr>
+    <w:rPr>
+      <w:color w:val="1F4D78"/>
+      <w:sz w:val="24"/>
+      <w:szCs w:val="24"/>
+    </w:rPr>
+  </w:style>
+  <w:style w:type="paragraph" w:styleId="4">
+    <w:name w:val="heading 4"/>
+    <w:uiPriority w:val="9"/>
+    <w:semiHidden/>
+    <w:unhideWhenUsed/>
+    <w:qFormat/>
+    <w:pPr>
+      <w:outlineLvl w:val="3"/>
+    </w:pPr>
+    <w:rPr>
+      <w:i/>
+      <w:iCs/>
+      <w:color w:val="2E74B5"/>
+    </w:rPr>
+  </w:style>
+  <w:style w:type="paragraph" w:styleId="5">
+    <w:name w:val="heading 5"/>
+    <w:uiPriority w:val="9"/>
+    <w:semiHidden/>
+    <w:unhideWhenUsed/>
+    <w:qFormat/>
+    <w:pPr>
+      <w:outlineLvl w:val="4"/>
+    </w:pPr>
+    <w:rPr>
+      <w:color w:val="2E74B5"/>
+    </w:rPr>
+  </w:style>
+  <w:style w:type="paragraph" w:styleId="6">
+    <w:name w:val="heading 6"/>
+    <w:uiPriority w:val="9"/>
+    <w:semiHidden/>
+    <w:unhideWhenUsed/>
+    <w:qFormat/>
+    <w:pPr>
+      <w:outlineLvl w:val="5"/>
+    </w:pPr>
+    <w:rPr>
+      <w:color w:val="1F4D78"/>
+    </w:rPr>
+  </w:style>
+  <w:style w:type="character" w:default="1" w:styleId="a0">
+    <w:name w:val="Default Paragraph Font"/>
+    <w:uiPriority w:val="1"/>
+    <w:semiHidden/>
+    <w:unhideWhenUsed/>
+  </w:style>
+  <w:style w:type="table" w:default="1" w:styleId="a1">
+    <w:name w:val="Normal Table"/>
+    <w:uiPriority w:val="99"/>
+    <w:semiHidden/>
+    <w:unhideWhenUsed/>
+    <w:tblPr>
+      <w:tblInd w:w="0" w:type="dxa"/>
+      <w:tblCellMar>
+        <w:top w:w="0" w:type="dxa"/>
+        <w:left w:w="108" w:type="dxa"/>
+        <w:bottom w:w="0" w:type="dxa"/>
+        <w:right w:w="108" w:type="dxa"/>
+      </w:tblCellMar>
+    </w:tblPr>
+  </w:style>
+  <w:style w:type="numbering" w:default="1" w:styleId="a2">
+    <w:name w:val="No List"/>
+    <w:uiPriority w:val="99"/>
+    <w:semiHidden/>
+    <w:unhideWhenUsed/>
+  </w:style>
+  <w:style w:type="paragraph" w:styleId="a3">
     <w:name w:val="Title"/>
-    <w:basedOn w:val="Normal"/>
-    <w:next w:val="Normal"/>
+    <w:uiPriority w:val="10"/>
     <w:qFormat/>
     <w:rPr>
       <w:sz w:val="56"/>
       <w:szCs w:val="56"/>
     </w:rPr>
   </w:style>
-  <w:style w:type="paragraph" w:styleId="Heading1">
-    <w:name w:val="Heading 1"/>
-    <w:basedOn w:val="Normal"/>
-    <w:next w:val="Normal"/>
-    <w:qFormat/>
-    <w:rPr>
-      <w:color w:val="2E74B5"/>
-      <w:sz w:val="32"/>
-      <w:szCs w:val="32"/>
-    </w:rPr>
-  </w:style>
-  <w:style w:type="paragraph" w:styleId="Heading2">
-    <w:name w:val="Heading 2"/>
-    <w:basedOn w:val="Normal"/>
-    <w:next w:val="Normal"/>
-    <w:qFormat/>
-    <w:rPr>
-      <w:color w:val="2E74B5"/>
-      <w:sz w:val="26"/>
-      <w:szCs w:val="26"/>
-    </w:rPr>
-  </w:style>
-  <w:style w:type="paragraph" w:styleId="Heading3">
-    <w:name w:val="Heading 3"/>
-    <w:basedOn w:val="Normal"/>
-    <w:next w:val="Normal"/>
-    <w:qFormat/>
-    <w:rPr>
-      <w:color w:val="1F4D78"/>
-      <w:sz w:val="24"/>
-      <w:szCs w:val="24"/>
-    </w:rPr>
-  </w:style>
-  <w:style w:type="paragraph" w:styleId="Heading4">
-    <w:name w:val="Heading 4"/>
-    <w:basedOn w:val="Normal"/>
-    <w:next w:val="Normal"/>
-    <w:qFormat/>
-    <w:rPr>
-      <w:i/>
-      <w:iCs/>
-      <w:color w:val="2E74B5"/>
-    </w:rPr>
-  </w:style>
-  <w:style w:type="paragraph" w:styleId="Heading5">
-    <w:name w:val="Heading 5"/>
-    <w:basedOn w:val="Normal"/>
-    <w:next w:val="Normal"/>
-    <w:qFormat/>
-    <w:rPr>
-      <w:color w:val="2E74B5"/>
-    </w:rPr>
-  </w:style>
-  <w:style w:type="paragraph" w:styleId="Heading6">
-    <w:name w:val="Heading 6"/>
-    <w:basedOn w:val="Normal"/>
-    <w:next w:val="Normal"/>
-    <w:qFormat/>
-    <w:rPr>
-      <w:color w:val="1F4D78"/>
-    </w:rPr>
-  </w:style>
-  <w:style w:type="paragraph" w:styleId="Strong">
-    <w:name w:val="Strong"/>
-    <w:basedOn w:val="Normal"/>
-    <w:next w:val="Normal"/>
+  <w:style w:type="paragraph" w:customStyle="1" w:styleId="10">
+    <w:name w:val="굵은 텍스트1"/>
     <w:qFormat/>
     <w:rPr>
       <w:b/>
       <w:bCs/>
     </w:rPr>
   </w:style>
-  <w:style w:type="paragraph" w:styleId="ListParagraph">
+  <w:style w:type="paragraph" w:styleId="a4">
     <w:name w:val="List Paragraph"/>
-    <w:basedOn w:val="Normal"/>
     <w:qFormat/>
   </w:style>
-  <w:style w:type="character" w:styleId="Hyperlink">
+  <w:style w:type="character" w:styleId="a5">
     <w:name w:val="Hyperlink"/>
-    <w:basedOn w:val="DefaultParagraphFont"/>
     <w:uiPriority w:val="99"/>
     <w:unhideWhenUsed/>
     <w:rPr>
@@ -2399,9 +2804,8 @@
       <w:u w:val="single"/>
     </w:rPr>
   </w:style>
-  <w:style w:type="character" w:styleId="FootnoteReference">
+  <w:style w:type="character" w:styleId="a6">
     <w:name w:val="footnote reference"/>
-    <w:basedOn w:val="DefaultParagraphFont"/>
     <w:uiPriority w:val="99"/>
     <w:semiHidden/>
     <w:unhideWhenUsed/>
@@ -2409,25 +2813,9 @@
       <w:vertAlign w:val="superscript"/>
     </w:rPr>
   </w:style>
-  <w:style w:type="paragraph" w:styleId="FootnoteText">
+  <w:style w:type="paragraph" w:styleId="a7">
     <w:name w:val="footnote text"/>
-    <w:basedOn w:val="Normal"/>
-    <w:link w:val="FootnoteTextChar"/>
-    <w:uiPriority w:val="99"/>
-    <w:semiHidden/>
-    <w:unhideWhenUsed/>
-    <w:pPr>
-      <w:spacing w:after="0" w:line="240" w:lineRule="auto"/>
-    </w:pPr>
-    <w:rPr>
-      <w:sz w:val="20"/>
-      <w:szCs w:val="20"/>
-    </w:rPr>
-  </w:style>
-  <w:style w:type="character" w:styleId="FootnoteTextChar">
-    <w:name w:val="Footnote Text Char"/>
-    <w:basedOn w:val="DefaultParagraphFont"/>
-    <w:link w:val="FootnoteText"/>
+    <w:link w:val="Char"/>
     <w:uiPriority w:val="99"/>
     <w:semiHidden/>
     <w:unhideWhenUsed/>
@@ -2436,9 +2824,19 @@
       <w:szCs w:val="20"/>
     </w:rPr>
   </w:style>
-  <w:style w:type="character" w:styleId="EndnoteReference">
+  <w:style w:type="character" w:customStyle="1" w:styleId="Char">
+    <w:name w:val="각주 텍스트 Char"/>
+    <w:link w:val="a7"/>
+    <w:uiPriority w:val="99"/>
+    <w:semiHidden/>
+    <w:unhideWhenUsed/>
+    <w:rPr>
+      <w:sz w:val="20"/>
+      <w:szCs w:val="20"/>
+    </w:rPr>
+  </w:style>
+  <w:style w:type="character" w:styleId="a8">
     <w:name w:val="endnote reference"/>
-    <w:basedOn w:val="DefaultParagraphFont"/>
     <w:uiPriority w:val="99"/>
     <w:semiHidden/>
     <w:unhideWhenUsed/>
@@ -2446,25 +2844,20 @@
       <w:vertAlign w:val="superscript"/>
     </w:rPr>
   </w:style>
-  <w:style w:type="paragraph" w:styleId="EndnoteText">
+  <w:style w:type="paragraph" w:styleId="a9">
     <w:name w:val="endnote text"/>
-    <w:basedOn w:val="Normal"/>
-    <w:link w:val="EndnoteTextChar"/>
+    <w:link w:val="Char0"/>
     <w:uiPriority w:val="99"/>
     <w:semiHidden/>
     <w:unhideWhenUsed/>
-    <w:pPr>
-      <w:spacing w:after="0" w:line="240" w:lineRule="auto"/>
-    </w:pPr>
     <w:rPr>
       <w:sz w:val="20"/>
       <w:szCs w:val="20"/>
     </w:rPr>
   </w:style>
-  <w:style w:type="character" w:styleId="EndnoteTextChar">
-    <w:name w:val="Endnote Text Char"/>
-    <w:basedOn w:val="DefaultParagraphFont"/>
-    <w:link w:val="EndnoteText"/>
+  <w:style w:type="character" w:customStyle="1" w:styleId="Char0">
+    <w:name w:val="미주 텍스트 Char"/>
+    <w:link w:val="a9"/>
     <w:uiPriority w:val="99"/>
     <w:semiHidden/>
     <w:unhideWhenUsed/>
@@ -2474,4 +2867,319 @@
     </w:rPr>
   </w:style>
 </w:styles>
+</file>
+
+<file path=word/theme/theme1.xml><?xml version="1.0" encoding="utf-8"?>
+<a:theme xmlns:a="http://schemas.openxmlformats.org/drawingml/2006/main" name="Office 테마">
+  <a:themeElements>
+    <a:clrScheme name="Office">
+      <a:dk1>
+        <a:sysClr val="windowText" lastClr="000000"/>
+      </a:dk1>
+      <a:lt1>
+        <a:sysClr val="window" lastClr="FFFFFF"/>
+      </a:lt1>
+      <a:dk2>
+        <a:srgbClr val="0E2841"/>
+      </a:dk2>
+      <a:lt2>
+        <a:srgbClr val="E8E8E8"/>
+      </a:lt2>
+      <a:accent1>
+        <a:srgbClr val="156082"/>
+      </a:accent1>
+      <a:accent2>
+        <a:srgbClr val="E97132"/>
+      </a:accent2>
+      <a:accent3>
+        <a:srgbClr val="196B24"/>
+      </a:accent3>
+      <a:accent4>
+        <a:srgbClr val="0F9ED5"/>
+      </a:accent4>
+      <a:accent5>
+        <a:srgbClr val="A02B93"/>
+      </a:accent5>
+      <a:accent6>
+        <a:srgbClr val="4EA72E"/>
+      </a:accent6>
+      <a:hlink>
+        <a:srgbClr val="467886"/>
+      </a:hlink>
+      <a:folHlink>
+        <a:srgbClr val="96607D"/>
+      </a:folHlink>
+    </a:clrScheme>
+    <a:fontScheme name="Office">
+      <a:majorFont>
+        <a:latin typeface="맑은 고딕" panose="02110004020202020204"/>
+        <a:ea typeface=""/>
+        <a:cs typeface=""/>
+        <a:font script="Jpan" typeface="游ゴシック Light"/>
+        <a:font script="Hang" typeface="맑은 고딕"/>
+        <a:font script="Hans" typeface="等线 Light"/>
+        <a:font script="Hant" typeface="新細明體"/>
+        <a:font script="Arab" typeface="Times New Roman"/>
+        <a:font script="Hebr" typeface="Times New Roman"/>
+        <a:font script="Thai" typeface="Angsana New"/>
+        <a:font script="Ethi" typeface="Nyala"/>
+        <a:font script="Beng" typeface="Vrinda"/>
+        <a:font script="Gujr" typeface="Shruti"/>
+        <a:font script="Khmr" typeface="MoolBoran"/>
+        <a:font script="Knda" typeface="Tunga"/>
+        <a:font script="Guru" typeface="Raavi"/>
+        <a:font script="Cans" typeface="Euphemia"/>
+        <a:font script="Cher" typeface="Plantagenet Cherokee"/>
+        <a:font script="Yiii" typeface="Microsoft Yi Baiti"/>
+        <a:font script="Tibt" typeface="Microsoft Himalaya"/>
+        <a:font script="Thaa" typeface="MV Boli"/>
+        <a:font script="Deva" typeface="Mangal"/>
+        <a:font script="Telu" typeface="Gautami"/>
+        <a:font script="Taml" typeface="Latha"/>
+        <a:font script="Syrc" typeface="Estrangelo Edessa"/>
+        <a:font script="Orya" typeface="Kalinga"/>
+        <a:font script="Mlym" typeface="Kartika"/>
+        <a:font script="Laoo" typeface="DokChampa"/>
+        <a:font script="Sinh" typeface="Iskoola Pota"/>
+        <a:font script="Mong" typeface="Mongolian Baiti"/>
+        <a:font script="Viet" typeface="Times New Roman"/>
+        <a:font script="Uigh" typeface="Microsoft Uighur"/>
+        <a:font script="Geor" typeface="Sylfaen"/>
+        <a:font script="Armn" typeface="Arial"/>
+        <a:font script="Bugi" typeface="Leelawadee UI"/>
+        <a:font script="Bopo" typeface="Microsoft JhengHei"/>
+        <a:font script="Java" typeface="Javanese Text"/>
+        <a:font script="Lisu" typeface="Segoe UI"/>
+        <a:font script="Mymr" typeface="Myanmar Text"/>
+        <a:font script="Nkoo" typeface="Ebrima"/>
+        <a:font script="Olck" typeface="Nirmala UI"/>
+        <a:font script="Osma" typeface="Ebrima"/>
+        <a:font script="Phag" typeface="Phagspa"/>
+        <a:font script="Syrn" typeface="Estrangelo Edessa"/>
+        <a:font script="Syrj" typeface="Estrangelo Edessa"/>
+        <a:font script="Syre" typeface="Estrangelo Edessa"/>
+        <a:font script="Sora" typeface="Nirmala UI"/>
+        <a:font script="Tale" typeface="Microsoft Tai Le"/>
+        <a:font script="Talu" typeface="Microsoft New Tai Lue"/>
+        <a:font script="Tfng" typeface="Ebrima"/>
+      </a:majorFont>
+      <a:minorFont>
+        <a:latin typeface="맑은 고딕" panose="02110004020202020204"/>
+        <a:ea typeface=""/>
+        <a:cs typeface=""/>
+        <a:font script="Jpan" typeface="游明朝"/>
+        <a:font script="Hang" typeface="맑은 고딕"/>
+        <a:font script="Hans" typeface="等线"/>
+        <a:font script="Hant" typeface="新細明體"/>
+        <a:font script="Arab" typeface="Arial"/>
+        <a:font script="Hebr" typeface="Arial"/>
+        <a:font script="Thai" typeface="Cordia New"/>
+        <a:font script="Ethi" typeface="Nyala"/>
+        <a:font script="Beng" typeface="Vrinda"/>
+        <a:font script="Gujr" typeface="Shruti"/>
+        <a:font script="Khmr" typeface="DaunPenh"/>
+        <a:font script="Knda" typeface="Tunga"/>
+        <a:font script="Guru" typeface="Raavi"/>
+        <a:font script="Cans" typeface="Euphemia"/>
+        <a:font script="Cher" typeface="Plantagenet Cherokee"/>
+        <a:font script="Yiii" typeface="Microsoft Yi Baiti"/>
+        <a:font script="Tibt" typeface="Microsoft Himalaya"/>
+        <a:font script="Thaa" typeface="MV Boli"/>
+        <a:font script="Deva" typeface="Mangal"/>
+        <a:font script="Telu" typeface="Gautami"/>
+        <a:font script="Taml" typeface="Latha"/>
+        <a:font script="Syrc" typeface="Estrangelo Edessa"/>
+        <a:font script="Orya" typeface="Kalinga"/>
+        <a:font script="Mlym" typeface="Kartika"/>
+        <a:font script="Laoo" typeface="DokChampa"/>
+        <a:font script="Sinh" typeface="Iskoola Pota"/>
+        <a:font script="Mong" typeface="Mongolian Baiti"/>
+        <a:font script="Viet" typeface="Arial"/>
+        <a:font script="Uigh" typeface="Microsoft Uighur"/>
+        <a:font script="Geor" typeface="Sylfaen"/>
+        <a:font script="Armn" typeface="Arial"/>
+        <a:font script="Bugi" typeface="Leelawadee UI"/>
+        <a:font script="Bopo" typeface="Microsoft JhengHei"/>
+        <a:font script="Java" typeface="Javanese Text"/>
+        <a:font script="Lisu" typeface="Segoe UI"/>
+        <a:font script="Mymr" typeface="Myanmar Text"/>
+        <a:font script="Nkoo" typeface="Ebrima"/>
+        <a:font script="Olck" typeface="Nirmala UI"/>
+        <a:font script="Osma" typeface="Ebrima"/>
+        <a:font script="Phag" typeface="Phagspa"/>
+        <a:font script="Syrn" typeface="Estrangelo Edessa"/>
+        <a:font script="Syrj" typeface="Estrangelo Edessa"/>
+        <a:font script="Syre" typeface="Estrangelo Edessa"/>
+        <a:font script="Sora" typeface="Nirmala UI"/>
+        <a:font script="Tale" typeface="Microsoft Tai Le"/>
+        <a:font script="Talu" typeface="Microsoft New Tai Lue"/>
+        <a:font script="Tfng" typeface="Ebrima"/>
+      </a:minorFont>
+    </a:fontScheme>
+    <a:fmtScheme name="Office">
+      <a:fillStyleLst>
+        <a:solidFill>
+          <a:schemeClr val="phClr"/>
+        </a:solidFill>
+        <a:gradFill rotWithShape="1">
+          <a:gsLst>
+            <a:gs pos="0">
+              <a:schemeClr val="phClr">
+                <a:lumMod val="110000"/>
+                <a:satMod val="105000"/>
+                <a:tint val="67000"/>
+              </a:schemeClr>
+            </a:gs>
+            <a:gs pos="50000">
+              <a:schemeClr val="phClr">
+                <a:lumMod val="105000"/>
+                <a:satMod val="103000"/>
+                <a:tint val="73000"/>
+              </a:schemeClr>
+            </a:gs>
+            <a:gs pos="100000">
+              <a:schemeClr val="phClr">
+                <a:lumMod val="105000"/>
+                <a:satMod val="109000"/>
+                <a:tint val="81000"/>
+              </a:schemeClr>
+            </a:gs>
+          </a:gsLst>
+          <a:lin ang="5400000" scaled="0"/>
+        </a:gradFill>
+        <a:gradFill rotWithShape="1">
+          <a:gsLst>
+            <a:gs pos="0">
+              <a:schemeClr val="phClr">
+                <a:satMod val="103000"/>
+                <a:lumMod val="102000"/>
+                <a:tint val="94000"/>
+              </a:schemeClr>
+            </a:gs>
+            <a:gs pos="50000">
+              <a:schemeClr val="phClr">
+                <a:satMod val="110000"/>
+                <a:lumMod val="100000"/>
+                <a:shade val="100000"/>
+              </a:schemeClr>
+            </a:gs>
+            <a:gs pos="100000">
+              <a:schemeClr val="phClr">
+                <a:lumMod val="99000"/>
+                <a:satMod val="120000"/>
+                <a:shade val="78000"/>
+              </a:schemeClr>
+            </a:gs>
+          </a:gsLst>
+          <a:lin ang="5400000" scaled="0"/>
+        </a:gradFill>
+      </a:fillStyleLst>
+      <a:lnStyleLst>
+        <a:ln w="12700" cap="flat" cmpd="sng" algn="ctr">
+          <a:solidFill>
+            <a:schemeClr val="phClr"/>
+          </a:solidFill>
+          <a:prstDash val="solid"/>
+          <a:miter lim="800000"/>
+        </a:ln>
+        <a:ln w="19050" cap="flat" cmpd="sng" algn="ctr">
+          <a:solidFill>
+            <a:schemeClr val="phClr"/>
+          </a:solidFill>
+          <a:prstDash val="solid"/>
+          <a:miter lim="800000"/>
+        </a:ln>
+        <a:ln w="25400" cap="flat" cmpd="sng" algn="ctr">
+          <a:solidFill>
+            <a:schemeClr val="phClr"/>
+          </a:solidFill>
+          <a:prstDash val="solid"/>
+          <a:miter lim="800000"/>
+        </a:ln>
+      </a:lnStyleLst>
+      <a:effectStyleLst>
+        <a:effectStyle>
+          <a:effectLst/>
+        </a:effectStyle>
+        <a:effectStyle>
+          <a:effectLst/>
+        </a:effectStyle>
+        <a:effectStyle>
+          <a:effectLst>
+            <a:outerShdw blurRad="57150" dist="19050" dir="5400000" algn="ctr" rotWithShape="0">
+              <a:srgbClr val="000000">
+                <a:alpha val="63000"/>
+              </a:srgbClr>
+            </a:outerShdw>
+          </a:effectLst>
+        </a:effectStyle>
+      </a:effectStyleLst>
+      <a:bgFillStyleLst>
+        <a:solidFill>
+          <a:schemeClr val="phClr"/>
+        </a:solidFill>
+        <a:solidFill>
+          <a:schemeClr val="phClr">
+            <a:tint val="95000"/>
+            <a:satMod val="170000"/>
+          </a:schemeClr>
+        </a:solidFill>
+        <a:gradFill rotWithShape="1">
+          <a:gsLst>
+            <a:gs pos="0">
+              <a:schemeClr val="phClr">
+                <a:tint val="93000"/>
+                <a:satMod val="150000"/>
+                <a:shade val="98000"/>
+                <a:lumMod val="102000"/>
+              </a:schemeClr>
+            </a:gs>
+            <a:gs pos="50000">
+              <a:schemeClr val="phClr">
+                <a:tint val="98000"/>
+                <a:satMod val="130000"/>
+                <a:shade val="90000"/>
+                <a:lumMod val="103000"/>
+              </a:schemeClr>
+            </a:gs>
+            <a:gs pos="100000">
+              <a:schemeClr val="phClr">
+                <a:shade val="63000"/>
+                <a:satMod val="120000"/>
+              </a:schemeClr>
+            </a:gs>
+          </a:gsLst>
+          <a:lin ang="5400000" scaled="0"/>
+        </a:gradFill>
+      </a:bgFillStyleLst>
+    </a:fmtScheme>
+  </a:themeElements>
+  <a:objectDefaults>
+    <a:lnDef>
+      <a:spPr/>
+      <a:bodyPr/>
+      <a:lstStyle/>
+      <a:style>
+        <a:lnRef idx="2">
+          <a:schemeClr val="accent1"/>
+        </a:lnRef>
+        <a:fillRef idx="0">
+          <a:schemeClr val="accent1"/>
+        </a:fillRef>
+        <a:effectRef idx="1">
+          <a:schemeClr val="accent1"/>
+        </a:effectRef>
+        <a:fontRef idx="minor">
+          <a:schemeClr val="tx1"/>
+        </a:fontRef>
+      </a:style>
+    </a:lnDef>
+  </a:objectDefaults>
+  <a:extraClrSchemeLst/>
+  <a:extLst>
+    <a:ext uri="{05A4C25C-085E-4340-85A3-A5531E510DB2}">
+      <thm15:themeFamily xmlns:thm15="http://schemas.microsoft.com/office/thememl/2012/main" name="Office Theme" id="{2E142A2C-CD16-42D6-873A-C26D2A0506FA}" vid="{1BDDFF52-6CD6-40A5-AB3C-68EB2F1E4D0A}"/>
+    </a:ext>
+  </a:extLst>
+</a:theme>
 </file>